--- a/spa/docx/06.content.docx
+++ b/spa/docx/06.content.docx
@@ -11,6 +11,15 @@
         <w:pStyle w:val="Heading2"/>
       </w:pPr>
       <w:r>
+        <w:t>Resource: Notas de Estudio (Tyndale)</w:t>
+      </w:r>
+      <w:r/>
+    </w:p>
+    <w:p>
+      <w:pPr>
+        <w:pStyle w:val="Heading2"/>
+      </w:pPr>
+      <w:r>
         <w:t>License Information</w:t>
       </w:r>
       <w:r/>
@@ -21,7 +30,7 @@
         <w:rPr>
           <w:b/>
         </w:rPr>
-        <w:t>Study Notes (Tyndale)</w:t>
+        <w:t>Notas de Estudio (Tyndale)</w:t>
       </w:r>
       <w:r>
         <w:t xml:space="preserve"> (Spanish) is based on</w:t>
@@ -74,7 +83,7 @@
         <w:pStyle w:val="Heading1"/>
       </w:pPr>
       <w:r>
-        <w:t>Study Notes (Tyndale)</w:t>
+        <w:t>Notas de Estudio (Tyndale)</w:t>
       </w:r>
     </w:p>
     <w:p>
@@ -83,6 +92,51 @@
           <w:headerReference w:type="even" r:id="rId8"/>
           <w:headerReference w:type="default" r:id="rId9"/>
           <w:footerReference w:type="default" r:id="rId10"/>
+          <w:footnotePr>
+            <w:numRestart w:val="eachSect"/>
+          </w:footnotePr>
+          <w:type w:val="continuous"/>
+          <w:pgSz w:w="12240" w:h="15840" w:code="1"/>
+          <w:pgMar w:top="1440" w:right="1440" w:bottom="1440" w:left="1440" w:header="504" w:footer="504" w:gutter="0"/>
+          <w:cols w:space="708"/>
+          <w:titlePg/>
+          <w:docGrid w:linePitch="360"/>
+        </w:sectPr>
+      </w:pPr>
+    </w:p>
+    <w:p>
+      <w:r/>
+    </w:p>
+    <w:p>
+      <w:pPr>
+        <w:pStyle w:val="Heading2"/>
+      </w:pPr>
+      <w:r>
+        <w:t>JOS</w:t>
+      </w:r>
+      <w:r/>
+    </w:p>
+    <w:p>
+      <w:r/>
+      <w:r>
+        <w:rPr>
+          <w:i/>
+        </w:rPr>
+        <w:t>Josué 1:1–2, Josué 1:1–9, Josué 1:3, Josué 1:4, Josué 1:5, Josué 1:6, Josué 1:6–9, Josué 1:8, Josué 1:9, Josué 1:10, Josué 1:11, Josué 1:12–15, Josué 1:13, Josué 1:14, Josué 1:17, Josué 1:18, Josué 2:1, Josué 2:1–24, Josué 2:2, Josué 2:3, Josué 2:4–5, Josué 2:6, Josué 2:7, Josué 2:9–10, Josué 2:11, Josué 2:12–13, Josué 2:14, Josué 2:15, Josué 2:16, Josué 2:19, Josué 2:23–24, Josué 3:1, Josué 3:3, Josué 3:4, Josué 3:5, Josué 3:7, Josué 3:8, Josué 3:10, Josué 3:11, Josué 3:12, Josué 3:13, Josué 3:15, Josué 3:16, Josué 3:17, Josué 4:2, Josué 4:5, Josué 4:6, Josué 4:9, Josué 4:14, Josué 4:18, Josué 4:19–20, Josué 4:24, Josué 5:1, Josué 5:2, Josué 5:3, Josué 5:4–7, Josué 5:8, Josué 5:9, Josué 5:10, Josué 5:11, Josué 5:11–12, Josué 5:12, Josué 5:13, Josué 5:13–15, Josué 5:14, Josué 5:15, Josué 6:1, Josué 6:2, Josué 6:4, Josué 6:6–9, Josué 6:10–11, Josué 6:15, Josué 6:16, Josué 6:17, Josué 6:20, Josué 6:22–23, Josué 6:24, Josué 6:24–27, Josué 6:25, Josué 6:26, Josué 6:27, Josué 7:1, Josué 7:1–26, Josué 7:1–12.24, Josué 7:2, Josué 7:3–4, Josué 7:5, Josué 7:6, Josué 7:7, Josué 7:8–9, Josué 7:10–11, Josué 7:12, Josué 7:13, Josué 7:14, Josué 7:15, Josué 7:16–18, Josué 7:19–20, Josué 7:21, Josué 7:22, Josué 7:24, Josué 7:25, Josué 7:26, Josué 8:1, Josué 8:1–13, Josué 8:2, Josué 8:3, Josué 8:4–9, Josué 8:11–13, Josué 8:14, Josué 8:15, Josué 8:17, Josué 8:18–19, Josué 8:28, Josué 8:29, Josué 8:30–31, Josué 8:32, Josué 8:33, Josué 8:33–35, Josué 8:34, Josué 8:35, Josué 9:1, Josué 9:1–27, Josué 9:2, Josué 9:3, Josué 9:4–6, Josué 9:7–8, Josué 9:9–10, Josué 9:11–13, Josué 9:14, Josué 9:15, Josué 9:16, Josué 9:17, Josué 9:18–21, Josué 9:22, Josué 9:23, Josué 9:24–25, Josué 9:26–27, Josué 10:1, Josué 10:1–43, Josué 10:2, Josué 10:5, Josué 10:7, Josué 10:8, Josué 10:9, Josué 10:10, Josué 10:10–13, Josué 10:12, Josué 10:13, Josué 10:16, Josué 10:18–19, Josué 10:21, Josué 10:24, Josué 10:25, Josué 10:26–27, Josué 10:28, Josué 10:28–39, Josué 10:29–30, Josué 10:31–33, Josué 10:38–39, Josué 10:40, Josué 10:41, Josué 10:43, Josué 11:1–3, Josué 11:1–16, Josué 11:4, Josué 11:5, Josué 11:6, Josué 11:7, Josué 11:8, Josué 11:11, Josué 11:13, Josué 11:15, Josué 11:18, Josué 11:19–20, Josué 11:21–22, Josué 11:23, Josué 12:1, Josué 12:1–24, Josué 12:2, Josué 12:3, Josué 12:4, Josué 12:6, Josué 12:7, Josué 12:7–24, Josué 12:8, Josué 13:1–7, Josué 13:1–21.45, Josué 13:2, Josué 13:3, Josué 13:4–6, Josué 13:6–7, Josué 13:8–14, Josué 13:14, Josué 13:15–23, Josué 13:21, Josué 13:22, Josué 13:24–28, Josué 13:29–33, Josué 13:30–31, Josué 14:1, Josué 14:1–19.51, Josué 14:2, Josué 14:4, Josué 14:6, Josué 14:9, Josué 14:11, Josué 14:12, Josué 14:15, Josué 15:1–63, Josué 15:2–4, Josué 15:5–11, Josué 15:7, Josué 15:8, Josué 15:9, Josué 15:12, Josué 15:16, Josué 15:17, Josué 15:18–19, Josué 15:20–63, Josué 15:21, Josué 15:33, Josué 15:45–47, Josué 15:48, Josué 15:56, Josué 15:59, Josué 15:61, Josué 15:63, Josué 16:1, Josué 16:1–17.18, Josué 16:3, Josué 16:5–8, Josué 17:1, Josué 17:3–6, Josué 17:7, Josué 17:7–13, Josué 17:8–10, Josué 17:11–13, Josué 17:13, Josué 17:14, Josué 17:15, Josué 17:16, Josué 17:17–18, Josué 18:1, Josué 18:4, Josué 18:5, Josué 18:6, Josué 18:7, Josué 18:9, Josué 18:11, Josué 18:21–28, Josué 18:28, Josué 19:1, Josué 19:2–9, Josué 19:10–16, Josué 19:10–23, Josué 19:10–48, Josué 19:13, Josué 19:15, Josué 19:16, Josué 19:17–23, Josué 19:24–31, Josué 19:30, Josué 19:32–39, Josué 19:40–48, Josué 19:43, Josué 19:47, Josué 19:49–50, Josué 19:51, Josué 20:1–6, Josué 20:1–21.45, Josué 20:3, Josué 20:7–9, Josué 20:9, Josué 21:1–8, Josué 21:2–3, Josué 21:4, Josué 21:5, Josué 21:6, Josué 21:7, Josué 21:8, Josué 21:9–42, Josué 21:45, Josué 22:1–34, Josué 22:1–24.33, Josué 22:2–3, Josué 22:4–6, Josué 22:5, Josué 22:7, Josué 22:8, Josué 22:10, Josué 22:10–20, Josué 22:11, Josué 22:12, Josué 22:13–14, Josué 22:15, Josué 22:15–20, Josué 22:16, Josué 22:17, Josué 22:19, Josué 22:20, Josué 22:21–34, Josué 22:22, Josué 22:23, Josué 22:24–29, Josué 22:27, Josué 22:28, Josué 22:31, Josué 22:33, Josué 22:34, Josué 23:1–11, Josué 23:2–3, Josué 23:4–5, Josué 23:6, Josué 23:7, Josué 23:8, Josué 23:9, Josué 23:10, Josué 23:11, Josué 23:12, Josué 23:12–16, Josué 23:13, Josué 23:15–16, Josué 24:1, Josué 24:1–13, Josué 24:1–27, Josué 24:2, Josué 24:3, Josué 24:3–13, Josué 24:4, Josué 24:5–7, Josué 24:6, Josué 24:7, Josué 24:8, Josué 24:9–10, Josué 24:11, Josué 24:12, Josué 24:13, Josué 24:14, Josué 24:15, Josué 24:16, Josué 24:16–18, Josué 24:19, Josué 24:19–24: 19 Josué respondió al pueblo: «No podréis servir al Señor, porque él es un Dios santo; él es un Dios celoso; no perdonará vuestras transgresiones ni vuestros pecados. 20 Si abandonáis al Señor y servís a dioses extranjeros, él se volverá contra vosotros y os hará mal, y os consumirá después de haberos hecho bien». 21 Pero el pueblo respondió a Josué: «No, serviremos al Señor». 22 Entonces Josué dijo al pueblo: «Vosotros sois testigos contra vosotros mismos de que habéis escogido servir al Señor». Y dijeron: «Lo somos». 23 «Ahora, pues, quitad los dioses extranjeros que están entre vosotros e inclinad vuestro corazón al Señor, Dios de Israel». 24 Y el pueblo respondió a Josué: «Al Señor nuestro Dios serviremos y su voz obedeceremos»., Josué 24:22, Josué 24:23, Josué 24:25, Josué 24:26, Josué 24:27, Josué 24:29, Josué 24:29–33, Josué 24:30, Josué 24:31, Josué 24:32, Josué 24:33</w:t>
+      </w:r>
+      <w:r/>
+    </w:p>
+    <w:p>
+      <w:r/>
+      <w:r>
+        <w:t xml:space="preserve"> </w:t>
+      </w:r>
+      <w:r/>
+      <w:r/>
+    </w:p>
+    <w:p>
+      <w:pPr>
+        <w:sectPr>
           <w:footnotePr>
             <w:numRestart w:val="eachSect"/>
           </w:footnotePr>

--- a/spa/docx/06.content.docx
+++ b/spa/docx/06.content.docx
@@ -28,22 +28,6 @@
       </w:r>
     </w:p>
     <w:p>
-      <w:pPr>
-        <w:pStyle w:val="Heading2"/>
-      </w:pPr>
-      <w:r>
-        <w:rPr>
-          <w:lang w:val="es_ES" w:bidi="es_ES"/>
-        </w:rPr>
-        <w:t>License Information</w:t>
-      </w:r>
-      <w:r>
-        <w:rPr>
-          <w:lang w:val="es_ES" w:bidi="es_ES"/>
-        </w:rPr>
-      </w:r>
-    </w:p>
-    <w:p>
       <w:pPr/>
       <w:r>
         <w:rPr>
@@ -55,19 +39,21 @@
           <w:b/>
           <w:lang w:val="es_ES" w:bidi="es_ES"/>
         </w:rPr>
-        <w:t>Notas de Estudio (Tyndale)</w:t>
-      </w:r>
-      <w:r>
-        <w:rPr>
-          <w:lang w:val="es_ES" w:bidi="es_ES"/>
-        </w:rPr>
-        <w:t xml:space="preserve"> (Spanish) is based on</w:t>
-      </w:r>
-      <w:r>
-        <w:rPr>
-          <w:lang w:val="es_ES" w:bidi="es_ES"/>
-        </w:rPr>
-        <w:t xml:space="preserve">: </w:t>
+        <w:t>Aquifer Open Study Notes</w:t>
+      </w:r>
+    </w:p>
+    <w:p>
+      <w:pPr/>
+      <w:r>
+        <w:rPr>
+          <w:lang w:val="es_ES" w:bidi="es_ES"/>
+        </w:rPr>
+      </w:r>
+      <w:r>
+        <w:rPr>
+          <w:lang w:val="es_ES" w:bidi="es_ES"/>
+        </w:rPr>
+        <w:t xml:space="preserve">This work is an adaptation of </w:t>
       </w:r>
       <w:r>
         <w:rPr>
@@ -79,62 +65,33 @@
         <w:rPr>
           <w:lang w:val="es_ES" w:bidi="es_ES"/>
         </w:rPr>
-        <w:t xml:space="preserve">, </w:t>
-      </w:r>
-      <w:hyperlink r:id="rId13">
-        <w:r>
-          <w:rPr>
-            <w:lang w:val="es_ES" w:bidi="es_ES"/>
-          </w:rPr>
-          <w:rPr>
-            <w:color w:val="0000EE"/>
-            <w:u w:val="single"/>
-          </w:rPr>
-          <w:t>Tyndale House Publishers</w:t>
-        </w:r>
-      </w:hyperlink>
-      <w:r>
-        <w:rPr>
-          <w:lang w:val="es_ES" w:bidi="es_ES"/>
-        </w:rPr>
-        <w:t xml:space="preserve">, 2019, which is licensed under a </w:t>
-      </w:r>
-      <w:hyperlink r:id="rId14">
-        <w:r>
-          <w:rPr>
-            <w:lang w:val="es_ES" w:bidi="es_ES"/>
-          </w:rPr>
-          <w:rPr>
-            <w:color w:val="0000EE"/>
-            <w:u w:val="single"/>
-          </w:rPr>
-          <w:t>CC BY-SA 4.0 license</w:t>
-        </w:r>
-      </w:hyperlink>
-      <w:r>
-        <w:rPr>
-          <w:lang w:val="es_ES" w:bidi="es_ES"/>
-        </w:rPr>
-        <w:t>.</w:t>
-      </w:r>
-      <w:r>
-        <w:rPr>
-          <w:lang w:val="es_ES" w:bidi="es_ES"/>
-        </w:rPr>
-      </w:r>
-    </w:p>
-    <w:p>
-      <w:pPr/>
-      <w:r>
-        <w:rPr>
-          <w:lang w:val="es_ES" w:bidi="es_ES"/>
-        </w:rPr>
-      </w:r>
-      <w:r>
-        <w:rPr>
-          <w:lang w:val="es_ES" w:bidi="es_ES"/>
-        </w:rPr>
-        <w:t>This PDF version is provided under the same license.</w:t>
+        <w:t xml:space="preserve"> © 2023 Tyndale House Publishers, licensed under the CC BY-SA 4.0 license. The adaptation, </w:t>
+      </w:r>
+      <w:r>
+        <w:rPr>
+          <w:lang w:val="es_ES" w:bidi="es_ES"/>
+        </w:rPr>
+        <w:t>Aquifer Open Study Notes</w:t>
+      </w:r>
+      <w:r>
+        <w:rPr>
+          <w:lang w:val="es_ES" w:bidi="es_ES"/>
+        </w:rPr>
+        <w:t>, was created by Mission Mutual and is also licensed under CC BY-SA 4.0.</w:t>
+      </w:r>
+    </w:p>
+    <w:p>
+      <w:pPr/>
+      <w:r>
+        <w:rPr>
+          <w:lang w:val="es_ES" w:bidi="es_ES"/>
+        </w:rPr>
+      </w:r>
+      <w:r>
+        <w:rPr>
+          <w:lang w:val="es_ES" w:bidi="es_ES"/>
+        </w:rPr>
+        <w:t>This resource has been adapted into multiple languages, including English, Tok Pisin, Arabic (عربي), French (Français), Hindi (हिंदी), Indonesian (Bahasa Indonesia), Portuguese (Português), Russian (Русский), Spanish (Español), Swahili (Kiswahili), and Simplified Chinese (简体中文).</w:t>
       </w:r>
       <w:r>
         <w:rPr>
@@ -296,7 +253,7 @@
         </w:rPr>
         <w:t>Moisés había fallecido en el Monte Nebo, al este del Jordán (</w:t>
       </w:r>
-      <w:hyperlink r:id="rId15">
+      <w:hyperlink r:id="rId13">
         <w:r>
           <w:rPr>
             <w:lang w:val="es_ES" w:bidi="es_ES"/>
@@ -362,7 +319,7 @@
         </w:rPr>
         <w:t>Dios confirmó a Josué como líder de Israel y sucesor de Moisés. Dios le hizo a Abraham una promesa específica de llevar a sus descendientes a poseer la tierra de Canaán (</w:t>
       </w:r>
-      <w:hyperlink r:id="rId16">
+      <w:hyperlink r:id="rId14">
         <w:r>
           <w:rPr>
             <w:lang w:val="es_ES" w:bidi="es_ES"/>
@@ -380,7 +337,7 @@
         </w:rPr>
         <w:t xml:space="preserve"> </w:t>
       </w:r>
-      <w:hyperlink r:id="rId17">
+      <w:hyperlink r:id="rId15">
         <w:r>
           <w:rPr>
             <w:lang w:val="es_ES" w:bidi="es_ES"/>
@@ -398,7 +355,7 @@
         </w:rPr>
         <w:t xml:space="preserve"> </w:t>
       </w:r>
-      <w:hyperlink r:id="rId18">
+      <w:hyperlink r:id="rId16">
         <w:r>
           <w:rPr>
             <w:lang w:val="es_ES" w:bidi="es_ES"/>
@@ -416,7 +373,7 @@
         </w:rPr>
         <w:t>). Esta promesa fue repetida a Moisés (</w:t>
       </w:r>
-      <w:hyperlink r:id="rId19">
+      <w:hyperlink r:id="rId17">
         <w:r>
           <w:rPr>
             <w:lang w:val="es_ES" w:bidi="es_ES"/>
@@ -434,7 +391,7 @@
         </w:rPr>
         <w:t xml:space="preserve"> </w:t>
       </w:r>
-      <w:hyperlink r:id="rId20">
+      <w:hyperlink r:id="rId18">
         <w:r>
           <w:rPr>
             <w:lang w:val="es_ES" w:bidi="es_ES"/>
@@ -452,7 +409,7 @@
         </w:rPr>
         <w:t xml:space="preserve"> </w:t>
       </w:r>
-      <w:hyperlink r:id="rId21">
+      <w:hyperlink r:id="rId19">
         <w:r>
           <w:rPr>
             <w:lang w:val="es_ES" w:bidi="es_ES"/>
@@ -470,7 +427,7 @@
         </w:rPr>
         <w:t xml:space="preserve"> </w:t>
       </w:r>
-      <w:hyperlink r:id="rId22">
+      <w:hyperlink r:id="rId20">
         <w:r>
           <w:rPr>
             <w:lang w:val="es_ES" w:bidi="es_ES"/>
@@ -597,7 +554,7 @@
         </w:rPr>
         <w:t xml:space="preserve"> cerca de Beerseba (</w:t>
       </w:r>
-      <w:hyperlink r:id="rId23">
+      <w:hyperlink r:id="rId21">
         <w:r>
           <w:rPr>
             <w:lang w:val="es_ES" w:bidi="es_ES"/>
@@ -688,7 +645,7 @@
         </w:rPr>
         <w:t xml:space="preserve">Dios promete nunca fallar ni abandonar a Josué, tal como lo había prometido a Moisés (cp. </w:t>
       </w:r>
-      <w:hyperlink r:id="rId24">
+      <w:hyperlink r:id="rId22">
         <w:r>
           <w:rPr>
             <w:lang w:val="es_ES" w:bidi="es_ES"/>
@@ -754,7 +711,7 @@
         </w:rPr>
         <w:t xml:space="preserve">"porque tu repartirás": Dios designó a Josué como el principal agente para cumplir la promesa que había dado a sus antepasados (ver </w:t>
       </w:r>
-      <w:hyperlink r:id="rId25">
+      <w:hyperlink r:id="rId23">
         <w:r>
           <w:rPr>
             <w:lang w:val="es_ES" w:bidi="es_ES"/>
@@ -820,7 +777,7 @@
         </w:rPr>
         <w:t>Para enfatizar, Dios le dijo a Josué tres veces que necesitaría ser fuerte y valiente para tener éxito contra los cananeos, quienes superaban en número a Israel. El pueblo también necesitaría tener cuidado de obedecer todas las instrucciones que Moisés les había dado si Israel quería asentarse en la tierra, establecer granjas productivas y construir hogares, aldeas y ciudades. La tierra es de Dios, como lo es toda la tierra (</w:t>
       </w:r>
-      <w:hyperlink r:id="rId26">
+      <w:hyperlink r:id="rId24">
         <w:r>
           <w:rPr>
             <w:lang w:val="es_ES" w:bidi="es_ES"/>
@@ -838,7 +795,7 @@
         </w:rPr>
         <w:t>), Dios llevó a Israel a Canaán como inquilinos, no como propietarios (</w:t>
       </w:r>
-      <w:hyperlink r:id="rId27">
+      <w:hyperlink r:id="rId25">
         <w:r>
           <w:rPr>
             <w:lang w:val="es_ES" w:bidi="es_ES"/>
@@ -917,7 +874,7 @@
         </w:rPr>
         <w:t xml:space="preserve">en hebreo) probablemente se refiere al libro de Deuteronomio (ver </w:t>
       </w:r>
-      <w:hyperlink r:id="rId28">
+      <w:hyperlink r:id="rId26">
         <w:r>
           <w:rPr>
             <w:lang w:val="es_ES" w:bidi="es_ES"/>
@@ -935,7 +892,7 @@
         </w:rPr>
         <w:t xml:space="preserve"> </w:t>
       </w:r>
-      <w:hyperlink r:id="rId29">
+      <w:hyperlink r:id="rId27">
         <w:r>
           <w:rPr>
             <w:lang w:val="es_ES" w:bidi="es_ES"/>
@@ -953,7 +910,7 @@
         </w:rPr>
         <w:t xml:space="preserve"> </w:t>
       </w:r>
-      <w:hyperlink r:id="rId30">
+      <w:hyperlink r:id="rId28">
         <w:r>
           <w:rPr>
             <w:lang w:val="es_ES" w:bidi="es_ES"/>
@@ -971,7 +928,7 @@
         </w:rPr>
         <w:t xml:space="preserve"> </w:t>
       </w:r>
-      <w:hyperlink r:id="rId31">
+      <w:hyperlink r:id="rId29">
         <w:r>
           <w:rPr>
             <w:lang w:val="es_ES" w:bidi="es_ES"/>
@@ -989,7 +946,7 @@
         </w:rPr>
         <w:t xml:space="preserve">). Incluye los códigos legales fundamentales de Israel, así como las instrucciones morales y espirituales de Dios. • Dios ordenó a Josué que reflexionara y hablara sobre la instrucción de Dios día y noche, es decir, de manera continua (cp. </w:t>
       </w:r>
-      <w:hyperlink r:id="rId32">
+      <w:hyperlink r:id="rId30">
         <w:r>
           <w:rPr>
             <w:lang w:val="es_ES" w:bidi="es_ES"/>
@@ -1007,7 +964,7 @@
         </w:rPr>
         <w:t xml:space="preserve"> </w:t>
       </w:r>
-      <w:hyperlink r:id="rId33">
+      <w:hyperlink r:id="rId31">
         <w:r>
           <w:rPr>
             <w:lang w:val="es_ES" w:bidi="es_ES"/>
@@ -1206,7 +1163,7 @@
         </w:rPr>
         <w:t xml:space="preserve">Por miedo e incredulidad, la generación anterior se había negado a entrar en la Tierra Prometida desde el Néguev cuarenta años atrás (ver </w:t>
       </w:r>
-      <w:hyperlink r:id="rId34">
+      <w:hyperlink r:id="rId32">
         <w:r>
           <w:rPr>
             <w:lang w:val="es_ES" w:bidi="es_ES"/>
@@ -1272,7 +1229,7 @@
         </w:rPr>
         <w:t>Rubén, Gad y la media tribu de Manasés habían solicitado y recibido de Moisés la tierra conquistada al este del Jordán (</w:t>
       </w:r>
-      <w:hyperlink r:id="rId35">
+      <w:hyperlink r:id="rId33">
         <w:r>
           <w:rPr>
             <w:lang w:val="es_ES" w:bidi="es_ES"/>
@@ -1338,7 +1295,7 @@
         </w:rPr>
         <w:t xml:space="preserve">Dios deseaba que el pueblo de Israel experimentara el descanso espiritual, cultural y emocional que proviene de una relación correcta con Él y entre ellos, no solo el descanso físico de vivir en una tierra segura y abundante (ver </w:t>
       </w:r>
-      <w:hyperlink r:id="rId36">
+      <w:hyperlink r:id="rId34">
         <w:r>
           <w:rPr>
             <w:lang w:val="es_ES" w:bidi="es_ES"/>
@@ -1404,7 +1361,7 @@
         </w:rPr>
         <w:t>Los guerreros de las dos tribus y media tenían el compromiso de cruzar el Jordán junto con el resto de Israel para ayudarlos a conquistar su tierra (</w:t>
       </w:r>
-      <w:hyperlink r:id="rId37">
+      <w:hyperlink r:id="rId35">
         <w:r>
           <w:rPr>
             <w:lang w:val="es_ES" w:bidi="es_ES"/>
@@ -1470,7 +1427,7 @@
         </w:rPr>
         <w:t>Israel a menudo no obedecía a Moisés. Sin embargo, las tribus que vivían al este del Jordán cruzaron con el resto de Israel y no regresaron a su propia tierra y hogares hasta que Josué las despidió (</w:t>
       </w:r>
-      <w:hyperlink r:id="rId38">
+      <w:hyperlink r:id="rId36">
         <w:r>
           <w:rPr>
             <w:lang w:val="es_ES" w:bidi="es_ES"/>
@@ -1584,7 +1541,7 @@
         </w:rPr>
         <w:t xml:space="preserve">Acacia Grove estaba a unas ocho millas al este del Río Jordán en los campos de Moab, frente a Jericó (ver </w:t>
       </w:r>
-      <w:hyperlink r:id="rId39">
+      <w:hyperlink r:id="rId37">
         <w:r>
           <w:rPr>
             <w:lang w:val="es_ES" w:bidi="es_ES"/>
@@ -1963,7 +1920,7 @@
         </w:rPr>
         <w:t>: Dios había partido las aguas del Mar Rojo para Israel (</w:t>
       </w:r>
-      <w:hyperlink r:id="rId40">
+      <w:hyperlink r:id="rId38">
         <w:r>
           <w:rPr>
             <w:lang w:val="es_ES" w:bidi="es_ES"/>
@@ -1981,7 +1938,7 @@
         </w:rPr>
         <w:t>). • Israel había derrotado a Sehón y Og (</w:t>
       </w:r>
-      <w:hyperlink r:id="rId41">
+      <w:hyperlink r:id="rId39">
         <w:r>
           <w:rPr>
             <w:lang w:val="es_ES" w:bidi="es_ES"/>
@@ -2011,7 +1968,7 @@
         </w:rPr>
         <w:t xml:space="preserve">: Ver </w:t>
       </w:r>
-      <w:hyperlink r:id="rId42">
+      <w:hyperlink r:id="rId40">
         <w:r>
           <w:rPr>
             <w:lang w:val="es_ES" w:bidi="es_ES"/>
@@ -2029,7 +1986,7 @@
         </w:rPr>
         <w:t xml:space="preserve"> </w:t>
       </w:r>
-      <w:hyperlink r:id="rId43">
+      <w:hyperlink r:id="rId41">
         <w:r>
           <w:rPr>
             <w:lang w:val="es_ES" w:bidi="es_ES"/>
@@ -2095,7 +2052,7 @@
         </w:rPr>
         <w:t>Aunque el pueblo de Canaán incurrió en el juicio de Dios, la declaración de fe de Rahab (demostrada como genuina por su ayuda a los espías) la incorporó al pueblo de Dios (</w:t>
       </w:r>
-      <w:hyperlink r:id="rId44">
+      <w:hyperlink r:id="rId42">
         <w:r>
           <w:rPr>
             <w:lang w:val="es_ES" w:bidi="es_ES"/>
@@ -2209,7 +2166,7 @@
         </w:rPr>
         <w:t>Cuando Israel atacó Jericó, Josué y los dos espías cumplieron su promesa de perdonar a Rahab (</w:t>
       </w:r>
-      <w:hyperlink r:id="rId45">
+      <w:hyperlink r:id="rId43">
         <w:r>
           <w:rPr>
             <w:lang w:val="es_ES" w:bidi="es_ES"/>
@@ -2275,7 +2232,7 @@
         </w:rPr>
         <w:t>Como la casa de Rahab estaba en el muro de la ciudad, pudo esconder a los hombres en el techo plano de su casa (</w:t>
       </w:r>
-      <w:hyperlink r:id="rId46">
+      <w:hyperlink r:id="rId44">
         <w:r>
           <w:rPr>
             <w:lang w:val="es_ES" w:bidi="es_ES"/>
@@ -2503,7 +2460,7 @@
         </w:rPr>
         <w:t>Israel había acampado en el Bosque de Acacia desde antes de los oráculos de Balaam (</w:t>
       </w:r>
-      <w:hyperlink r:id="rId47">
+      <w:hyperlink r:id="rId45">
         <w:r>
           <w:rPr>
             <w:lang w:val="es_ES" w:bidi="es_ES"/>
@@ -2569,7 +2526,7 @@
         </w:rPr>
         <w:t>El Arca de la Alianza del Señor era la morada de Dios entre los israelitas y simbolizaba su trono. Cada vez que Israel se desplazaba, un grupo de sacerdotes llevaba el Arca delante de ellos (</w:t>
       </w:r>
-      <w:hyperlink r:id="rId48">
+      <w:hyperlink r:id="rId46">
         <w:r>
           <w:rPr>
             <w:lang w:val="es_ES" w:bidi="es_ES"/>
@@ -2587,7 +2544,7 @@
         </w:rPr>
         <w:t xml:space="preserve"> </w:t>
       </w:r>
-      <w:hyperlink r:id="rId49">
+      <w:hyperlink r:id="rId47">
         <w:r>
           <w:rPr>
             <w:lang w:val="es_ES" w:bidi="es_ES"/>
@@ -2713,7 +2670,7 @@
         </w:rPr>
         <w:t xml:space="preserve"> Debían apartarse de cualquier cosa impura que impidiera a un israelita acercarse a la presencia de Dios (cf. </w:t>
       </w:r>
-      <w:hyperlink r:id="rId50">
+      <w:hyperlink r:id="rId48">
         <w:r>
           <w:rPr>
             <w:lang w:val="es_ES" w:bidi="es_ES"/>
@@ -2731,7 +2688,7 @@
         </w:rPr>
         <w:t xml:space="preserve"> </w:t>
       </w:r>
-      <w:hyperlink r:id="rId51">
+      <w:hyperlink r:id="rId49">
         <w:r>
           <w:rPr>
             <w:lang w:val="es_ES" w:bidi="es_ES"/>
@@ -2845,7 +2802,7 @@
         </w:rPr>
         <w:t xml:space="preserve">Mientras cruzaban el Río Jordán, el Arca lideraba el camino hasta que los pies de los sacerdotes entraron en el agua. Los sacerdotes debían permanecer en el Jordán, no en tierra seca. Al llevar el Arca al agua primero, los sacerdotes obedientes demostraban su fe (cf. </w:t>
       </w:r>
-      <w:hyperlink r:id="rId52">
+      <w:hyperlink r:id="rId50">
         <w:r>
           <w:rPr>
             <w:lang w:val="es_ES" w:bidi="es_ES"/>
@@ -3019,7 +2976,7 @@
         </w:rPr>
         <w:t>Josué le dijo al pueblo que eligiera a doce hombres, pero no reveló lo que este grupo de hombres haría (</w:t>
       </w:r>
-      <w:hyperlink r:id="rId53">
+      <w:hyperlink r:id="rId51">
         <w:r>
           <w:rPr>
             <w:lang w:val="es_ES" w:bidi="es_ES"/>
@@ -3289,7 +3246,7 @@
         </w:rPr>
         <w:t>Los doce hombres representaban a los doce hijos de Jacob. La tribu de Leví no fue contada porque los levitas se asentaron en ciudades designadas entre las otras tribus (</w:t>
       </w:r>
-      <w:hyperlink r:id="rId54">
+      <w:hyperlink r:id="rId52">
         <w:r>
           <w:rPr>
             <w:lang w:val="es_ES" w:bidi="es_ES"/>
@@ -3307,7 +3264,7 @@
         </w:rPr>
         <w:t xml:space="preserve"> </w:t>
       </w:r>
-      <w:hyperlink r:id="rId55">
+      <w:hyperlink r:id="rId53">
         <w:r>
           <w:rPr>
             <w:lang w:val="es_ES" w:bidi="es_ES"/>
@@ -3325,7 +3282,7 @@
         </w:rPr>
         <w:t xml:space="preserve"> </w:t>
       </w:r>
-      <w:hyperlink r:id="rId56">
+      <w:hyperlink r:id="rId54">
         <w:r>
           <w:rPr>
             <w:lang w:val="es_ES" w:bidi="es_ES"/>
@@ -3343,7 +3300,7 @@
         </w:rPr>
         <w:t>). Sin embargo, el número de tribus se mantuvo en doce porque los dos hijos de José, Efraín y Manasés, fueron contados como tribus separadas (</w:t>
       </w:r>
-      <w:hyperlink r:id="rId57">
+      <w:hyperlink r:id="rId55">
         <w:r>
           <w:rPr>
             <w:lang w:val="es_ES" w:bidi="es_ES"/>
@@ -3457,7 +3414,7 @@
         </w:rPr>
         <w:t>Josué, en dos ocasiones (</w:t>
       </w:r>
-      <w:hyperlink r:id="rId58">
+      <w:hyperlink r:id="rId56">
         <w:r>
           <w:rPr>
             <w:lang w:val="es_ES" w:bidi="es_ES"/>
@@ -3679,7 +3636,7 @@
         </w:rPr>
         <w:t xml:space="preserve">El décimo día del primer mes ocurrió unos días antes de la Pascua. • Gilgal se convirtió en un importante centro de adoración para el Israel temprano. Aunque su ubicación es incierta, se encontraba en algún lugar justo al este o noreste de Jericó. Su nombre (que significa “rueda de un carro”, cp. </w:t>
       </w:r>
-      <w:hyperlink r:id="rId59">
+      <w:hyperlink r:id="rId57">
         <w:r>
           <w:rPr>
             <w:lang w:val="es_ES" w:bidi="es_ES"/>
@@ -3757,7 +3714,7 @@
         </w:rPr>
         <w:t>Además de las futuras generaciones de israelitas, todas las naciones de la tierra debían comprender el poder de Dios. Al menos algunos individuos en cada grupo responden al Dios que se preocupa por ellos (</w:t>
       </w:r>
-      <w:hyperlink r:id="rId60">
+      <w:hyperlink r:id="rId58">
         <w:r>
           <w:rPr>
             <w:lang w:val="es_ES" w:bidi="es_ES"/>
@@ -3967,7 +3924,7 @@
         </w:rPr>
         <w:t>Este giro inesperado en la narrativa ofrece un recordatorio importante de la negativa previa de Israel a creer que Dios los llevaría con seguridad a la tierra de Canaán (</w:t>
       </w:r>
-      <w:hyperlink r:id="rId61">
+      <w:hyperlink r:id="rId59">
         <w:r>
           <w:rPr>
             <w:lang w:val="es_ES" w:bidi="es_ES"/>
@@ -4154,7 +4111,7 @@
         </w:rPr>
         <w:t>El cordero de la Pascua fue sacrificado en la tarde del decimocuarto día del primer mes. Así como la Pascua en Egipto marcó el éxodo de la esclavitud, la celebración de esta Pascua en Canaán marcó la consecución del objetivo hacia el cual Dios había estado guiando a los israelitas. Esta Pascua también anticipaba el descanso en las promesas de Dios para su pueblo en su nueva tierra. • Esta fue aparentemente la primera Pascua que Israel había celebrado desde que estuvieron acampados en Sinaí (</w:t>
       </w:r>
-      <w:hyperlink r:id="rId62">
+      <w:hyperlink r:id="rId60">
         <w:r>
           <w:rPr>
             <w:lang w:val="es_ES" w:bidi="es_ES"/>
@@ -4220,7 +4177,7 @@
         </w:rPr>
         <w:t>Israel reinstauró la Fiesta de los Panes sin Levadura, que se celebra durante siete días después de la Pascua (</w:t>
       </w:r>
-      <w:hyperlink r:id="rId63">
+      <w:hyperlink r:id="rId61">
         <w:r>
           <w:rPr>
             <w:lang w:val="es_ES" w:bidi="es_ES"/>
@@ -4238,7 +4195,7 @@
         </w:rPr>
         <w:t xml:space="preserve">). El pueblo comió panes sin levadura y grano tostado, un alimento favorito en la temporada de cosecha (ver </w:t>
       </w:r>
-      <w:hyperlink r:id="rId64">
+      <w:hyperlink r:id="rId62">
         <w:r>
           <w:rPr>
             <w:lang w:val="es_ES" w:bidi="es_ES"/>
@@ -4304,7 +4261,7 @@
         </w:rPr>
         <w:t>La provisión diaria de maná de Dios (</w:t>
       </w:r>
-      <w:hyperlink r:id="rId65">
+      <w:hyperlink r:id="rId63">
         <w:r>
           <w:rPr>
             <w:lang w:val="es_ES" w:bidi="es_ES"/>
@@ -4322,7 +4279,7 @@
         </w:rPr>
         <w:t xml:space="preserve"> </w:t>
       </w:r>
-      <w:hyperlink r:id="rId66">
+      <w:hyperlink r:id="rId64">
         <w:r>
           <w:rPr>
             <w:lang w:val="es_ES" w:bidi="es_ES"/>
@@ -4436,7 +4393,7 @@
         </w:rPr>
         <w:t>Josué estaba explorando la tierra y las defensas de la ciudad cerca del pueblo de Jericó para dar seguimiento al informe de los dos espías (</w:t>
       </w:r>
-      <w:hyperlink r:id="rId67">
+      <w:hyperlink r:id="rId65">
         <w:r>
           <w:rPr>
             <w:lang w:val="es_ES" w:bidi="es_ES"/>
@@ -4502,7 +4459,7 @@
         </w:rPr>
         <w:t>El comandante del ejército del Señor le dio a Josué instrucciones para llevar a cabo el asedio de Jericó (</w:t>
       </w:r>
-      <w:hyperlink r:id="rId68">
+      <w:hyperlink r:id="rId66">
         <w:r>
           <w:rPr>
             <w:lang w:val="es_ES" w:bidi="es_ES"/>
@@ -4520,7 +4477,7 @@
         </w:rPr>
         <w:t>). Al igual que el mensaje anterior de Dios a Josué (</w:t>
       </w:r>
-      <w:hyperlink r:id="rId69">
+      <w:hyperlink r:id="rId67">
         <w:r>
           <w:rPr>
             <w:lang w:val="es_ES" w:bidi="es_ES"/>
@@ -4586,7 +4543,7 @@
         </w:rPr>
         <w:t xml:space="preserve">Josué cayó con su rostro al suelo en reverencia al comprender quién estaba ante él. La acción de Josué demostró que estaba completamente dispuesto a servir a Dios, de todo corazón y sin reservas. • Los estudiosos no coinciden en si el comandante era una aparición de Dios, el Cristo preencarnado, o un ángel. Su referencia a sí mismo como comandante del ejército del Señor podría implicar que era un ángel. Sin embargo, no impidió que Josué lo adorara, como los ángeles usualmente lo hacían (por ejemplo, </w:t>
       </w:r>
-      <w:hyperlink r:id="rId70">
+      <w:hyperlink r:id="rId68">
         <w:r>
           <w:rPr>
             <w:lang w:val="es_ES" w:bidi="es_ES"/>
@@ -4604,7 +4561,7 @@
         </w:rPr>
         <w:t xml:space="preserve"> cp. </w:t>
       </w:r>
-      <w:hyperlink r:id="rId71">
+      <w:hyperlink r:id="rId69">
         <w:r>
           <w:rPr>
             <w:lang w:val="es_ES" w:bidi="es_ES"/>
@@ -4676,7 +4633,7 @@
         </w:rPr>
         <w:t xml:space="preserve"> Esto fue lo que Dios le dijo a Moisés en la zarza ardiente (</w:t>
       </w:r>
-      <w:hyperlink r:id="rId72">
+      <w:hyperlink r:id="rId70">
         <w:r>
           <w:rPr>
             <w:lang w:val="es_ES" w:bidi="es_ES"/>
@@ -5152,7 +5109,7 @@
         </w:rPr>
         <w:t xml:space="preserve">: Josué recordó a sus tropas que la ciudad y todo lo que había en ella pertenecía a Dios como las primicias de su herencia en la tierra de Canaán. Ver </w:t>
       </w:r>
-      <w:hyperlink r:id="rId42">
+      <w:hyperlink r:id="rId40">
         <w:r>
           <w:rPr>
             <w:lang w:val="es_ES" w:bidi="es_ES"/>
@@ -5170,7 +5127,7 @@
         </w:rPr>
         <w:t xml:space="preserve"> </w:t>
       </w:r>
-      <w:hyperlink r:id="rId43">
+      <w:hyperlink r:id="rId41">
         <w:r>
           <w:rPr>
             <w:lang w:val="es_ES" w:bidi="es_ES"/>
@@ -5188,7 +5145,7 @@
         </w:rPr>
         <w:t xml:space="preserve">. • "Rahab": Ver </w:t>
       </w:r>
-      <w:hyperlink r:id="rId73">
+      <w:hyperlink r:id="rId71">
         <w:r>
           <w:rPr>
             <w:lang w:val="es_ES" w:bidi="es_ES"/>
@@ -5422,7 +5379,7 @@
         </w:rPr>
         <w:t>Los ciudadanos de Jericó ya habían sido ejecutados (</w:t>
       </w:r>
-      <w:hyperlink r:id="rId74">
+      <w:hyperlink r:id="rId72">
         <w:r>
           <w:rPr>
             <w:lang w:val="es_ES" w:bidi="es_ES"/>
@@ -5488,7 +5445,7 @@
         </w:rPr>
         <w:t xml:space="preserve">La afirmación de que Rahab vive entre los israelitas hasta el día de hoy resalta la amplitud y profundidad de la gracia de Dios. Rahab no solo fue aceptada en Israel, finalmente se convirtió en una antepasada del Mesías (ver </w:t>
       </w:r>
-      <w:hyperlink r:id="rId75">
+      <w:hyperlink r:id="rId73">
         <w:r>
           <w:rPr>
             <w:lang w:val="es_ES" w:bidi="es_ES"/>
@@ -5554,7 +5511,7 @@
         </w:rPr>
         <w:t>Josué impuso una maldición sobre el sitio porque Jericó fue la primera ciudad cananea en resistir los propósitos de Dios al llevar a Israel a la tierra. Jericó también fue la primera ciudad en experimentar el juicio de Dios debido a la gran maldad de los cananeos. Como las primicias de la conquista de Israel de Canaán, pertenecía a Dios (</w:t>
       </w:r>
-      <w:hyperlink r:id="rId76">
+      <w:hyperlink r:id="rId74">
         <w:r>
           <w:rPr>
             <w:lang w:val="es_ES" w:bidi="es_ES"/>
@@ -5572,7 +5529,7 @@
         </w:rPr>
         <w:t xml:space="preserve"> </w:t>
       </w:r>
-      <w:hyperlink r:id="rId77">
+      <w:hyperlink r:id="rId75">
         <w:r>
           <w:rPr>
             <w:lang w:val="es_ES" w:bidi="es_ES"/>
@@ -5590,7 +5547,7 @@
         </w:rPr>
         <w:t>). Dios ejecutó la maldición de Josué sobre el primer hombre que la desafió (</w:t>
       </w:r>
-      <w:hyperlink r:id="rId78">
+      <w:hyperlink r:id="rId76">
         <w:r>
           <w:rPr>
             <w:lang w:val="es_ES" w:bidi="es_ES"/>
@@ -5608,7 +5565,7 @@
         </w:rPr>
         <w:t xml:space="preserve"> cp. </w:t>
       </w:r>
-      <w:hyperlink r:id="rId79">
+      <w:hyperlink r:id="rId77">
         <w:r>
           <w:rPr>
             <w:lang w:val="es_ES" w:bidi="es_ES"/>
@@ -5674,7 +5631,7 @@
         </w:rPr>
         <w:t>Al concluir el primer capítulo de la conquista de Canaán por parte de Israel, tanto los israelitas como los cananeos pudieron ver que el Señor estaba con Josué, tal como había prometido (</w:t>
       </w:r>
-      <w:hyperlink r:id="rId80">
+      <w:hyperlink r:id="rId78">
         <w:r>
           <w:rPr>
             <w:lang w:val="es_ES" w:bidi="es_ES"/>
@@ -5692,7 +5649,7 @@
         </w:rPr>
         <w:t xml:space="preserve">, </w:t>
       </w:r>
-      <w:hyperlink r:id="rId81">
+      <w:hyperlink r:id="rId79">
         <w:r>
           <w:rPr>
             <w:lang w:val="es_ES" w:bidi="es_ES"/>
@@ -5710,7 +5667,7 @@
         </w:rPr>
         <w:t xml:space="preserve"> cp. </w:t>
       </w:r>
-      <w:hyperlink r:id="rId82">
+      <w:hyperlink r:id="rId80">
         <w:r>
           <w:rPr>
             <w:lang w:val="es_ES" w:bidi="es_ES"/>
@@ -5787,7 +5744,7 @@
         </w:rPr>
         <w:t xml:space="preserve">: Ver </w:t>
       </w:r>
-      <w:hyperlink r:id="rId42">
+      <w:hyperlink r:id="rId40">
         <w:r>
           <w:rPr>
             <w:lang w:val="es_ES" w:bidi="es_ES"/>
@@ -5805,7 +5762,7 @@
         </w:rPr>
         <w:t xml:space="preserve"> </w:t>
       </w:r>
-      <w:hyperlink r:id="rId43">
+      <w:hyperlink r:id="rId41">
         <w:r>
           <w:rPr>
             <w:lang w:val="es_ES" w:bidi="es_ES"/>
@@ -5861,7 +5818,7 @@
         </w:rPr>
         <w:t xml:space="preserve"> pertenecía a una familia importante. Era un líder o tenía el potencial de serlo, por lo que sus acciones podían influir en otros (</w:t>
       </w:r>
-      <w:hyperlink r:id="rId83">
+      <w:hyperlink r:id="rId81">
         <w:r>
           <w:rPr>
             <w:lang w:val="es_ES" w:bidi="es_ES"/>
@@ -6035,7 +5992,7 @@
         </w:rPr>
         <w:t>Como lo hizo antes de la batalla por Jericó, Josué envió a algunos de sus hombres a evaluar la situación en Hai. Esta ciudad se encontraba a unas diez millas al oeste de Jericó, en la entrada a una meseta al norte de Jerusalén llamada la Meseta de Benjamín. Conquistar Hai abriría el camino para que Israel controlara la región montañosa. • Beth-Avén, “casa de iniquidad,” probablemente era un juego de palabras intencionalmente despectivo sobre el nombre Betel, la “casa de Dios.” Un santuario pagano se encontraba en este sitio más tarde en la historia de Israel (</w:t>
       </w:r>
-      <w:hyperlink r:id="rId84">
+      <w:hyperlink r:id="rId82">
         <w:r>
           <w:rPr>
             <w:lang w:val="es_ES" w:bidi="es_ES"/>
@@ -6149,7 +6106,7 @@
         </w:rPr>
         <w:t xml:space="preserve">Los defensores de Hai salieron por la puerta de la ciudad y atacaron directamente a las tropas de Israel (ver </w:t>
       </w:r>
-      <w:hyperlink r:id="rId85">
+      <w:hyperlink r:id="rId83">
         <w:r>
           <w:rPr>
             <w:lang w:val="es_ES" w:bidi="es_ES"/>
@@ -6263,7 +6220,7 @@
         </w:rPr>
         <w:t>Josué expresó su enojo hacia Dios, esto explica el tono severo de la respuesta de Dios (</w:t>
       </w:r>
-      <w:hyperlink r:id="rId86">
+      <w:hyperlink r:id="rId84">
         <w:r>
           <w:rPr>
             <w:lang w:val="es_ES" w:bidi="es_ES"/>
@@ -6281,7 +6238,7 @@
         </w:rPr>
         <w:t>). Aunque la batalla se había perdido por el pecado de Acán, Josué y los ancianos de Israel no habían buscado la guía de Dios (</w:t>
       </w:r>
-      <w:hyperlink r:id="rId87">
+      <w:hyperlink r:id="rId85">
         <w:r>
           <w:rPr>
             <w:lang w:val="es_ES" w:bidi="es_ES"/>
@@ -6347,7 +6304,7 @@
         </w:rPr>
         <w:t xml:space="preserve">Los temores de Josué eran comprensibles. Todos los cananeos pensaban que Israel era invencible. Sin embargo, debido a que la pequeña Hai había derrotado a Israel, los cananeos podrían pensar que podría suceder de nuevo. • Si Dios permitiera que los malvados eliminaran a su pueblo de la faz de la tierra, las naciones no tendrían un testimonio de que Dios sigue involucrado con su mundo. • "tu grande nombre": Cp. </w:t>
       </w:r>
-      <w:hyperlink r:id="rId88">
+      <w:hyperlink r:id="rId86">
         <w:r>
           <w:rPr>
             <w:lang w:val="es_ES" w:bidi="es_ES"/>
@@ -6365,7 +6322,7 @@
         </w:rPr>
         <w:t xml:space="preserve"> </w:t>
       </w:r>
-      <w:hyperlink r:id="rId89">
+      <w:hyperlink r:id="rId87">
         <w:r>
           <w:rPr>
             <w:lang w:val="es_ES" w:bidi="es_ES"/>
@@ -6659,7 +6616,7 @@
         </w:rPr>
         <w:t xml:space="preserve">Dios había ordenado que todos los bienes robados fueran destruidos por el fuego. Ahora lo serían, porque Acán y todo lo que poseía serían quemados. Romper el pacto del Señor era una traición, un delito capital (por ejemplo, </w:t>
       </w:r>
-      <w:hyperlink r:id="rId90">
+      <w:hyperlink r:id="rId88">
         <w:r>
           <w:rPr>
             <w:lang w:val="es_ES" w:bidi="es_ES"/>
@@ -6677,7 +6634,7 @@
         </w:rPr>
         <w:t xml:space="preserve"> </w:t>
       </w:r>
-      <w:hyperlink r:id="rId91">
+      <w:hyperlink r:id="rId89">
         <w:r>
           <w:rPr>
             <w:lang w:val="es_ES" w:bidi="es_ES"/>
@@ -6743,7 +6700,7 @@
         </w:rPr>
         <w:t xml:space="preserve">Acán podría haber sido identificado mediante el uso del Urim y Tumim, un sistema de suertes sagradas otorgado por Dios. Estos objetos estaban bajo el cuidado del sumo sacerdote, probablemente en una bolsa o un saco (ver </w:t>
       </w:r>
-      <w:hyperlink r:id="rId92">
+      <w:hyperlink r:id="rId90">
         <w:r>
           <w:rPr>
             <w:lang w:val="es_ES" w:bidi="es_ES"/>
@@ -6761,7 +6718,7 @@
         </w:rPr>
         <w:t xml:space="preserve"> </w:t>
       </w:r>
-      <w:hyperlink r:id="rId93">
+      <w:hyperlink r:id="rId91">
         <w:r>
           <w:rPr>
             <w:lang w:val="es_ES" w:bidi="es_ES"/>
@@ -6912,7 +6869,7 @@
         </w:rPr>
         <w:t xml:space="preserve"> no se inventó hasta los años 600 a.C. • Los deseaba tanto que se traduce como "codiciar" en el décimo mandamiento (</w:t>
       </w:r>
-      <w:hyperlink r:id="rId94">
+      <w:hyperlink r:id="rId92">
         <w:r>
           <w:rPr>
             <w:lang w:val="es_ES" w:bidi="es_ES"/>
@@ -7074,7 +7031,7 @@
         </w:rPr>
         <w:t xml:space="preserve">La lapidación era un método prescrito de ejecución (ver, por ejemplo, </w:t>
       </w:r>
-      <w:hyperlink r:id="rId95">
+      <w:hyperlink r:id="rId93">
         <w:r>
           <w:rPr>
             <w:lang w:val="es_ES" w:bidi="es_ES"/>
@@ -7207,7 +7164,7 @@
         </w:rPr>
         <w:t>: Dios le dio a Josué un aliento similar antes de enviarlo contra Jericó (</w:t>
       </w:r>
-      <w:hyperlink r:id="rId96">
+      <w:hyperlink r:id="rId94">
         <w:r>
           <w:rPr>
             <w:lang w:val="es_ES" w:bidi="es_ES"/>
@@ -7333,7 +7290,7 @@
         </w:rPr>
         <w:t>: En su lado oeste (</w:t>
       </w:r>
-      <w:hyperlink r:id="rId97">
+      <w:hyperlink r:id="rId95">
         <w:r>
           <w:rPr>
             <w:lang w:val="es_ES" w:bidi="es_ES"/>
@@ -7436,7 +7393,7 @@
         </w:rPr>
         <w:t xml:space="preserve"> A medida que se desarrollaba la batalla, este grupo esperaría en emboscada hasta que Josué los llamara (</w:t>
       </w:r>
-      <w:hyperlink r:id="rId98">
+      <w:hyperlink r:id="rId96">
         <w:r>
           <w:rPr>
             <w:lang w:val="es_ES" w:bidi="es_ES"/>
@@ -7646,7 +7603,7 @@
         </w:rPr>
         <w:t>Josué y el ejército israelita huyeron como en el primer ataque (</w:t>
       </w:r>
-      <w:hyperlink r:id="rId99">
+      <w:hyperlink r:id="rId97">
         <w:r>
           <w:rPr>
             <w:lang w:val="es_ES" w:bidi="es_ES"/>
@@ -7862,7 +7819,7 @@
         </w:rPr>
         <w:t xml:space="preserve">Las ejecuciones públicas de los reyes (ver también </w:t>
       </w:r>
-      <w:hyperlink r:id="rId100">
+      <w:hyperlink r:id="rId98">
         <w:r>
           <w:rPr>
             <w:lang w:val="es_ES" w:bidi="es_ES"/>
@@ -7880,7 +7837,7 @@
         </w:rPr>
         <w:t xml:space="preserve"> </w:t>
       </w:r>
-      <w:hyperlink r:id="rId101">
+      <w:hyperlink r:id="rId99">
         <w:r>
           <w:rPr>
             <w:lang w:val="es_ES" w:bidi="es_ES"/>
@@ -7898,7 +7855,7 @@
         </w:rPr>
         <w:t xml:space="preserve">, </w:t>
       </w:r>
-      <w:hyperlink r:id="rId102">
+      <w:hyperlink r:id="rId100">
         <w:r>
           <w:rPr>
             <w:lang w:val="es_ES" w:bidi="es_ES"/>
@@ -7928,7 +7885,7 @@
         </w:rPr>
         <w:t xml:space="preserve">: Ver </w:t>
       </w:r>
-      <w:hyperlink r:id="rId103">
+      <w:hyperlink r:id="rId101">
         <w:r>
           <w:rPr>
             <w:lang w:val="es_ES" w:bidi="es_ES"/>
@@ -8006,7 +7963,7 @@
         </w:rPr>
         <w:t>Arqueólogos han descubierto recientemente un altar en el Monte Ebal construido con piedras sin labrar y no moldeadas con herramientas de hierro. Sin embargo, no se encontró ninguna inscripción con él (</w:t>
       </w:r>
-      <w:hyperlink r:id="rId104">
+      <w:hyperlink r:id="rId102">
         <w:r>
           <w:rPr>
             <w:lang w:val="es_ES" w:bidi="es_ES"/>
@@ -8024,7 +7981,7 @@
         </w:rPr>
         <w:t>). • Las ofrendas quemadas y las ofrendas de paz fueron prescritas en las leyes de sacrificio que Dios dio a Moisés mientras Israel aún estaba en el Monte Sinaí (</w:t>
       </w:r>
-      <w:hyperlink r:id="rId105">
+      <w:hyperlink r:id="rId103">
         <w:r>
           <w:rPr>
             <w:lang w:val="es_ES" w:bidi="es_ES"/>
@@ -8042,7 +7999,7 @@
         </w:rPr>
         <w:t xml:space="preserve">, </w:t>
       </w:r>
-      <w:hyperlink r:id="rId106">
+      <w:hyperlink r:id="rId104">
         <w:r>
           <w:rPr>
             <w:lang w:val="es_ES" w:bidi="es_ES"/>
@@ -8060,7 +8017,7 @@
         </w:rPr>
         <w:t xml:space="preserve">). Moisés dio instrucciones específicas para esta ceremonia (ver </w:t>
       </w:r>
-      <w:hyperlink r:id="rId107">
+      <w:hyperlink r:id="rId105">
         <w:r>
           <w:rPr>
             <w:lang w:val="es_ES" w:bidi="es_ES"/>
@@ -8078,7 +8035,7 @@
         </w:rPr>
         <w:t xml:space="preserve"> </w:t>
       </w:r>
-      <w:hyperlink r:id="rId108">
+      <w:hyperlink r:id="rId106">
         <w:r>
           <w:rPr>
             <w:lang w:val="es_ES" w:bidi="es_ES"/>
@@ -8144,7 +8101,7 @@
         </w:rPr>
         <w:t>Josué cumplió con el mandato de Moisés de erigir piedras y recubrirlas con yeso (</w:t>
       </w:r>
-      <w:hyperlink r:id="rId109">
+      <w:hyperlink r:id="rId107">
         <w:r>
           <w:rPr>
             <w:lang w:val="es_ES" w:bidi="es_ES"/>
@@ -8306,7 +8263,7 @@
         </w:rPr>
         <w:t xml:space="preserve">Bendiciones... Maldiciones: Ver </w:t>
       </w:r>
-      <w:hyperlink r:id="rId108">
+      <w:hyperlink r:id="rId106">
         <w:r>
           <w:rPr>
             <w:lang w:val="es_ES" w:bidi="es_ES"/>
@@ -8372,7 +8329,7 @@
         </w:rPr>
         <w:t>La religión del Antiguo Testamento no era solo para los hombres de Israel; toda la asamblea incluía a las mujeres y los niños. • Los extranjeros que vivían entre los israelitas incluían a personas que salieron de Egipto con Israel en el Éxodo (</w:t>
       </w:r>
-      <w:hyperlink r:id="rId110">
+      <w:hyperlink r:id="rId108">
         <w:r>
           <w:rPr>
             <w:lang w:val="es_ES" w:bidi="es_ES"/>
@@ -8390,7 +8347,7 @@
         </w:rPr>
         <w:t xml:space="preserve">, </w:t>
       </w:r>
-      <w:hyperlink r:id="rId111">
+      <w:hyperlink r:id="rId109">
         <w:r>
           <w:rPr>
             <w:lang w:val="es_ES" w:bidi="es_ES"/>
@@ -8516,7 +8473,7 @@
         </w:rPr>
         <w:t>Josué, una vez más, no consultó a Dios (</w:t>
       </w:r>
-      <w:hyperlink r:id="rId112">
+      <w:hyperlink r:id="rId110">
         <w:r>
           <w:rPr>
             <w:lang w:val="es_ES" w:bidi="es_ES"/>
@@ -8534,7 +8491,7 @@
         </w:rPr>
         <w:t xml:space="preserve"> cp. </w:t>
       </w:r>
-      <w:hyperlink r:id="rId113">
+      <w:hyperlink r:id="rId111">
         <w:r>
           <w:rPr>
             <w:lang w:val="es_ES" w:bidi="es_ES"/>
@@ -8594,7 +8551,7 @@
           <w:lang w:val="es_ES" w:bidi="es_ES"/>
         </w:rPr>
       </w:r>
-      <w:hyperlink r:id="rId114">
+      <w:hyperlink r:id="rId112">
         <w:r>
           <w:rPr>
             <w:lang w:val="es_ES" w:bidi="es_ES"/>
@@ -8768,7 +8725,7 @@
         </w:rPr>
         <w:t xml:space="preserve">El nombre de los heveos se conoce únicamente a través de la Biblia y se refiere a un grupo étnico no semítico que habitaba en varias partes de Canaán (ver </w:t>
       </w:r>
-      <w:hyperlink r:id="rId115">
+      <w:hyperlink r:id="rId113">
         <w:r>
           <w:rPr>
             <w:lang w:val="es_ES" w:bidi="es_ES"/>
@@ -8780,7 +8737,7 @@
           <w:t xml:space="preserve">Gn 34:2, </w:t>
         </w:r>
       </w:hyperlink>
-      <w:hyperlink r:id="rId116">
+      <w:hyperlink r:id="rId114">
         <w:r>
           <w:rPr>
             <w:lang w:val="es_ES" w:bidi="es_ES"/>
@@ -8798,7 +8755,7 @@
         </w:rPr>
         <w:t xml:space="preserve"> </w:t>
       </w:r>
-      <w:hyperlink r:id="rId117">
+      <w:hyperlink r:id="rId115">
         <w:r>
           <w:rPr>
             <w:lang w:val="es_ES" w:bidi="es_ES"/>
@@ -8816,7 +8773,7 @@
         </w:rPr>
         <w:t xml:space="preserve">, </w:t>
       </w:r>
-      <w:hyperlink r:id="rId118">
+      <w:hyperlink r:id="rId116">
         <w:r>
           <w:rPr>
             <w:lang w:val="es_ES" w:bidi="es_ES"/>
@@ -8834,7 +8791,7 @@
         </w:rPr>
         <w:t>). • ¿Cómo sabemos que no vives cerca? Los líderes de Israel consideraron la posibilidad de un engaño. Josué respondió a la evasiva de los gabaonitas con dos preguntas directas. No obstante, Josué podría haber obtenido una respuesta clara consultando al Señor (</w:t>
       </w:r>
-      <w:hyperlink r:id="rId112">
+      <w:hyperlink r:id="rId110">
         <w:r>
           <w:rPr>
             <w:lang w:val="es_ES" w:bidi="es_ES"/>
@@ -8900,7 +8857,7 @@
         </w:rPr>
         <w:t xml:space="preserve">En Egipto: Ver </w:t>
       </w:r>
-      <w:hyperlink r:id="rId119">
+      <w:hyperlink r:id="rId117">
         <w:r>
           <w:rPr>
             <w:lang w:val="es_ES" w:bidi="es_ES"/>
@@ -8918,7 +8875,7 @@
         </w:rPr>
         <w:t xml:space="preserve">. • Reyes . . Sehón . . Og: Ver </w:t>
       </w:r>
-      <w:hyperlink r:id="rId120">
+      <w:hyperlink r:id="rId118">
         <w:r>
           <w:rPr>
             <w:lang w:val="es_ES" w:bidi="es_ES"/>
@@ -9092,7 +9049,7 @@
         </w:rPr>
         <w:t xml:space="preserve">). Israel no tenía autoridad para firmar tratados sin la aprobación de su propio soberano. • "los príncipes de la congregación les juraron": Las naciones ratificaban pactos mediante una ceremonia que implicaba cortar animales sacrificiales por la mitad. Las partes del pacto caminaban entre las dos mitades de los animales (cp. </w:t>
       </w:r>
-      <w:hyperlink r:id="rId121">
+      <w:hyperlink r:id="rId119">
         <w:r>
           <w:rPr>
             <w:lang w:val="es_ES" w:bidi="es_ES"/>
@@ -9122,7 +9079,7 @@
         </w:rPr>
         <w:t>). • En Israel, se hacía un juramento vinculante en el nombre del Señor. Violar el juramento invitaba al juicio del Señor por jurar falsamente (</w:t>
       </w:r>
-      <w:hyperlink r:id="rId122">
+      <w:hyperlink r:id="rId120">
         <w:r>
           <w:rPr>
             <w:lang w:val="es_ES" w:bidi="es_ES"/>
@@ -9188,7 +9145,7 @@
         </w:rPr>
         <w:t>"eran sus vecinos": Al informar sobre el descubrimiento en Israel, el autor repitió la palabra que los israelitas habían usado para expresar sus sospechas sobre los gabaonitas (</w:t>
       </w:r>
-      <w:hyperlink r:id="rId123">
+      <w:hyperlink r:id="rId121">
         <w:r>
           <w:rPr>
             <w:lang w:val="es_ES" w:bidi="es_ES"/>
@@ -9314,7 +9271,7 @@
         </w:rPr>
         <w:t xml:space="preserve">Israel no tenía derecho a romper este tratado, aunque los gabaonitas engañaron a los israelitas para que lo hicieran. Romper un pacto jurado en presencia del Señor habría menospreciado el nombre y el honor de Dios (cf. </w:t>
       </w:r>
-      <w:hyperlink r:id="rId124">
+      <w:hyperlink r:id="rId122">
         <w:r>
           <w:rPr>
             <w:lang w:val="es_ES" w:bidi="es_ES"/>
@@ -9608,7 +9565,7 @@
         </w:rPr>
         <w:t>Adonisedec significa “maestro de justicia” o “mi maestro es justo”. Un rey anterior de Jerusalén, llamado Melquisedec (“rey de justicia” o “mi rey es justo”), había sido “un sacerdote de Dios Altísimo” y amigo de Abraham (</w:t>
       </w:r>
-      <w:hyperlink r:id="rId125">
+      <w:hyperlink r:id="rId123">
         <w:r>
           <w:rPr>
             <w:lang w:val="es_ES" w:bidi="es_ES"/>
@@ -9890,7 +9847,7 @@
         </w:rPr>
         <w:t xml:space="preserve">Dios una vez más instó a Josué a no tener miedo, asegurándole la victoria sobre los enemigos de Israel (ver también </w:t>
       </w:r>
-      <w:hyperlink r:id="rId81">
+      <w:hyperlink r:id="rId79">
         <w:r>
           <w:rPr>
             <w:lang w:val="es_ES" w:bidi="es_ES"/>
@@ -9908,7 +9865,7 @@
         </w:rPr>
         <w:t xml:space="preserve"> </w:t>
       </w:r>
-      <w:hyperlink r:id="rId126">
+      <w:hyperlink r:id="rId124">
         <w:r>
           <w:rPr>
             <w:lang w:val="es_ES" w:bidi="es_ES"/>
@@ -10214,7 +10171,7 @@
         </w:rPr>
         <w:t>Los cinco reyes habían liderado la coalición del sur contra el pueblo de Dios. • Aunque la ubicación de Maceda es incierta, se encontraba en el mismo distrito que Laquís (</w:t>
       </w:r>
-      <w:hyperlink r:id="rId127">
+      <w:hyperlink r:id="rId125">
         <w:r>
           <w:rPr>
             <w:lang w:val="es_ES" w:bidi="es_ES"/>
@@ -10436,7 +10393,7 @@
         </w:rPr>
         <w:t>Josué motivó a sus hombres en Maceda, utilizando las mismas palabras que Dios había empleado para alentarlo antes de que Israel cruzara el Jordán y nuevamente antes de la batalla de Hai (</w:t>
       </w:r>
-      <w:hyperlink r:id="rId81">
+      <w:hyperlink r:id="rId79">
         <w:r>
           <w:rPr>
             <w:lang w:val="es_ES" w:bidi="es_ES"/>
@@ -10454,7 +10411,7 @@
         </w:rPr>
         <w:t xml:space="preserve"> </w:t>
       </w:r>
-      <w:hyperlink r:id="rId126">
+      <w:hyperlink r:id="rId124">
         <w:r>
           <w:rPr>
             <w:lang w:val="es_ES" w:bidi="es_ES"/>
@@ -10520,7 +10477,7 @@
         </w:rPr>
         <w:t xml:space="preserve">La ejecución de los cinco reyes por parte de Josué siguió el mismo patrón establecido con el rey de Hai (ver nota en </w:t>
       </w:r>
-      <w:hyperlink r:id="rId128">
+      <w:hyperlink r:id="rId126">
         <w:r>
           <w:rPr>
             <w:lang w:val="es_ES" w:bidi="es_ES"/>
@@ -10646,7 +10603,7 @@
         </w:rPr>
         <w:t>Josué guió a los israelitas por todo el sur de Canaán, donde capturaron varias ciudades importantes, pero no las quemaron. Dios había prometido que Israel habitaría en ciudades que no habían construido (</w:t>
       </w:r>
-      <w:hyperlink r:id="rId129">
+      <w:hyperlink r:id="rId127">
         <w:r>
           <w:rPr>
             <w:lang w:val="es_ES" w:bidi="es_ES"/>
@@ -10916,7 +10873,7 @@
         </w:rPr>
         <w:t>Este Gosén no era la región en el delta del Nilo de Egipto (</w:t>
       </w:r>
-      <w:hyperlink r:id="rId130">
+      <w:hyperlink r:id="rId128">
         <w:r>
           <w:rPr>
             <w:lang w:val="es_ES" w:bidi="es_ES"/>
@@ -10934,7 +10891,7 @@
         </w:rPr>
         <w:t>), sino una ciudad en la región montañosa (</w:t>
       </w:r>
-      <w:hyperlink r:id="rId131">
+      <w:hyperlink r:id="rId129">
         <w:r>
           <w:rPr>
             <w:lang w:val="es_ES" w:bidi="es_ES"/>
@@ -11048,7 +11005,7 @@
         </w:rPr>
         <w:t xml:space="preserve">Hasor se encontraba a lo largo de la ruta comercial internacional y era, con diferencia, la ciudad interior más grande e importante de Canaán (ver </w:t>
       </w:r>
-      <w:hyperlink r:id="rId101">
+      <w:hyperlink r:id="rId99">
         <w:r>
           <w:rPr>
             <w:lang w:val="es_ES" w:bidi="es_ES"/>
@@ -11127,7 +11084,7 @@
         </w:rPr>
         <w:t xml:space="preserve">A través de los relatos más detallados de la campaña de Josué en el sur de Canaán (caps. </w:t>
       </w:r>
-      <w:hyperlink r:id="rId132">
+      <w:hyperlink r:id="rId130">
         <w:r>
           <w:rPr>
             <w:lang w:val="es_ES" w:bidi="es_ES"/>
@@ -11145,7 +11102,7 @@
         </w:rPr>
         <w:t xml:space="preserve">), el narrador estableció firmemente que los israelitas necesitaban la ayuda de Dios para tener éxito. Lo que había sido cierto en la campaña del sur también lo sería en la campaña del norte (cap. </w:t>
       </w:r>
-      <w:hyperlink r:id="rId133">
+      <w:hyperlink r:id="rId131">
         <w:r>
           <w:rPr>
             <w:lang w:val="es_ES" w:bidi="es_ES"/>
@@ -11319,7 +11276,7 @@
         </w:rPr>
         <w:t xml:space="preserve">: Dios quería que Israel confiara en Él en lugar de en armamento y equipo (cp. </w:t>
       </w:r>
-      <w:hyperlink r:id="rId134">
+      <w:hyperlink r:id="rId132">
         <w:r>
           <w:rPr>
             <w:lang w:val="es_ES" w:bidi="es_ES"/>
@@ -11337,7 +11294,7 @@
         </w:rPr>
         <w:t xml:space="preserve">; </w:t>
       </w:r>
-      <w:hyperlink r:id="rId135">
+      <w:hyperlink r:id="rId133">
         <w:r>
           <w:rPr>
             <w:lang w:val="es_ES" w:bidi="es_ES"/>
@@ -11571,7 +11528,7 @@
         </w:rPr>
         <w:t>: En el antiguo Cercano Oriente, era una práctica común reconstruir ciudades en los mismos sitios después de haber sido destruidas. Todos los elementos que hacían ventajoso un sitio para una ciudad permanecían después de la destrucción. Muchas ciudades fueron reconstruidas numerosas veces, elevándose lentamente en altura a medida que se acumulaban más escombros tras cada destrucción. • Josué solo quemó Hasor en el norte, tal como había destruido Jericó (</w:t>
       </w:r>
-      <w:hyperlink r:id="rId136">
+      <w:hyperlink r:id="rId134">
         <w:r>
           <w:rPr>
             <w:lang w:val="es_ES" w:bidi="es_ES"/>
@@ -11589,7 +11546,7 @@
         </w:rPr>
         <w:t>) y Hai (</w:t>
       </w:r>
-      <w:hyperlink r:id="rId137">
+      <w:hyperlink r:id="rId135">
         <w:r>
           <w:rPr>
             <w:lang w:val="es_ES" w:bidi="es_ES"/>
@@ -11668,7 +11625,7 @@
         </w:rPr>
         <w:t xml:space="preserve"> o "Libro de Instrucción" (</w:t>
       </w:r>
-      <w:hyperlink r:id="rId138">
+      <w:hyperlink r:id="rId136">
         <w:r>
           <w:rPr>
             <w:lang w:val="es_ES" w:bidi="es_ES"/>
@@ -11734,7 +11691,7 @@
         </w:rPr>
         <w:t xml:space="preserve">Aunque las victorias iniciales en ambas campañas, tanto en el sur como en el norte, fueron rápidas y decisivas, tomar las ciudades fortificadas llevó mucho tiempo. Después de que Israel cruzó el Río Jordán, la campaña completa contra los cananeos duró quizás cinco años (ver </w:t>
       </w:r>
-      <w:hyperlink r:id="rId139">
+      <w:hyperlink r:id="rId137">
         <w:r>
           <w:rPr>
             <w:lang w:val="es_ES" w:bidi="es_ES"/>
@@ -11800,7 +11757,7 @@
         </w:rPr>
         <w:t>El juicio sobre los cananeos fue de Dios, no de Israel. Dios había mostrado misericordia a los cananeos durante varias generaciones. Sin embargo, determinó que “los pecados de los amorreos” ahora “justificaban su destrucción” (</w:t>
       </w:r>
-      <w:hyperlink r:id="rId140">
+      <w:hyperlink r:id="rId138">
         <w:r>
           <w:rPr>
             <w:lang w:val="es_ES" w:bidi="es_ES"/>
@@ -11866,7 +11823,7 @@
         </w:rPr>
         <w:t xml:space="preserve">"Anaceos": Ver </w:t>
       </w:r>
-      <w:hyperlink r:id="rId141">
+      <w:hyperlink r:id="rId139">
         <w:r>
           <w:rPr>
             <w:lang w:val="es_ES" w:bidi="es_ES"/>
@@ -11884,7 +11841,7 @@
         </w:rPr>
         <w:t xml:space="preserve">, </w:t>
       </w:r>
-      <w:hyperlink r:id="rId142">
+      <w:hyperlink r:id="rId140">
         <w:r>
           <w:rPr>
             <w:lang w:val="es_ES" w:bidi="es_ES"/>
@@ -12010,7 +11967,7 @@
         </w:rPr>
         <w:t xml:space="preserve">El río Arnón desemboca en el Mar Muerto en la mitad de su lado oriental, formando la Garganta de Arnón. Israel inició sus conquistas aquí (ver </w:t>
       </w:r>
-      <w:hyperlink r:id="rId143">
+      <w:hyperlink r:id="rId141">
         <w:r>
           <w:rPr>
             <w:lang w:val="es_ES" w:bidi="es_ES"/>
@@ -12028,7 +11985,7 @@
         </w:rPr>
         <w:t xml:space="preserve">, </w:t>
       </w:r>
-      <w:hyperlink r:id="rId41">
+      <w:hyperlink r:id="rId39">
         <w:r>
           <w:rPr>
             <w:lang w:val="es_ES" w:bidi="es_ES"/>
@@ -12094,7 +12051,7 @@
         </w:rPr>
         <w:t xml:space="preserve">Este capítulo resume las conquistas de Israel a ambos lados del Jordán y transita hacia la distribución que Josué hace de la tierra de Canaán entre las tribus de Israel (capítulo </w:t>
       </w:r>
-      <w:hyperlink r:id="rId144">
+      <w:hyperlink r:id="rId142">
         <w:r>
           <w:rPr>
             <w:lang w:val="es_ES" w:bidi="es_ES"/>
@@ -12160,7 +12117,7 @@
         </w:rPr>
         <w:t xml:space="preserve">El rey Sehón (ver </w:t>
       </w:r>
-      <w:hyperlink r:id="rId145">
+      <w:hyperlink r:id="rId143">
         <w:r>
           <w:rPr>
             <w:lang w:val="es_ES" w:bidi="es_ES"/>
@@ -12178,7 +12135,7 @@
         </w:rPr>
         <w:t>) había controlado el valle del Jordán desde el norte hasta el mar de Galilea, pero no la parte norte de Galaad (</w:t>
       </w:r>
-      <w:hyperlink r:id="rId146">
+      <w:hyperlink r:id="rId144">
         <w:r>
           <w:rPr>
             <w:lang w:val="es_ES" w:bidi="es_ES"/>
@@ -12244,7 +12201,7 @@
         </w:rPr>
         <w:t>Beth-jesimoth fue el campamento de Israel en los campos de Moab (</w:t>
       </w:r>
-      <w:hyperlink r:id="rId147">
+      <w:hyperlink r:id="rId145">
         <w:r>
           <w:rPr>
             <w:lang w:val="es_ES" w:bidi="es_ES"/>
@@ -12262,7 +12219,7 @@
         </w:rPr>
         <w:t>). • Moisés vio la Tierra Prometida desde Pisga (</w:t>
       </w:r>
-      <w:hyperlink r:id="rId148">
+      <w:hyperlink r:id="rId146">
         <w:r>
           <w:rPr>
             <w:lang w:val="es_ES" w:bidi="es_ES"/>
@@ -12328,7 +12285,7 @@
         </w:rPr>
         <w:t xml:space="preserve">Rey Og de Basán: Ver </w:t>
       </w:r>
-      <w:hyperlink r:id="rId149">
+      <w:hyperlink r:id="rId147">
         <w:r>
           <w:rPr>
             <w:lang w:val="es_ES" w:bidi="es_ES"/>
@@ -12346,7 +12303,7 @@
         </w:rPr>
         <w:t xml:space="preserve">. • Los refaítas eran un pueblo indígena que vivía a ambos lados del Jordán. Muchos estudiosos han concluido que los refaítas eran inusualmente altos (ver </w:t>
       </w:r>
-      <w:hyperlink r:id="rId150">
+      <w:hyperlink r:id="rId148">
         <w:r>
           <w:rPr>
             <w:lang w:val="es_ES" w:bidi="es_ES"/>
@@ -12412,7 +12369,7 @@
         </w:rPr>
         <w:t xml:space="preserve">Rubén, Gad y la media tribu de Manasés: Ver </w:t>
       </w:r>
-      <w:hyperlink r:id="rId151">
+      <w:hyperlink r:id="rId149">
         <w:r>
           <w:rPr>
             <w:lang w:val="es_ES" w:bidi="es_ES"/>
@@ -12730,7 +12687,7 @@
         </w:rPr>
         <w:t>Los filisteos fueron uno de los varios grupos que participaron en la gran migración de los pueblos del mar desde la región del Egeo, pocas décadas después de la entrada de Israel en Canaán. Se establecieron a lo largo de la costa suroeste del Mediterráneo, al oeste y suroeste de Judá. Provenían de Caftor o Creta (</w:t>
       </w:r>
-      <w:hyperlink r:id="rId152">
+      <w:hyperlink r:id="rId150">
         <w:r>
           <w:rPr>
             <w:lang w:val="es_ES" w:bidi="es_ES"/>
@@ -12748,7 +12705,7 @@
         </w:rPr>
         <w:t xml:space="preserve"> </w:t>
       </w:r>
-      <w:hyperlink r:id="rId153">
+      <w:hyperlink r:id="rId151">
         <w:r>
           <w:rPr>
             <w:lang w:val="es_ES" w:bidi="es_ES"/>
@@ -12766,7 +12723,7 @@
         </w:rPr>
         <w:t xml:space="preserve">). • Estos gesuritas eran personas de un territorio del sur, no los gesuritas del norte (cp. </w:t>
       </w:r>
-      <w:hyperlink r:id="rId146">
+      <w:hyperlink r:id="rId144">
         <w:r>
           <w:rPr>
             <w:lang w:val="es_ES" w:bidi="es_ES"/>
@@ -12832,7 +12789,7 @@
         </w:rPr>
         <w:t>El arroyo de Sihor probablemente marcaba la frontera tradicional entre Canaán y Egipto, dividiendo la península del Sinaí en el norte. • El territorio filisteo incluía cinco ciudades principales: Gaza, Asdod y Ascalón estaban en la costa mediterránea, mientras que Gat y Ecrón se encontraban a unas pocas millas tierra adentro. • Los filisteos desplazaron a los avvitas (</w:t>
       </w:r>
-      <w:hyperlink r:id="rId152">
+      <w:hyperlink r:id="rId150">
         <w:r>
           <w:rPr>
             <w:lang w:val="es_ES" w:bidi="es_ES"/>
@@ -12898,7 +12855,7 @@
         </w:rPr>
         <w:t xml:space="preserve">Los sidonios (es decir, fenicios; ver </w:t>
       </w:r>
-      <w:hyperlink r:id="rId154">
+      <w:hyperlink r:id="rId152">
         <w:r>
           <w:rPr>
             <w:lang w:val="es_ES" w:bidi="es_ES"/>
@@ -12916,7 +12873,7 @@
         </w:rPr>
         <w:t xml:space="preserve"> </w:t>
       </w:r>
-      <w:hyperlink r:id="rId155">
+      <w:hyperlink r:id="rId153">
         <w:r>
           <w:rPr>
             <w:lang w:val="es_ES" w:bidi="es_ES"/>
@@ -12934,7 +12891,7 @@
         </w:rPr>
         <w:t xml:space="preserve"> </w:t>
       </w:r>
-      <w:hyperlink r:id="rId156">
+      <w:hyperlink r:id="rId154">
         <w:r>
           <w:rPr>
             <w:lang w:val="es_ES" w:bidi="es_ES"/>
@@ -13048,7 +13005,7 @@
         </w:rPr>
         <w:t>La mitad de la tribu de Manasés y las tribus de Rubén y Gad habían solicitado a Moisés su herencia en el lado este del Jordán, en la tierra que había pertenecido a los reinos de Sehón y Og (</w:t>
       </w:r>
-      <w:hyperlink r:id="rId41">
+      <w:hyperlink r:id="rId39">
         <w:r>
           <w:rPr>
             <w:lang w:val="es_ES" w:bidi="es_ES"/>
@@ -13066,7 +13023,7 @@
         </w:rPr>
         <w:t xml:space="preserve"> </w:t>
       </w:r>
-      <w:hyperlink r:id="rId151">
+      <w:hyperlink r:id="rId149">
         <w:r>
           <w:rPr>
             <w:lang w:val="es_ES" w:bidi="es_ES"/>
@@ -13084,7 +13041,7 @@
         </w:rPr>
         <w:t>). A cambio, ayudaron al resto de Israel a tomar posesión de su herencia al oeste del Jordán (</w:t>
       </w:r>
-      <w:hyperlink r:id="rId157">
+      <w:hyperlink r:id="rId155">
         <w:r>
           <w:rPr>
             <w:lang w:val="es_ES" w:bidi="es_ES"/>
@@ -13102,7 +13059,7 @@
         </w:rPr>
         <w:t xml:space="preserve"> </w:t>
       </w:r>
-      <w:hyperlink r:id="rId158">
+      <w:hyperlink r:id="rId156">
         <w:r>
           <w:rPr>
             <w:lang w:val="es_ES" w:bidi="es_ES"/>
@@ -13168,7 +13125,7 @@
         </w:rPr>
         <w:t xml:space="preserve">La tribu de Leví no heredó ninguna tierra tribal propia (ver </w:t>
       </w:r>
-      <w:hyperlink r:id="rId159">
+      <w:hyperlink r:id="rId157">
         <w:r>
           <w:rPr>
             <w:lang w:val="es_ES" w:bidi="es_ES"/>
@@ -13186,7 +13143,7 @@
         </w:rPr>
         <w:t>). Las ciudades levíticas se encontraban en los territorios de las otras tribus (</w:t>
       </w:r>
-      <w:hyperlink r:id="rId160">
+      <w:hyperlink r:id="rId158">
         <w:r>
           <w:rPr>
             <w:lang w:val="es_ES" w:bidi="es_ES"/>
@@ -13252,7 +13209,7 @@
         </w:rPr>
         <w:t>Como Rubén, el primogénito de Jacob con Lea (</w:t>
       </w:r>
-      <w:hyperlink r:id="rId161">
+      <w:hyperlink r:id="rId159">
         <w:r>
           <w:rPr>
             <w:lang w:val="es_ES" w:bidi="es_ES"/>
@@ -13270,7 +13227,7 @@
         </w:rPr>
         <w:t>), perdió su derecho de primogenitura al acostarse con la concubina de su padre (</w:t>
       </w:r>
-      <w:hyperlink r:id="rId162">
+      <w:hyperlink r:id="rId160">
         <w:r>
           <w:rPr>
             <w:lang w:val="es_ES" w:bidi="es_ES"/>
@@ -13336,7 +13293,7 @@
         </w:rPr>
         <w:t>Los líderes de Madián eran aparentemente reyes (</w:t>
       </w:r>
-      <w:hyperlink r:id="rId163">
+      <w:hyperlink r:id="rId161">
         <w:r>
           <w:rPr>
             <w:lang w:val="es_ES" w:bidi="es_ES"/>
@@ -13415,7 +13372,7 @@
         </w:rPr>
         <w:t>hijo de Beor: Él ideó un plan para inducir a Israel a adorar dioses falsos (idolatría) mediante el pecado sexual (</w:t>
       </w:r>
-      <w:hyperlink r:id="rId164">
+      <w:hyperlink r:id="rId162">
         <w:r>
           <w:rPr>
             <w:lang w:val="es_ES" w:bidi="es_ES"/>
@@ -13433,7 +13390,7 @@
         </w:rPr>
         <w:t>). Dios había prohibido a Balaam maldecir a Israel (</w:t>
       </w:r>
-      <w:hyperlink r:id="rId165">
+      <w:hyperlink r:id="rId163">
         <w:r>
           <w:rPr>
             <w:lang w:val="es_ES" w:bidi="es_ES"/>
@@ -13547,7 +13504,7 @@
         </w:rPr>
         <w:t xml:space="preserve">Manasés era el hijo mayor de José. Jacob otorgó a los hijos de José una herencia completa a cada uno, concediendo así a José una doble porción del derecho de nacimiento (ver </w:t>
       </w:r>
-      <w:hyperlink r:id="rId166">
+      <w:hyperlink r:id="rId164">
         <w:r>
           <w:rPr>
             <w:lang w:val="es_ES" w:bidi="es_ES"/>
@@ -13613,7 +13570,7 @@
         </w:rPr>
         <w:t>Jair era un bisnieto de Manasés (</w:t>
       </w:r>
-      <w:hyperlink r:id="rId167">
+      <w:hyperlink r:id="rId165">
         <w:r>
           <w:rPr>
             <w:lang w:val="es_ES" w:bidi="es_ES"/>
@@ -13727,7 +13684,7 @@
         </w:rPr>
         <w:t>La asignación de tierra a las tribus en el lado oeste del Jordán describe lo que Dios tenía previsto que cada tribu poseyera. • El narrador enmarca esta sección con la asignación de tierra a Caleb al principio (</w:t>
       </w:r>
-      <w:hyperlink r:id="rId168">
+      <w:hyperlink r:id="rId166">
         <w:r>
           <w:rPr>
             <w:lang w:val="es_ES" w:bidi="es_ES"/>
@@ -13745,7 +13702,7 @@
         </w:rPr>
         <w:t>) y a Josué al final (</w:t>
       </w:r>
-      <w:hyperlink r:id="rId169">
+      <w:hyperlink r:id="rId167">
         <w:r>
           <w:rPr>
             <w:lang w:val="es_ES" w:bidi="es_ES"/>
@@ -13763,7 +13720,7 @@
         </w:rPr>
         <w:t>). Solo Caleb y Josué habían demostrado fe en Dios al creer que Israel podría conquistar la tierra (</w:t>
       </w:r>
-      <w:hyperlink r:id="rId170">
+      <w:hyperlink r:id="rId168">
         <w:r>
           <w:rPr>
             <w:lang w:val="es_ES" w:bidi="es_ES"/>
@@ -13781,7 +13738,7 @@
         </w:rPr>
         <w:t xml:space="preserve">; </w:t>
       </w:r>
-      <w:hyperlink r:id="rId171">
+      <w:hyperlink r:id="rId169">
         <w:r>
           <w:rPr>
             <w:lang w:val="es_ES" w:bidi="es_ES"/>
@@ -13925,7 +13882,7 @@
         </w:rPr>
         <w:t>). Como los levitas no recibieron un territorio tribal separado (</w:t>
       </w:r>
-      <w:hyperlink r:id="rId172">
+      <w:hyperlink r:id="rId170">
         <w:r>
           <w:rPr>
             <w:lang w:val="es_ES" w:bidi="es_ES"/>
@@ -13991,7 +13948,7 @@
         </w:rPr>
         <w:t>El pueblo cenezeo no era originalmente israelita (</w:t>
       </w:r>
-      <w:hyperlink r:id="rId173">
+      <w:hyperlink r:id="rId171">
         <w:r>
           <w:rPr>
             <w:lang w:val="es_ES" w:bidi="es_ES"/>
@@ -14021,7 +13978,7 @@
         </w:rPr>
         <w:t>Solo Caleb y Josué fueron fieles a Dios en la primera oportunidad de entrar a la tierra, por lo que Dios les prometió que la poseerían (</w:t>
       </w:r>
-      <w:hyperlink r:id="rId174">
+      <w:hyperlink r:id="rId172">
         <w:r>
           <w:rPr>
             <w:lang w:val="es_ES" w:bidi="es_ES"/>
@@ -14087,7 +14044,7 @@
         </w:rPr>
         <w:t xml:space="preserve">"Moisés juró": Ver </w:t>
       </w:r>
-      <w:hyperlink r:id="rId174">
+      <w:hyperlink r:id="rId172">
         <w:r>
           <w:rPr>
             <w:lang w:val="es_ES" w:bidi="es_ES"/>
@@ -14201,7 +14158,7 @@
         </w:rPr>
         <w:t>Israel se había mantenido fuera de Canaán durante cuarenta y cinco años porque temían a los descendientes de Anac, un pueblo alto y fuerte que vivía en la región montañosa de Judá (</w:t>
       </w:r>
-      <w:hyperlink r:id="rId175">
+      <w:hyperlink r:id="rId173">
         <w:r>
           <w:rPr>
             <w:lang w:val="es_ES" w:bidi="es_ES"/>
@@ -14333,7 +14290,7 @@
         </w:rPr>
         <w:t>La asignación tribal de Judá se describe con más detalle que la de las otras tribus. Las faltas de los hermanos mayores de Judá (</w:t>
       </w:r>
-      <w:hyperlink r:id="rId176">
+      <w:hyperlink r:id="rId174">
         <w:r>
           <w:rPr>
             <w:lang w:val="es_ES" w:bidi="es_ES"/>
@@ -14351,7 +14308,7 @@
         </w:rPr>
         <w:t xml:space="preserve"> </w:t>
       </w:r>
-      <w:hyperlink r:id="rId162">
+      <w:hyperlink r:id="rId160">
         <w:r>
           <w:rPr>
             <w:lang w:val="es_ES" w:bidi="es_ES"/>
@@ -14369,7 +14326,7 @@
         </w:rPr>
         <w:t>) lo colocaron en posición para recibir el manto de liderazgo. Así, la tribu de Judá obtuvo una posición geográfica central entre las tribus, asegurando su liderazgo en la nación (</w:t>
       </w:r>
-      <w:hyperlink r:id="rId177">
+      <w:hyperlink r:id="rId175">
         <w:r>
           <w:rPr>
             <w:lang w:val="es_ES" w:bidi="es_ES"/>
@@ -14387,7 +14344,7 @@
         </w:rPr>
         <w:t xml:space="preserve"> </w:t>
       </w:r>
-      <w:hyperlink r:id="rId178">
+      <w:hyperlink r:id="rId176">
         <w:r>
           <w:rPr>
             <w:lang w:val="es_ES" w:bidi="es_ES"/>
@@ -14549,7 +14506,7 @@
         </w:rPr>
         <w:t xml:space="preserve">Este Debir no era la misma ciudad que Debir/Kiriat-sefer de </w:t>
       </w:r>
-      <w:hyperlink r:id="rId179">
+      <w:hyperlink r:id="rId177">
         <w:r>
           <w:rPr>
             <w:lang w:val="es_ES" w:bidi="es_ES"/>
@@ -14567,7 +14524,7 @@
         </w:rPr>
         <w:t>. • Este Gilgal no era el mismo Gilgal donde los israelitas habían establecido anteriormente su campamento (</w:t>
       </w:r>
-      <w:hyperlink r:id="rId180">
+      <w:hyperlink r:id="rId178">
         <w:r>
           <w:rPr>
             <w:lang w:val="es_ES" w:bidi="es_ES"/>
@@ -14795,7 +14752,7 @@
         </w:rPr>
         <w:t xml:space="preserve">Comparar: </w:t>
       </w:r>
-      <w:hyperlink r:id="rId181">
+      <w:hyperlink r:id="rId179">
         <w:r>
           <w:rPr>
             <w:lang w:val="es_ES" w:bidi="es_ES"/>
@@ -14813,7 +14770,7 @@
         </w:rPr>
         <w:t xml:space="preserve"> </w:t>
       </w:r>
-      <w:hyperlink r:id="rId182">
+      <w:hyperlink r:id="rId180">
         <w:r>
           <w:rPr>
             <w:lang w:val="es_ES" w:bidi="es_ES"/>
@@ -14879,7 +14836,7 @@
         </w:rPr>
         <w:t>Otoniel, el sobrino de Caleb, fue el primer juez de Israel (</w:t>
       </w:r>
-      <w:hyperlink r:id="rId183">
+      <w:hyperlink r:id="rId181">
         <w:r>
           <w:rPr>
             <w:lang w:val="es_ES" w:bidi="es_ES"/>
@@ -15210,7 +15167,7 @@
         </w:rPr>
         <w:t>La región montañosa se encontraba en las tierras altas centrales de Judá, desde Jerusalén en el norte hasta un poco más allá de Debir (</w:t>
       </w:r>
-      <w:hyperlink r:id="rId179">
+      <w:hyperlink r:id="rId177">
         <w:r>
           <w:rPr>
             <w:lang w:val="es_ES" w:bidi="es_ES"/>
@@ -15276,7 +15233,7 @@
         </w:rPr>
         <w:t>Este Jezreel en Judá no era el mismo Jezreel del norte. Esta ciudad era el lugar de nacimiento de Ahinoam, la esposa de David y madre de su hijo mayor, Amnón (</w:t>
       </w:r>
-      <w:hyperlink r:id="rId184">
+      <w:hyperlink r:id="rId182">
         <w:r>
           <w:rPr>
             <w:lang w:val="es_ES" w:bidi="es_ES"/>
@@ -15438,7 +15395,7 @@
         </w:rPr>
         <w:t>Aunque Jerusalén fue asignada a la tribu de Benjamín (</w:t>
       </w:r>
-      <w:hyperlink r:id="rId185">
+      <w:hyperlink r:id="rId183">
         <w:r>
           <w:rPr>
             <w:lang w:val="es_ES" w:bidi="es_ES"/>
@@ -15456,7 +15413,7 @@
         </w:rPr>
         <w:t>), no fue conquistada en los días de Josué. • Hasta el día de hoy: La presencia continua de los jebuseos más tarde causó problemas a Judá (</w:t>
       </w:r>
-      <w:hyperlink r:id="rId186">
+      <w:hyperlink r:id="rId184">
         <w:r>
           <w:rPr>
             <w:lang w:val="es_ES" w:bidi="es_ES"/>
@@ -15522,7 +15479,7 @@
         </w:rPr>
         <w:t>Jericó fue asignada a la tribu de Benjamín (</w:t>
       </w:r>
-      <w:hyperlink r:id="rId187">
+      <w:hyperlink r:id="rId185">
         <w:r>
           <w:rPr>
             <w:lang w:val="es_ES" w:bidi="es_ES"/>
@@ -15588,7 +15545,7 @@
         </w:rPr>
         <w:t>José tenía dos hijos, Manasés y Efraín (</w:t>
       </w:r>
-      <w:hyperlink r:id="rId188">
+      <w:hyperlink r:id="rId186">
         <w:r>
           <w:rPr>
             <w:lang w:val="es_ES" w:bidi="es_ES"/>
@@ -15606,7 +15563,7 @@
         </w:rPr>
         <w:t>). La mitad de los descendientes de Manasés había recibido su herencia al este del Río Jordán. La tribu de Efraín y el resto de la tribu de Manasés ahora recibieron sus asignaciones. Esto elevó el número total de asignaciones a doce y cumplió la bendición que Jacob había pronunciado sobre José (</w:t>
       </w:r>
-      <w:hyperlink r:id="rId189">
+      <w:hyperlink r:id="rId187">
         <w:r>
           <w:rPr>
             <w:lang w:val="es_ES" w:bidi="es_ES"/>
@@ -15672,7 +15629,7 @@
         </w:rPr>
         <w:t xml:space="preserve">La frontera de Efraín ascendía desde la parte baja hasta Betorón (ver </w:t>
       </w:r>
-      <w:hyperlink r:id="rId190">
+      <w:hyperlink r:id="rId188">
         <w:r>
           <w:rPr>
             <w:lang w:val="es_ES" w:bidi="es_ES"/>
@@ -15690,7 +15647,7 @@
         </w:rPr>
         <w:t xml:space="preserve">), otorgando a esta tribu el control de uno de los dos caminos principales hacia Jerusalén desde el oeste. • Gézer, una gran e importante ciudad cananea en la unión de la llanura costera y la región montañosa, aparentemente no pasó a manos de Israel hasta la época de Salomón (ver </w:t>
       </w:r>
-      <w:hyperlink r:id="rId191">
+      <w:hyperlink r:id="rId189">
         <w:r>
           <w:rPr>
             <w:lang w:val="es_ES" w:bidi="es_ES"/>
@@ -15708,7 +15665,7 @@
         </w:rPr>
         <w:t xml:space="preserve"> </w:t>
       </w:r>
-      <w:hyperlink r:id="rId192">
+      <w:hyperlink r:id="rId190">
         <w:r>
           <w:rPr>
             <w:lang w:val="es_ES" w:bidi="es_ES"/>
@@ -15822,7 +15779,7 @@
         </w:rPr>
         <w:t xml:space="preserve">Consulte </w:t>
       </w:r>
-      <w:hyperlink r:id="rId193">
+      <w:hyperlink r:id="rId191">
         <w:r>
           <w:rPr>
             <w:lang w:val="es_ES" w:bidi="es_ES"/>
@@ -15900,7 +15857,7 @@
         </w:rPr>
         <w:t xml:space="preserve">En el antiguo Israel, la herencia generalmente se transmitía de un padre a sus hijos. Sin hijos, el nombre de un hombre podría caer en el olvido. Sin embargo, las hijas de Zelofehad solicitaron a Moisés, quien consultó a Dios, y Dios dictaminó que ellas debían heredar la porción de su padre (ver </w:t>
       </w:r>
-      <w:hyperlink r:id="rId194">
+      <w:hyperlink r:id="rId192">
         <w:r>
           <w:rPr>
             <w:lang w:val="es_ES" w:bidi="es_ES"/>
@@ -16062,7 +16019,7 @@
         </w:rPr>
         <w:t xml:space="preserve">Esta descripción general de la frontera sur de Manasés con la tierra asignada a la tribu de Efraín ofrece más detalles que la descripción de la frontera norte de Efraín en </w:t>
       </w:r>
-      <w:hyperlink r:id="rId195">
+      <w:hyperlink r:id="rId193">
         <w:r>
           <w:rPr>
             <w:lang w:val="es_ES" w:bidi="es_ES"/>
@@ -16224,7 +16181,7 @@
         </w:rPr>
         <w:t xml:space="preserve">La porción de José se describe en </w:t>
       </w:r>
-      <w:hyperlink r:id="rId196">
+      <w:hyperlink r:id="rId194">
         <w:r>
           <w:rPr>
             <w:lang w:val="es_ES" w:bidi="es_ES"/>
@@ -16314,7 +16271,7 @@
         </w:rPr>
         <w:t xml:space="preserve">; ver también </w:t>
       </w:r>
-      <w:hyperlink r:id="rId197">
+      <w:hyperlink r:id="rId195">
         <w:r>
           <w:rPr>
             <w:lang w:val="es_ES" w:bidi="es_ES"/>
@@ -16332,7 +16289,7 @@
         </w:rPr>
         <w:t xml:space="preserve">, </w:t>
       </w:r>
-      <w:hyperlink r:id="rId198">
+      <w:hyperlink r:id="rId196">
         <w:r>
           <w:rPr>
             <w:lang w:val="es_ES" w:bidi="es_ES"/>
@@ -16350,7 +16307,7 @@
         </w:rPr>
         <w:t xml:space="preserve"> </w:t>
       </w:r>
-      <w:hyperlink r:id="rId150">
+      <w:hyperlink r:id="rId148">
         <w:r>
           <w:rPr>
             <w:lang w:val="es_ES" w:bidi="es_ES"/>
@@ -16428,7 +16385,7 @@
         </w:rPr>
         <w:t xml:space="preserve">). • El valle de Jezreel, una interrupción geológica de la región montañosa, separaba la Baja Galilea al norte de la región montañosa de Manasés hacia el Neguev. Los cananeos que vivían en y cerca de este valle y del valle de Bet-sán restringieron la expansión de Manasés y aparentemente también la de Efraín. La mayoría de las ciudades mencionadas en </w:t>
       </w:r>
-      <w:hyperlink r:id="rId199">
+      <w:hyperlink r:id="rId197">
         <w:r>
           <w:rPr>
             <w:lang w:val="es_ES" w:bidi="es_ES"/>
@@ -16494,7 +16451,7 @@
         </w:rPr>
         <w:t>En lugar de reprender a la gente por su miedo, Josué reiteró sus instrucciones de despejar tierras forestales para el asentamiento. Su promesa de que las tribus de Efraín y Manasés eventualmente expulsarían a los cananeos les brindó una esperanza que podría fortalecer su fe y ayudarles a superar su miedo. • Gran parte de la región montañosa estaba cubierta de bosques, y el asentamiento cananeo era escaso allí. Si Efraín y Manasés se hubieran conformado con tierras ya despejadas, habrían tenido poco espacio para establecerse. Con la introducción de la tecnología del hierro en esa época, incluyendo cabezas de hacha de hierro, la gente de estas tribus podría despejar los bosques vírgenes y abrir nuevas tierras para el asentamiento. Josué podría haber dado un ejemplo al ser el primero en despejar su propia propiedad en Timnat-sera (</w:t>
       </w:r>
-      <w:hyperlink r:id="rId200">
+      <w:hyperlink r:id="rId198">
         <w:r>
           <w:rPr>
             <w:lang w:val="es_ES" w:bidi="es_ES"/>
@@ -16560,7 +16517,7 @@
         </w:rPr>
         <w:t>Israel había estado acampado en Gilgal, en el Valle del Jordán (</w:t>
       </w:r>
-      <w:hyperlink r:id="rId201">
+      <w:hyperlink r:id="rId199">
         <w:r>
           <w:rPr>
             <w:lang w:val="es_ES" w:bidi="es_ES"/>
@@ -16578,7 +16535,7 @@
         </w:rPr>
         <w:t>). Silo se encontraba a unas veinte millas al norte de Jerusalén, en Efraín. Al establecer el Tabernáculo allí, Josué convirtió a Silo en el centro religioso y político de Israel. El Tabernáculo permaneció en Silo hasta que los filisteos capturaron el Arca (</w:t>
       </w:r>
-      <w:hyperlink r:id="rId202">
+      <w:hyperlink r:id="rId200">
         <w:r>
           <w:rPr>
             <w:lang w:val="es_ES" w:bidi="es_ES"/>
@@ -16812,7 +16769,7 @@
         </w:rPr>
         <w:t xml:space="preserve">"los levitas": Ver cap. </w:t>
       </w:r>
-      <w:hyperlink r:id="rId160">
+      <w:hyperlink r:id="rId158">
         <w:r>
           <w:rPr>
             <w:lang w:val="es_ES" w:bidi="es_ES"/>
@@ -16830,7 +16787,7 @@
         </w:rPr>
         <w:t xml:space="preserve">. • "Gad … Manasés": Ver </w:t>
       </w:r>
-      <w:hyperlink r:id="rId203">
+      <w:hyperlink r:id="rId201">
         <w:r>
           <w:rPr>
             <w:lang w:val="es_ES" w:bidi="es_ES"/>
@@ -16896,7 +16853,7 @@
         </w:rPr>
         <w:t>Los cananeos de la región montañosa ahora temían a Israel y permitieron que veintiún hombres (</w:t>
       </w:r>
-      <w:hyperlink r:id="rId204">
+      <w:hyperlink r:id="rId202">
         <w:r>
           <w:rPr>
             <w:lang w:val="es_ES" w:bidi="es_ES"/>
@@ -16914,7 +16871,7 @@
         </w:rPr>
         <w:t xml:space="preserve">) caminaran por estos territorios y regresaran ilesos. • El registro escrito probablemente era un pergamino, que podría haber sido la fuente original para las descripciones de las asignaciones tribales en los capítulos </w:t>
       </w:r>
-      <w:hyperlink r:id="rId205">
+      <w:hyperlink r:id="rId203">
         <w:r>
           <w:rPr>
             <w:lang w:val="es_ES" w:bidi="es_ES"/>
@@ -17100,7 +17057,7 @@
         </w:rPr>
         <w:t xml:space="preserve">. • "Quiriat": El Quiriat-jearim mencionado en </w:t>
       </w:r>
-      <w:hyperlink r:id="rId206">
+      <w:hyperlink r:id="rId204">
         <w:r>
           <w:rPr>
             <w:lang w:val="es_ES" w:bidi="es_ES"/>
@@ -17179,7 +17136,7 @@
         </w:rPr>
         <w:t>Simeón, el segundo hijo de Jacob y Lea, era mayor que Judá. Sin embargo, perdió tener un papel principal debido a sus acciones violentas contra Siquem (</w:t>
       </w:r>
-      <w:hyperlink r:id="rId207">
+      <w:hyperlink r:id="rId205">
         <w:r>
           <w:rPr>
             <w:lang w:val="es_ES" w:bidi="es_ES"/>
@@ -17245,7 +17202,7 @@
         </w:rPr>
         <w:t xml:space="preserve">Algunas de las ciudades dadas a la tribu de Simeón también formaban parte de la asignación de Judá, ya que su territorio era demasiado grande para ellos (cp. </w:t>
       </w:r>
-      <w:hyperlink r:id="rId208">
+      <w:hyperlink r:id="rId206">
         <w:r>
           <w:rPr>
             <w:lang w:val="es_ES" w:bidi="es_ES"/>
@@ -17455,7 +17412,7 @@
         </w:rPr>
         <w:t>Gath-hefer fue la ciudad natal del profeta Jonás (</w:t>
       </w:r>
-      <w:hyperlink r:id="rId209">
+      <w:hyperlink r:id="rId207">
         <w:r>
           <w:rPr>
             <w:lang w:val="es_ES" w:bidi="es_ES"/>
@@ -17569,7 +17526,7 @@
         </w:rPr>
         <w:t>Por el número de pueblos y el tamaño de su territorio, Zabulón era la más pequeña de todas las tribus. Sin embargo, el pueblo del Nuevo Testamento, Nazaret, donde Jesús creció, estaba en el territorio tribal de Zabulón (</w:t>
       </w:r>
-      <w:hyperlink r:id="rId210">
+      <w:hyperlink r:id="rId208">
         <w:r>
           <w:rPr>
             <w:lang w:val="es_ES" w:bidi="es_ES"/>
@@ -17587,7 +17544,7 @@
         </w:rPr>
         <w:t xml:space="preserve"> </w:t>
       </w:r>
-      <w:hyperlink r:id="rId211">
+      <w:hyperlink r:id="rId209">
         <w:r>
           <w:rPr>
             <w:lang w:val="es_ES" w:bidi="es_ES"/>
@@ -17810,7 +17767,7 @@
         </w:rPr>
         <w:t xml:space="preserve">La tribu de Neftalí ocupaba el este de Galilea con vista al mar de Galilea. Como una rama de una ruta comercial internacional desde Egipto hasta Mesopotamia atravesaba el territorio de Neftalí, esta tribu disfrutó de períodos de prosperidad cuando los reyes de Israel eran fuertes. La ciudad de Hasor estaba dentro del territorio de Neftalí, protegiendo una sección de esa ruta. Neftalí se menciona en </w:t>
       </w:r>
-      <w:hyperlink r:id="rId211">
+      <w:hyperlink r:id="rId209">
         <w:r>
           <w:rPr>
             <w:lang w:val="es_ES" w:bidi="es_ES"/>
@@ -17924,7 +17881,7 @@
         </w:rPr>
         <w:t>Unos cincuenta años después de que Israel entrara en Canaán bajo el liderazgo de Josué, los filisteos se trasladaron a la llanura costera del sur y ocuparon las ciudades de Timna y Ecrón (</w:t>
       </w:r>
-      <w:hyperlink r:id="rId212">
+      <w:hyperlink r:id="rId210">
         <w:r>
           <w:rPr>
             <w:lang w:val="es_ES" w:bidi="es_ES"/>
@@ -17942,7 +17899,7 @@
         </w:rPr>
         <w:t xml:space="preserve"> </w:t>
       </w:r>
-      <w:hyperlink r:id="rId213">
+      <w:hyperlink r:id="rId211">
         <w:r>
           <w:rPr>
             <w:lang w:val="es_ES" w:bidi="es_ES"/>
@@ -18008,7 +17965,7 @@
         </w:rPr>
         <w:t xml:space="preserve">La tribu de Dan tuvo dificultades para tomar posesión de su tierra debido a los filisteos, por lo que un grupo de danitas más tarde se trasladó hacia el norte, a Lais (ver </w:t>
       </w:r>
-      <w:hyperlink r:id="rId214">
+      <w:hyperlink r:id="rId212">
         <w:r>
           <w:rPr>
             <w:lang w:val="es_ES" w:bidi="es_ES"/>
@@ -18182,7 +18139,7 @@
         </w:rPr>
         <w:t xml:space="preserve">Estos versículos contienen una revisión de la ley referente a las ciudades de refugio (ver también </w:t>
       </w:r>
-      <w:hyperlink r:id="rId215">
+      <w:hyperlink r:id="rId213">
         <w:r>
           <w:rPr>
             <w:lang w:val="es_ES" w:bidi="es_ES"/>
@@ -18405,7 +18362,7 @@
         </w:rPr>
         <w:t xml:space="preserve">El trato hacia los extranjeros en Israel representó un gran avance en las relaciones humanas. A los residentes extranjeros se les debía otorgar toda la justicia ofrecida a los israelitas nativos (ver </w:t>
       </w:r>
-      <w:hyperlink r:id="rId216">
+      <w:hyperlink r:id="rId214">
         <w:r>
           <w:rPr>
             <w:lang w:val="es_ES" w:bidi="es_ES"/>
@@ -18423,7 +18380,7 @@
         </w:rPr>
         <w:t xml:space="preserve"> </w:t>
       </w:r>
-      <w:hyperlink r:id="rId217">
+      <w:hyperlink r:id="rId215">
         <w:r>
           <w:rPr>
             <w:lang w:val="es_ES" w:bidi="es_ES"/>
@@ -18441,7 +18398,7 @@
         </w:rPr>
         <w:t xml:space="preserve"> </w:t>
       </w:r>
-      <w:hyperlink r:id="rId218">
+      <w:hyperlink r:id="rId216">
         <w:r>
           <w:rPr>
             <w:lang w:val="es_ES" w:bidi="es_ES"/>
@@ -18459,7 +18416,7 @@
         </w:rPr>
         <w:t xml:space="preserve">, </w:t>
       </w:r>
-      <w:hyperlink r:id="rId219">
+      <w:hyperlink r:id="rId217">
         <w:r>
           <w:rPr>
             <w:lang w:val="es_ES" w:bidi="es_ES"/>
@@ -18585,7 +18542,7 @@
         </w:rPr>
         <w:t xml:space="preserve">"El Señor ordenó a Moisés": Ver </w:t>
       </w:r>
-      <w:hyperlink r:id="rId220">
+      <w:hyperlink r:id="rId218">
         <w:r>
           <w:rPr>
             <w:lang w:val="es_ES" w:bidi="es_ES"/>
@@ -18855,7 +18812,7 @@
         </w:rPr>
         <w:t>Las tierras de pastoreo eran terrenos que rodeaban las ciudades. La repetición de esta palabra a lo largo de la lista (</w:t>
       </w:r>
-      <w:hyperlink r:id="rId221">
+      <w:hyperlink r:id="rId219">
         <w:r>
           <w:rPr>
             <w:lang w:val="es_ES" w:bidi="es_ES"/>
@@ -18873,7 +18830,7 @@
         </w:rPr>
         <w:t>) le dio al reparto el carácter de un registro legal, garantizando a los levitas acceso a las tierras que rodeaban inmediatamente cada una de las ciudades levíticas (</w:t>
       </w:r>
-      <w:hyperlink r:id="rId222">
+      <w:hyperlink r:id="rId220">
         <w:r>
           <w:rPr>
             <w:lang w:val="es_ES" w:bidi="es_ES"/>
@@ -18939,7 +18896,7 @@
         </w:rPr>
         <w:t>Los descendientes de Aarón recibieron trece ciudades, el resto del clan de Coat recibió diez, los descendientes de Gersón recibieron también trece, y el clan de Merari recibió doce. En total, había cuarenta y ocho ciudades levíticas. Cada tribu tenía cuatro de estas, excepto Judá, que tenía ocho; Simeón, que tenía una; y Neftalí, que tenía tres. Seis de las ciudades levíticas también eran ciudades de refugio (</w:t>
       </w:r>
-      <w:hyperlink r:id="rId223">
+      <w:hyperlink r:id="rId221">
         <w:r>
           <w:rPr>
             <w:lang w:val="es_ES" w:bidi="es_ES"/>
@@ -19149,7 +19106,7 @@
         </w:rPr>
         <w:t xml:space="preserve">Josué elogió a las tribus del este por su obediencia fiel y por cumplir su promesa de ayudar al resto de Israel a habitar en Canaán (ver </w:t>
       </w:r>
-      <w:hyperlink r:id="rId157">
+      <w:hyperlink r:id="rId155">
         <w:r>
           <w:rPr>
             <w:lang w:val="es_ES" w:bidi="es_ES"/>
@@ -19167,7 +19124,7 @@
         </w:rPr>
         <w:t xml:space="preserve"> </w:t>
       </w:r>
-      <w:hyperlink r:id="rId224">
+      <w:hyperlink r:id="rId222">
         <w:r>
           <w:rPr>
             <w:lang w:val="es_ES" w:bidi="es_ES"/>
@@ -19233,7 +19190,7 @@
         </w:rPr>
         <w:t>Las palabras de Josué evocan las palabras de Dios a Josué al inicio de la conquista (</w:t>
       </w:r>
-      <w:hyperlink r:id="rId69">
+      <w:hyperlink r:id="rId67">
         <w:r>
           <w:rPr>
             <w:lang w:val="es_ES" w:bidi="es_ES"/>
@@ -19305,7 +19262,7 @@
         </w:rPr>
         <w:t xml:space="preserve">: Ver </w:t>
       </w:r>
-      <w:hyperlink r:id="rId225">
+      <w:hyperlink r:id="rId223">
         <w:r>
           <w:rPr>
             <w:lang w:val="es_ES" w:bidi="es_ES"/>
@@ -19636,7 +19593,7 @@
         </w:rPr>
         <w:t xml:space="preserve">Las tribus occidentales estaban listas para ir a la guerra porque consideraban el altar como una violación de </w:t>
       </w:r>
-      <w:hyperlink r:id="rId226">
+      <w:hyperlink r:id="rId224">
         <w:r>
           <w:rPr>
             <w:lang w:val="es_ES" w:bidi="es_ES"/>
@@ -19654,7 +19611,7 @@
         </w:rPr>
         <w:t xml:space="preserve"> y </w:t>
       </w:r>
-      <w:hyperlink r:id="rId227">
+      <w:hyperlink r:id="rId225">
         <w:r>
           <w:rPr>
             <w:lang w:val="es_ES" w:bidi="es_ES"/>
@@ -19720,7 +19677,7 @@
         </w:rPr>
         <w:t xml:space="preserve">"cabeza de familia": Ver </w:t>
       </w:r>
-      <w:hyperlink r:id="rId228">
+      <w:hyperlink r:id="rId226">
         <w:r>
           <w:rPr>
             <w:lang w:val="es_ES" w:bidi="es_ES"/>
@@ -19834,7 +19791,7 @@
         </w:rPr>
         <w:t>Las declaraciones y preguntas directas y contundentes de la delegación aseguraron que la ira de Dios no caería sobre la nación debido a una rebelión como la de Acán (</w:t>
       </w:r>
-      <w:hyperlink r:id="rId229">
+      <w:hyperlink r:id="rId227">
         <w:r>
           <w:rPr>
             <w:lang w:val="es_ES" w:bidi="es_ES"/>
@@ -19852,7 +19809,7 @@
         </w:rPr>
         <w:t>) o el episodio en Peor (</w:t>
       </w:r>
-      <w:hyperlink r:id="rId230">
+      <w:hyperlink r:id="rId228">
         <w:r>
           <w:rPr>
             <w:lang w:val="es_ES" w:bidi="es_ES"/>
@@ -19930,7 +19887,7 @@
         </w:rPr>
         <w:t xml:space="preserve">: La fórmula que usa “así dice” era una introducción típica al informe de un mensajero (por ejemplo, </w:t>
       </w:r>
-      <w:hyperlink r:id="rId231">
+      <w:hyperlink r:id="rId229">
         <w:r>
           <w:rPr>
             <w:lang w:val="es_ES" w:bidi="es_ES"/>
@@ -19948,7 +19905,7 @@
         </w:rPr>
         <w:t xml:space="preserve"> </w:t>
       </w:r>
-      <w:hyperlink r:id="rId232">
+      <w:hyperlink r:id="rId230">
         <w:r>
           <w:rPr>
             <w:lang w:val="es_ES" w:bidi="es_ES"/>
@@ -20014,7 +19971,7 @@
         </w:rPr>
         <w:t>El pecado en Baal-peor fue la rebelión idólatra de Israel en Moab, justo cuando estaban por entrar en la Tierra Prometida (</w:t>
       </w:r>
-      <w:hyperlink r:id="rId230">
+      <w:hyperlink r:id="rId228">
         <w:r>
           <w:rPr>
             <w:lang w:val="es_ES" w:bidi="es_ES"/>
@@ -20128,7 +20085,7 @@
         </w:rPr>
         <w:t xml:space="preserve">"Acán": Ver cp </w:t>
       </w:r>
-      <w:hyperlink r:id="rId79">
+      <w:hyperlink r:id="rId77">
         <w:r>
           <w:rPr>
             <w:lang w:val="es_ES" w:bidi="es_ES"/>
@@ -20290,7 +20247,7 @@
         </w:rPr>
         <w:t>Las tribus orientales juraron en el nombre del Señor que no eran culpables. • Las instrucciones para los sacrificios prescribían ofrendas quemadas, ofrendas de grano o de paz (</w:t>
       </w:r>
-      <w:hyperlink r:id="rId233">
+      <w:hyperlink r:id="rId231">
         <w:r>
           <w:rPr>
             <w:lang w:val="es_ES" w:bidi="es_ES"/>
@@ -20512,7 +20469,7 @@
         </w:rPr>
         <w:t>: En su respuesta a las tribus del este, Fineas utilizó un lenguaje muy similar a las palabras que Dios había pronunciado cuando apartó la ira de Dios de Israel en Peor (</w:t>
       </w:r>
-      <w:hyperlink r:id="rId234">
+      <w:hyperlink r:id="rId232">
         <w:r>
           <w:rPr>
             <w:lang w:val="es_ES" w:bidi="es_ES"/>
@@ -20722,7 +20679,7 @@
         </w:rPr>
         <w:t>Los líderes de Israel habían experimentado lo que Dios había hecho por ellos y contra sus enemigos. Durante las vidas de estos líderes que sobrevivieron a Josué, Israel continuó siendo fiel a Dios (</w:t>
       </w:r>
-      <w:hyperlink r:id="rId235">
+      <w:hyperlink r:id="rId233">
         <w:r>
           <w:rPr>
             <w:lang w:val="es_ES" w:bidi="es_ES"/>
@@ -20788,7 +20745,7 @@
         </w:rPr>
         <w:t xml:space="preserve">Parte de la tierra que Josué había asignado a las diversas tribus seguía sin ser conquistada. La ocupación gradual de la tierra por parte de Israel tenía una razón ecológica (ver </w:t>
       </w:r>
-      <w:hyperlink r:id="rId236">
+      <w:hyperlink r:id="rId234">
         <w:r>
           <w:rPr>
             <w:lang w:val="es_ES" w:bidi="es_ES"/>
@@ -20806,7 +20763,7 @@
         </w:rPr>
         <w:t xml:space="preserve">), una razón militar (ver </w:t>
       </w:r>
-      <w:hyperlink r:id="rId237">
+      <w:hyperlink r:id="rId235">
         <w:r>
           <w:rPr>
             <w:lang w:val="es_ES" w:bidi="es_ES"/>
@@ -20824,7 +20781,7 @@
         </w:rPr>
         <w:t xml:space="preserve">) y una razón teológica (ver </w:t>
       </w:r>
-      <w:hyperlink r:id="rId238">
+      <w:hyperlink r:id="rId236">
         <w:r>
           <w:rPr>
             <w:lang w:val="es_ES" w:bidi="es_ES"/>
@@ -20842,7 +20799,7 @@
         </w:rPr>
         <w:t>). La posterior infidelidad de Israel retrasó el proceso de asentamiento durante varios siglos; en lugar de expulsar a los cananeos restantes, Israel los absorbió, lo que trajo al pueblo de Dios aún mayores tentaciones de infidelidad. Josué sabía que esto era un peligro real (</w:t>
       </w:r>
-      <w:hyperlink r:id="rId239">
+      <w:hyperlink r:id="rId237">
         <w:r>
           <w:rPr>
             <w:lang w:val="es_ES" w:bidi="es_ES"/>
@@ -21004,7 +20961,7 @@
         </w:rPr>
         <w:t>Aferrarse firmemente o apasionadamente a Dios haría que la tentación de desviarse hacia otros dioses fuera impotente. Este mismo verbo describía a un hombre aferrándose a su esposa (</w:t>
       </w:r>
-      <w:hyperlink r:id="rId240">
+      <w:hyperlink r:id="rId238">
         <w:r>
           <w:rPr>
             <w:lang w:val="es_ES" w:bidi="es_ES"/>
@@ -21022,7 +20979,7 @@
         </w:rPr>
         <w:t>) y a Rut aferrándose a Noemí (</w:t>
       </w:r>
-      <w:hyperlink r:id="rId241">
+      <w:hyperlink r:id="rId239">
         <w:r>
           <w:rPr>
             <w:lang w:val="es_ES" w:bidi="es_ES"/>
@@ -21088,7 +21045,7 @@
         </w:rPr>
         <w:t>Ejemplos de grandes y poderosas naciones incluyen a los Anaceos (</w:t>
       </w:r>
-      <w:hyperlink r:id="rId242">
+      <w:hyperlink r:id="rId240">
         <w:r>
           <w:rPr>
             <w:lang w:val="es_ES" w:bidi="es_ES"/>
@@ -21106,7 +21063,7 @@
         </w:rPr>
         <w:t>) y la ciudad de Hasor (</w:t>
       </w:r>
-      <w:hyperlink r:id="rId101">
+      <w:hyperlink r:id="rId99">
         <w:r>
           <w:rPr>
             <w:lang w:val="es_ES" w:bidi="es_ES"/>
@@ -21172,7 +21129,7 @@
         </w:rPr>
         <w:t xml:space="preserve">"vuestro Dios pelea por vosotros": Así como Dios había luchado por los israelitas en el pasado (por ejemplo, </w:t>
       </w:r>
-      <w:hyperlink r:id="rId243">
+      <w:hyperlink r:id="rId241">
         <w:r>
           <w:rPr>
             <w:lang w:val="es_ES" w:bidi="es_ES"/>
@@ -21286,7 +21243,7 @@
         </w:rPr>
         <w:t>Josué advirtió al pueblo de Dios que no hubiera casamientos con sus vecinos politeístas, ya que una relación tan íntima podría desviar a los israelitas (</w:t>
       </w:r>
-      <w:hyperlink r:id="rId244">
+      <w:hyperlink r:id="rId242">
         <w:r>
           <w:rPr>
             <w:lang w:val="es_ES" w:bidi="es_ES"/>
@@ -21304,7 +21261,7 @@
         </w:rPr>
         <w:t>). Sin embargo, los cananeos que deseaban adorar al Señor y unirse al pueblo de Dios eran bienvenidos (</w:t>
       </w:r>
-      <w:hyperlink r:id="rId245">
+      <w:hyperlink r:id="rId243">
         <w:r>
           <w:rPr>
             <w:lang w:val="es_ES" w:bidi="es_ES"/>
@@ -21322,7 +21279,7 @@
         </w:rPr>
         <w:t xml:space="preserve">, </w:t>
       </w:r>
-      <w:hyperlink r:id="rId246">
+      <w:hyperlink r:id="rId244">
         <w:r>
           <w:rPr>
             <w:lang w:val="es_ES" w:bidi="es_ES"/>
@@ -21340,7 +21297,7 @@
         </w:rPr>
         <w:t xml:space="preserve">). La raza, el idioma y la etnicidad no influían en la prohibición de Dios sobre el matrimonio mixto; era una cuestión de fidelidad al Señor (cp. </w:t>
       </w:r>
-      <w:hyperlink r:id="rId247">
+      <w:hyperlink r:id="rId245">
         <w:r>
           <w:rPr>
             <w:lang w:val="es_ES" w:bidi="es_ES"/>
@@ -21514,7 +21471,7 @@
         </w:rPr>
         <w:t>Dios había bendecido a los israelitas y, sin duda, también los juzgaría si se apartaban de Él. La advertencia de Josué contra la apostasía fue profética; Israel se apartó, y Dios no expulsó a los cananeos restantes (</w:t>
       </w:r>
-      <w:hyperlink r:id="rId248">
+      <w:hyperlink r:id="rId246">
         <w:r>
           <w:rPr>
             <w:lang w:val="es_ES" w:bidi="es_ES"/>
@@ -21580,7 +21537,7 @@
         </w:rPr>
         <w:t xml:space="preserve">Siquem fue el lugar de la primera afirmación del pacto poco después de que Israel entrara en la tierra de Canaán (ver </w:t>
       </w:r>
-      <w:hyperlink r:id="rId249">
+      <w:hyperlink r:id="rId247">
         <w:r>
           <w:rPr>
             <w:lang w:val="es_ES" w:bidi="es_ES"/>
@@ -21706,7 +21663,7 @@
         </w:rPr>
         <w:t>Tanto en forma como en contenido, esta declaración de pacto se asemejaba a un tratado de suzeranía-vasallo del antiguo Cercano Oriente. Comienza con un preámbulo (</w:t>
       </w:r>
-      <w:hyperlink r:id="rId250">
+      <w:hyperlink r:id="rId248">
         <w:r>
           <w:rPr>
             <w:lang w:val="es_ES" w:bidi="es_ES"/>
@@ -21724,7 +21681,7 @@
         </w:rPr>
         <w:t>) y continúa con un prólogo histórico que relata los actos bondadosos del suzerano (Dios) a favor del pueblo (</w:t>
       </w:r>
-      <w:hyperlink r:id="rId251">
+      <w:hyperlink r:id="rId249">
         <w:r>
           <w:rPr>
             <w:lang w:val="es_ES" w:bidi="es_ES"/>
@@ -21742,7 +21699,7 @@
         </w:rPr>
         <w:t>), seguido de una lista de estipulaciones (</w:t>
       </w:r>
-      <w:hyperlink r:id="rId252">
+      <w:hyperlink r:id="rId250">
         <w:r>
           <w:rPr>
             <w:lang w:val="es_ES" w:bidi="es_ES"/>
@@ -21760,7 +21717,7 @@
         </w:rPr>
         <w:t>) y de maldiciones y bendiciones (</w:t>
       </w:r>
-      <w:hyperlink r:id="rId253">
+      <w:hyperlink r:id="rId251">
         <w:r>
           <w:rPr>
             <w:lang w:val="es_ES" w:bidi="es_ES"/>
@@ -21778,7 +21735,7 @@
         </w:rPr>
         <w:t xml:space="preserve">). Luego indica dónde debía depositarse el texto para su lectura y renovación periódica (implícito, </w:t>
       </w:r>
-      <w:hyperlink r:id="rId254">
+      <w:hyperlink r:id="rId252">
         <w:r>
           <w:rPr>
             <w:lang w:val="es_ES" w:bidi="es_ES"/>
@@ -21796,7 +21753,7 @@
         </w:rPr>
         <w:t>) y enumera los testigos del pacto (</w:t>
       </w:r>
-      <w:hyperlink r:id="rId255">
+      <w:hyperlink r:id="rId253">
         <w:r>
           <w:rPr>
             <w:lang w:val="es_ES" w:bidi="es_ES"/>
@@ -21814,7 +21771,7 @@
         </w:rPr>
         <w:t xml:space="preserve">, </w:t>
       </w:r>
-      <w:hyperlink r:id="rId256">
+      <w:hyperlink r:id="rId254">
         <w:r>
           <w:rPr>
             <w:lang w:val="es_ES" w:bidi="es_ES"/>
@@ -21892,7 +21849,7 @@
         </w:rPr>
         <w:t xml:space="preserve">"Taré": Ver </w:t>
       </w:r>
-      <w:hyperlink r:id="rId257">
+      <w:hyperlink r:id="rId255">
         <w:r>
           <w:rPr>
             <w:lang w:val="es_ES" w:bidi="es_ES"/>
@@ -21958,7 +21915,7 @@
         </w:rPr>
         <w:t>Abraham vivió en Harán, en Mesopotamia, más allá del Éufrates, con su padre Taré (</w:t>
       </w:r>
-      <w:hyperlink r:id="rId258">
+      <w:hyperlink r:id="rId256">
         <w:r>
           <w:rPr>
             <w:lang w:val="es_ES" w:bidi="es_ES"/>
@@ -21976,7 +21933,7 @@
         </w:rPr>
         <w:t xml:space="preserve">). • "trájelo por toda la tierra de Canaán": Ver </w:t>
       </w:r>
-      <w:hyperlink r:id="rId259">
+      <w:hyperlink r:id="rId257">
         <w:r>
           <w:rPr>
             <w:lang w:val="es_ES" w:bidi="es_ES"/>
@@ -22090,7 +22047,7 @@
         </w:rPr>
         <w:t xml:space="preserve">"a Jacob y a Esaú": Ver </w:t>
       </w:r>
-      <w:hyperlink r:id="rId260">
+      <w:hyperlink r:id="rId258">
         <w:r>
           <w:rPr>
             <w:lang w:val="es_ES" w:bidi="es_ES"/>
@@ -22108,7 +22065,7 @@
         </w:rPr>
         <w:t>. • Las montañas de Seir estaban en el corazón de Edom, la tierra natal de los descendientes de Esaú (</w:t>
       </w:r>
-      <w:hyperlink r:id="rId261">
+      <w:hyperlink r:id="rId259">
         <w:r>
           <w:rPr>
             <w:lang w:val="es_ES" w:bidi="es_ES"/>
@@ -22330,7 +22287,7 @@
         </w:rPr>
         <w:t xml:space="preserve">"tierra de los Amorreos...": Ver </w:t>
       </w:r>
-      <w:hyperlink r:id="rId41">
+      <w:hyperlink r:id="rId39">
         <w:r>
           <w:rPr>
             <w:lang w:val="es_ES" w:bidi="es_ES"/>
@@ -22396,7 +22353,7 @@
         </w:rPr>
         <w:t xml:space="preserve">Ver </w:t>
       </w:r>
-      <w:hyperlink r:id="rId165">
+      <w:hyperlink r:id="rId163">
         <w:r>
           <w:rPr>
             <w:lang w:val="es_ES" w:bidi="es_ES"/>
@@ -22414,7 +22371,7 @@
         </w:rPr>
         <w:t xml:space="preserve">; </w:t>
       </w:r>
-      <w:hyperlink r:id="rId262">
+      <w:hyperlink r:id="rId260">
         <w:r>
           <w:rPr>
             <w:lang w:val="es_ES" w:bidi="es_ES"/>
@@ -23333,7 +23290,7 @@
         </w:rPr>
         <w:t xml:space="preserve">"Timnat-será": Ver </w:t>
       </w:r>
-      <w:hyperlink r:id="rId169">
+      <w:hyperlink r:id="rId167">
         <w:r>
           <w:rPr>
             <w:lang w:val="es_ES" w:bidi="es_ES"/>
@@ -23447,7 +23404,7 @@
         </w:rPr>
         <w:t>Israel había llevado los huesos de José fuera de Egipto a lo largo de los años de sus viajes hacia Canaán para honrar la última petición de este de ser enterrado en la tierra que Dios había prometido a Israel (</w:t>
       </w:r>
-      <w:hyperlink r:id="rId263">
+      <w:hyperlink r:id="rId261">
         <w:r>
           <w:rPr>
             <w:lang w:val="es_ES" w:bidi="es_ES"/>
@@ -23465,7 +23422,7 @@
         </w:rPr>
         <w:t xml:space="preserve">; </w:t>
       </w:r>
-      <w:hyperlink r:id="rId264">
+      <w:hyperlink r:id="rId262">
         <w:r>
           <w:rPr>
             <w:lang w:val="es_ES" w:bidi="es_ES"/>

--- a/spa/docx/06.content.docx
+++ b/spa/docx/06.content.docx
@@ -163,13 +163,6 @@
         <w:rPr>
           <w:lang w:val="es_ES" w:bidi="es_ES"/>
         </w:rPr>
-      </w:r>
-      <w:r>
-        <w:rPr>
-          <w:i/>
-          <w:lang w:val="es_ES" w:bidi="es_ES"/>
-        </w:rPr>
-        <w:t>Josué 1:1–2, Josué 1:1–9, Josué 1:3, Josué 1:4, Josué 1:5, Josué 1:6, Josué 1:6–9, Josué 1:8, Josué 1:9, Josué 1:10, Josué 1:11, Josué 1:12–15, Josué 1:13, Josué 1:14, Josué 1:17, Josué 1:18, Josué 2:1, Josué 2:1–24, Josué 2:2, Josué 2:3, Josué 2:4–5, Josué 2:6, Josué 2:7, Josué 2:9–10, Josué 2:11, Josué 2:12–13, Josué 2:14, Josué 2:15, Josué 2:16, Josué 2:19, Josué 2:23–24, Josué 3:1, Josué 3:3, Josué 3:4, Josué 3:5, Josué 3:7, Josué 3:8, Josué 3:10, Josué 3:11, Josué 3:12, Josué 3:13, Josué 3:15, Josué 3:16, Josué 3:17, Josué 4:2, Josué 4:5, Josué 4:6, Josué 4:9, Josué 4:14, Josué 4:18, Josué 4:19–20, Josué 4:24, Josué 5:1, Josué 5:2, Josué 5:3, Josué 5:4–7, Josué 5:8, Josué 5:9, Josué 5:10, Josué 5:11, Josué 5:11–12, Josué 5:12, Josué 5:13, Josué 5:13–15, Josué 5:14, Josué 5:15, Josué 6:1, Josué 6:2, Josué 6:4, Josué 6:6–9, Josué 6:10–11, Josué 6:15, Josué 6:16, Josué 6:17, Josué 6:20, Josué 6:22–23, Josué 6:24, Josué 6:24–27, Josué 6:25, Josué 6:26, Josué 6:27, Josué 7:1, Josué 7:1–26, Josué 7:1–12.24, Josué 7:2, Josué 7:3–4, Josué 7:5, Josué 7:6, Josué 7:7, Josué 7:8–9, Josué 7:10–11, Josué 7:12, Josué 7:13, Josué 7:14, Josué 7:15, Josué 7:16–18, Josué 7:19–20, Josué 7:21, Josué 7:22, Josué 7:24, Josué 7:25, Josué 7:26, Josué 8:1, Josué 8:1–13, Josué 8:2, Josué 8:3, Josué 8:4–9, Josué 8:11–13, Josué 8:14, Josué 8:15, Josué 8:17, Josué 8:18–19, Josué 8:28, Josué 8:29, Josué 8:30–31, Josué 8:32, Josué 8:33, Josué 8:33–35, Josué 8:34, Josué 8:35, Josué 9:1, Josué 9:1–27, Josué 9:2, Josué 9:3, Josué 9:4–6, Josué 9:7–8, Josué 9:9–10, Josué 9:11–13, Josué 9:14, Josué 9:15, Josué 9:16, Josué 9:17, Josué 9:18–21, Josué 9:22, Josué 9:23, Josué 9:24–25, Josué 9:26–27, Josué 10:1, Josué 10:1–43, Josué 10:2, Josué 10:5, Josué 10:7, Josué 10:8, Josué 10:9, Josué 10:10, Josué 10:10–13, Josué 10:12, Josué 10:13, Josué 10:16, Josué 10:18–19, Josué 10:21, Josué 10:24, Josué 10:25, Josué 10:26–27, Josué 10:28, Josué 10:28–39, Josué 10:29–30, Josué 10:31–33, Josué 10:38–39, Josué 10:40, Josué 10:41, Josué 10:43, Josué 11:1–3, Josué 11:1–16, Josué 11:4, Josué 11:5, Josué 11:6, Josué 11:7, Josué 11:8, Josué 11:11, Josué 11:13, Josué 11:15, Josué 11:18, Josué 11:19–20, Josué 11:21–22, Josué 11:23, Josué 12:1, Josué 12:1–24, Josué 12:2, Josué 12:3, Josué 12:4, Josué 12:6, Josué 12:7, Josué 12:7–24, Josué 12:8, Josué 13:1–7, Josué 13:1–21.45, Josué 13:2, Josué 13:3, Josué 13:4–6, Josué 13:6–7, Josué 13:8–14, Josué 13:14, Josué 13:15–23, Josué 13:21, Josué 13:22, Josué 13:24–28, Josué 13:29–33, Josué 13:30–31, Josué 14:1, Josué 14:1–19.51, Josué 14:2, Josué 14:4, Josué 14:6, Josué 14:9, Josué 14:11, Josué 14:12, Josué 14:15, Josué 15:1–63, Josué 15:2–4, Josué 15:5–11, Josué 15:7, Josué 15:8, Josué 15:9, Josué 15:12, Josué 15:16, Josué 15:17, Josué 15:18–19, Josué 15:20–63, Josué 15:21, Josué 15:33, Josué 15:45–47, Josué 15:48, Josué 15:56, Josué 15:59, Josué 15:61, Josué 15:63, Josué 16:1, Josué 16:1–17.18, Josué 16:3, Josué 16:5–8, Josué 17:1, Josué 17:3–6, Josué 17:7, Josué 17:7–13, Josué 17:8–10, Josué 17:11–13, Josué 17:13, Josué 17:14, Josué 17:15, Josué 17:16, Josué 17:17–18, Josué 18:1, Josué 18:4, Josué 18:5, Josué 18:6, Josué 18:7, Josué 18:9, Josué 18:11, Josué 18:21–28, Josué 18:28, Josué 19:1, Josué 19:2–9, Josué 19:10–16, Josué 19:10–23, Josué 19:10–48, Josué 19:13, Josué 19:15, Josué 19:16, Josué 19:17–23, Josué 19:24–31, Josué 19:30, Josué 19:32–39, Josué 19:40–48, Josué 19:43, Josué 19:47, Josué 19:49–50, Josué 19:51, Josué 20:1–6, Josué 20:1–21.45, Josué 20:3, Josué 20:7–9, Josué 20:9, Josué 21:1–8, Josué 21:2–3, Josué 21:4, Josué 21:5, Josué 21:6, Josué 21:7, Josué 21:8, Josué 21:9–42, Josué 21:45, Josué 22:1–34, Josué 22:1–24.33, Josué 22:2–3, Josué 22:4–6, Josué 22:5, Josué 22:7, Josué 22:8, Josué 22:10, Josué 22:10–20, Josué 22:11, Josué 22:12, Josué 22:13–14, Josué 22:15, Josué 22:15–20, Josué 22:16, Josué 22:17, Josué 22:19, Josué 22:20, Josué 22:21–34, Josué 22:22, Josué 22:23, Josué 22:24–29, Josué 22:27, Josué 22:28, Josué 22:31, Josué 22:33, Josué 22:34, Josué 23:1–11, Josué 23:2–3, Josué 23:4–5, Josué 23:6, Josué 23:7, Josué 23:8, Josué 23:9, Josué 23:10, Josué 23:11, Josué 23:12, Josué 23:12–16, Josué 23:13, Josué 23:15–16, Josué 24:1, Josué 24:1–13, Josué 24:1–27, Josué 24:2, Josué 24:3, Josué 24:3–13, Josué 24:4, Josué 24:5–7, Josué 24:6, Josué 24:7, Josué 24:8, Josué 24:9–10, Josué 24:11, Josué 24:12, Josué 24:13, Josué 24:14, Josué 24:15, Josué 24:16, Josué 24:16–18, Josué 24:19, Josué 24:19–24: 19 Josué respondió al pueblo: «No podréis servir al Señor, porque él es un Dios santo; él es un Dios celoso; no perdonará vuestras transgresiones ni vuestros pecados. 20 Si abandonáis al Señor y servís a dioses extranjeros, él se volverá contra vosotros y os hará mal, y os consumirá después de haberos hecho bien». 21 Pero el pueblo respondió a Josué: «No, serviremos al Señor». 22 Entonces Josué dijo al pueblo: «Vosotros sois testigos contra vosotros mismos de que habéis escogido servir al Señor». Y dijeron: «Lo somos». 23 «Ahora, pues, quitad los dioses extranjeros que están entre vosotros e inclinad vuestro corazón al Señor, Dios de Israel». 24 Y el pueblo respondió a Josué: «Al Señor nuestro Dios serviremos y su voz obedeceremos»., Josué 24:22, Josué 24:23, Josué 24:25, Josué 24:26, Josué 24:27, Josué 24:29, Josué 24:29–33, Josué 24:30, Josué 24:31, Josué 24:32, Josué 24:33</w:t>
       </w:r>
       <w:r>
         <w:rPr>

--- a/spa/docx/06.content.docx
+++ b/spa/docx/06.content.docx
@@ -150,19 +150,6 @@
           <w:lang w:val="es_ES" w:bidi="es_ES"/>
         </w:rPr>
         <w:t>JOS</w:t>
-      </w:r>
-      <w:r>
-        <w:rPr>
-          <w:lang w:val="es_ES" w:bidi="es_ES"/>
-        </w:rPr>
-      </w:r>
-    </w:p>
-    <w:p>
-      <w:pPr/>
-      <w:r>
-        <w:rPr>
-          <w:lang w:val="es_ES" w:bidi="es_ES"/>
-        </w:rPr>
       </w:r>
       <w:r>
         <w:rPr>

--- a/spa/docx/06.content.docx
+++ b/spa/docx/06.content.docx
@@ -19,7 +19,7 @@
         <w:rPr>
           <w:lang w:val="es_ES" w:bidi="es_ES"/>
         </w:rPr>
-        <w:t>Resource: Notas de Estudio (Tyndale)</w:t>
+        <w:t>Resource: Tyndale Open Study Notes</w:t>
       </w:r>
       <w:r>
         <w:rPr>
@@ -112,7 +112,7 @@
         <w:rPr>
           <w:lang w:val="es_ES" w:bidi="es_ES"/>
         </w:rPr>
-        <w:t>Notas de Estudio (Tyndale)</w:t>
+        <w:t>Tyndale Open Study Notes</w:t>
       </w:r>
     </w:p>
     <w:p>

--- a/spa/docx/06.content.docx
+++ b/spa/docx/06.content.docx
@@ -19,7 +19,7 @@
         <w:rPr>
           <w:lang w:val="es_ES" w:bidi="es_ES"/>
         </w:rPr>
-        <w:t>Resource: Tyndale Open Study Notes</w:t>
+        <w:t>Resource: Aquifer Open Study Notes</w:t>
       </w:r>
       <w:r>
         <w:rPr>
@@ -112,7 +112,7 @@
         <w:rPr>
           <w:lang w:val="es_ES" w:bidi="es_ES"/>
         </w:rPr>
-        <w:t>Tyndale Open Study Notes</w:t>
+        <w:t>Aquifer Open Study Notes</w:t>
       </w:r>
     </w:p>
     <w:p>

--- a/spa/docx/06.content.docx
+++ b/spa/docx/06.content.docx
@@ -233,18 +233,12 @@
         </w:rPr>
         <w:t>Moisés había fallecido en el Monte Nebo, al este del Jordán (</w:t>
       </w:r>
-      <w:hyperlink r:id="rId13">
-        <w:r>
-          <w:rPr>
-            <w:lang w:val="es_ES" w:bidi="es_ES"/>
-          </w:rPr>
-          <w:rPr>
-            <w:color w:val="0000EE"/>
-            <w:u w:val="single"/>
-          </w:rPr>
-          <w:t>Dt 34:1–5</w:t>
-        </w:r>
-      </w:hyperlink>
+      <w:r>
+        <w:rPr>
+          <w:lang w:val="es_ES" w:bidi="es_ES"/>
+        </w:rPr>
+        <w:t>Dt 34:1–5</w:t>
+      </w:r>
       <w:r>
         <w:rPr>
           <w:lang w:val="es_ES" w:bidi="es_ES"/>
@@ -299,126 +293,84 @@
         </w:rPr>
         <w:t>Dios confirmó a Josué como líder de Israel y sucesor de Moisés. Dios le hizo a Abraham una promesa específica de llevar a sus descendientes a poseer la tierra de Canaán (</w:t>
       </w:r>
-      <w:hyperlink r:id="rId14">
-        <w:r>
-          <w:rPr>
-            <w:lang w:val="es_ES" w:bidi="es_ES"/>
-          </w:rPr>
-          <w:rPr>
-            <w:color w:val="0000EE"/>
-            <w:u w:val="single"/>
-          </w:rPr>
-          <w:t>Gn 12:7,</w:t>
-        </w:r>
-      </w:hyperlink>
+      <w:r>
+        <w:rPr>
+          <w:lang w:val="es_ES" w:bidi="es_ES"/>
+        </w:rPr>
+        <w:t>Gn 12:7,</w:t>
+      </w:r>
       <w:r>
         <w:rPr>
           <w:lang w:val="es_ES" w:bidi="es_ES"/>
         </w:rPr>
         <w:t xml:space="preserve"> </w:t>
       </w:r>
-      <w:hyperlink r:id="rId15">
-        <w:r>
-          <w:rPr>
-            <w:lang w:val="es_ES" w:bidi="es_ES"/>
-          </w:rPr>
-          <w:rPr>
-            <w:color w:val="0000EE"/>
-            <w:u w:val="single"/>
-          </w:rPr>
-          <w:t>15:7,</w:t>
-        </w:r>
-      </w:hyperlink>
+      <w:r>
+        <w:rPr>
+          <w:lang w:val="es_ES" w:bidi="es_ES"/>
+        </w:rPr>
+        <w:t>15:7,</w:t>
+      </w:r>
       <w:r>
         <w:rPr>
           <w:lang w:val="es_ES" w:bidi="es_ES"/>
         </w:rPr>
         <w:t xml:space="preserve"> </w:t>
       </w:r>
-      <w:hyperlink r:id="rId16">
-        <w:r>
-          <w:rPr>
-            <w:lang w:val="es_ES" w:bidi="es_ES"/>
-          </w:rPr>
-          <w:rPr>
-            <w:color w:val="0000EE"/>
-            <w:u w:val="single"/>
-          </w:rPr>
-          <w:t>17:8</w:t>
-        </w:r>
-      </w:hyperlink>
+      <w:r>
+        <w:rPr>
+          <w:lang w:val="es_ES" w:bidi="es_ES"/>
+        </w:rPr>
+        <w:t>17:8</w:t>
+      </w:r>
       <w:r>
         <w:rPr>
           <w:lang w:val="es_ES" w:bidi="es_ES"/>
         </w:rPr>
         <w:t>). Esta promesa fue repetida a Moisés (</w:t>
       </w:r>
-      <w:hyperlink r:id="rId17">
-        <w:r>
-          <w:rPr>
-            <w:lang w:val="es_ES" w:bidi="es_ES"/>
-          </w:rPr>
-          <w:rPr>
-            <w:color w:val="0000EE"/>
-            <w:u w:val="single"/>
-          </w:rPr>
-          <w:t>Ex 3:6–8,</w:t>
-        </w:r>
-      </w:hyperlink>
+      <w:r>
+        <w:rPr>
+          <w:lang w:val="es_ES" w:bidi="es_ES"/>
+        </w:rPr>
+        <w:t>Ex 3:6–8,</w:t>
+      </w:r>
       <w:r>
         <w:rPr>
           <w:lang w:val="es_ES" w:bidi="es_ES"/>
         </w:rPr>
         <w:t xml:space="preserve"> </w:t>
       </w:r>
-      <w:hyperlink r:id="rId18">
-        <w:r>
-          <w:rPr>
-            <w:lang w:val="es_ES" w:bidi="es_ES"/>
-          </w:rPr>
-          <w:rPr>
-            <w:color w:val="0000EE"/>
-            <w:u w:val="single"/>
-          </w:rPr>
-          <w:t>13:3–5,</w:t>
-        </w:r>
-      </w:hyperlink>
+      <w:r>
+        <w:rPr>
+          <w:lang w:val="es_ES" w:bidi="es_ES"/>
+        </w:rPr>
+        <w:t>13:3–5,</w:t>
+      </w:r>
       <w:r>
         <w:rPr>
           <w:lang w:val="es_ES" w:bidi="es_ES"/>
         </w:rPr>
         <w:t xml:space="preserve"> </w:t>
       </w:r>
-      <w:hyperlink r:id="rId19">
-        <w:r>
-          <w:rPr>
-            <w:lang w:val="es_ES" w:bidi="es_ES"/>
-          </w:rPr>
-          <w:rPr>
-            <w:color w:val="0000EE"/>
-            <w:u w:val="single"/>
-          </w:rPr>
-          <w:t>Dt 1:6–8,</w:t>
-        </w:r>
-      </w:hyperlink>
+      <w:r>
+        <w:rPr>
+          <w:lang w:val="es_ES" w:bidi="es_ES"/>
+        </w:rPr>
+        <w:t>Dt 1:6–8,</w:t>
+      </w:r>
       <w:r>
         <w:rPr>
           <w:lang w:val="es_ES" w:bidi="es_ES"/>
         </w:rPr>
         <w:t xml:space="preserve"> </w:t>
       </w:r>
-      <w:hyperlink r:id="rId20">
-        <w:r>
-          <w:rPr>
-            <w:lang w:val="es_ES" w:bidi="es_ES"/>
-          </w:rPr>
-          <w:rPr>
-            <w:color w:val="0000EE"/>
-            <w:u w:val="single"/>
-          </w:rPr>
-          <w:t>6:10–19</w:t>
-        </w:r>
-      </w:hyperlink>
+      <w:r>
+        <w:rPr>
+          <w:lang w:val="es_ES" w:bidi="es_ES"/>
+        </w:rPr>
+        <w:t>6:10–19</w:t>
+      </w:r>
       <w:r>
         <w:rPr>
           <w:lang w:val="es_ES" w:bidi="es_ES"/>
@@ -534,18 +486,12 @@
         </w:rPr>
         <w:t xml:space="preserve"> cerca de Beerseba (</w:t>
       </w:r>
-      <w:hyperlink r:id="rId21">
-        <w:r>
-          <w:rPr>
-            <w:lang w:val="es_ES" w:bidi="es_ES"/>
-          </w:rPr>
-          <w:rPr>
-            <w:color w:val="0000EE"/>
-            <w:u w:val="single"/>
-          </w:rPr>
-          <w:t>15:28</w:t>
-        </w:r>
-      </w:hyperlink>
+      <w:r>
+        <w:rPr>
+          <w:lang w:val="es_ES" w:bidi="es_ES"/>
+        </w:rPr>
+        <w:t>15:28</w:t>
+      </w:r>
       <w:r>
         <w:rPr>
           <w:lang w:val="es_ES" w:bidi="es_ES"/>
@@ -625,18 +571,12 @@
         </w:rPr>
         <w:t xml:space="preserve">Dios promete nunca fallar ni abandonar a Josué, tal como lo había prometido a Moisés (cp. </w:t>
       </w:r>
-      <w:hyperlink r:id="rId22">
-        <w:r>
-          <w:rPr>
-            <w:lang w:val="es_ES" w:bidi="es_ES"/>
-          </w:rPr>
-          <w:rPr>
-            <w:color w:val="0000EE"/>
-            <w:u w:val="single"/>
-          </w:rPr>
-          <w:t>Dt 31:6–8</w:t>
-        </w:r>
-      </w:hyperlink>
+      <w:r>
+        <w:rPr>
+          <w:lang w:val="es_ES" w:bidi="es_ES"/>
+        </w:rPr>
+        <w:t>Dt 31:6–8</w:t>
+      </w:r>
       <w:r>
         <w:rPr>
           <w:lang w:val="es_ES" w:bidi="es_ES"/>
@@ -691,18 +631,12 @@
         </w:rPr>
         <w:t xml:space="preserve">"porque tu repartirás": Dios designó a Josué como el principal agente para cumplir la promesa que había dado a sus antepasados (ver </w:t>
       </w:r>
-      <w:hyperlink r:id="rId23">
-        <w:r>
-          <w:rPr>
-            <w:lang w:val="es_ES" w:bidi="es_ES"/>
-          </w:rPr>
-          <w:rPr>
-            <w:color w:val="0000EE"/>
-            <w:u w:val="single"/>
-          </w:rPr>
-          <w:t>Ex 6:8</w:t>
-        </w:r>
-      </w:hyperlink>
+      <w:r>
+        <w:rPr>
+          <w:lang w:val="es_ES" w:bidi="es_ES"/>
+        </w:rPr>
+        <w:t>Ex 6:8</w:t>
+      </w:r>
       <w:r>
         <w:rPr>
           <w:lang w:val="es_ES" w:bidi="es_ES"/>
@@ -757,36 +691,24 @@
         </w:rPr>
         <w:t>Para enfatizar, Dios le dijo a Josué tres veces que necesitaría ser fuerte y valiente para tener éxito contra los cananeos, quienes superaban en número a Israel. El pueblo también necesitaría tener cuidado de obedecer todas las instrucciones que Moisés les había dado si Israel quería asentarse en la tierra, establecer granjas productivas y construir hogares, aldeas y ciudades. La tierra es de Dios, como lo es toda la tierra (</w:t>
       </w:r>
-      <w:hyperlink r:id="rId24">
-        <w:r>
-          <w:rPr>
-            <w:lang w:val="es_ES" w:bidi="es_ES"/>
-          </w:rPr>
-          <w:rPr>
-            <w:color w:val="0000EE"/>
-            <w:u w:val="single"/>
-          </w:rPr>
-          <w:t>Sal 24:1</w:t>
-        </w:r>
-      </w:hyperlink>
+      <w:r>
+        <w:rPr>
+          <w:lang w:val="es_ES" w:bidi="es_ES"/>
+        </w:rPr>
+        <w:t>Sal 24:1</w:t>
+      </w:r>
       <w:r>
         <w:rPr>
           <w:lang w:val="es_ES" w:bidi="es_ES"/>
         </w:rPr>
         <w:t>), Dios llevó a Israel a Canaán como inquilinos, no como propietarios (</w:t>
       </w:r>
-      <w:hyperlink r:id="rId25">
-        <w:r>
-          <w:rPr>
-            <w:lang w:val="es_ES" w:bidi="es_ES"/>
-          </w:rPr>
-          <w:rPr>
-            <w:color w:val="0000EE"/>
-            <w:u w:val="single"/>
-          </w:rPr>
-          <w:t>Lv 25:23</w:t>
-        </w:r>
-      </w:hyperlink>
+      <w:r>
+        <w:rPr>
+          <w:lang w:val="es_ES" w:bidi="es_ES"/>
+        </w:rPr>
+        <w:t>Lv 25:23</w:t>
+      </w:r>
       <w:r>
         <w:rPr>
           <w:lang w:val="es_ES" w:bidi="es_ES"/>
@@ -854,108 +776,72 @@
         </w:rPr>
         <w:t xml:space="preserve">en hebreo) probablemente se refiere al libro de Deuteronomio (ver </w:t>
       </w:r>
-      <w:hyperlink r:id="rId26">
-        <w:r>
-          <w:rPr>
-            <w:lang w:val="es_ES" w:bidi="es_ES"/>
-          </w:rPr>
-          <w:rPr>
-            <w:color w:val="0000EE"/>
-            <w:u w:val="single"/>
-          </w:rPr>
-          <w:t>Dt 4:44,</w:t>
-        </w:r>
-      </w:hyperlink>
+      <w:r>
+        <w:rPr>
+          <w:lang w:val="es_ES" w:bidi="es_ES"/>
+        </w:rPr>
+        <w:t>Dt 4:44,</w:t>
+      </w:r>
       <w:r>
         <w:rPr>
           <w:lang w:val="es_ES" w:bidi="es_ES"/>
         </w:rPr>
         <w:t xml:space="preserve"> </w:t>
       </w:r>
-      <w:hyperlink r:id="rId27">
-        <w:r>
-          <w:rPr>
-            <w:lang w:val="es_ES" w:bidi="es_ES"/>
-          </w:rPr>
-          <w:rPr>
-            <w:color w:val="0000EE"/>
-            <w:u w:val="single"/>
-          </w:rPr>
-          <w:t>29:21,</w:t>
-        </w:r>
-      </w:hyperlink>
+      <w:r>
+        <w:rPr>
+          <w:lang w:val="es_ES" w:bidi="es_ES"/>
+        </w:rPr>
+        <w:t>29:21,</w:t>
+      </w:r>
       <w:r>
         <w:rPr>
           <w:lang w:val="es_ES" w:bidi="es_ES"/>
         </w:rPr>
         <w:t xml:space="preserve"> </w:t>
       </w:r>
-      <w:hyperlink r:id="rId28">
-        <w:r>
-          <w:rPr>
-            <w:lang w:val="es_ES" w:bidi="es_ES"/>
-          </w:rPr>
-          <w:rPr>
-            <w:color w:val="0000EE"/>
-            <w:u w:val="single"/>
-          </w:rPr>
-          <w:t>30:10,</w:t>
-        </w:r>
-      </w:hyperlink>
+      <w:r>
+        <w:rPr>
+          <w:lang w:val="es_ES" w:bidi="es_ES"/>
+        </w:rPr>
+        <w:t>30:10,</w:t>
+      </w:r>
       <w:r>
         <w:rPr>
           <w:lang w:val="es_ES" w:bidi="es_ES"/>
         </w:rPr>
         <w:t xml:space="preserve"> </w:t>
       </w:r>
-      <w:hyperlink r:id="rId29">
-        <w:r>
-          <w:rPr>
-            <w:lang w:val="es_ES" w:bidi="es_ES"/>
-          </w:rPr>
-          <w:rPr>
-            <w:color w:val="0000EE"/>
-            <w:u w:val="single"/>
-          </w:rPr>
-          <w:t>31:9–12</w:t>
-        </w:r>
-      </w:hyperlink>
+      <w:r>
+        <w:rPr>
+          <w:lang w:val="es_ES" w:bidi="es_ES"/>
+        </w:rPr>
+        <w:t>31:9–12</w:t>
+      </w:r>
       <w:r>
         <w:rPr>
           <w:lang w:val="es_ES" w:bidi="es_ES"/>
         </w:rPr>
         <w:t xml:space="preserve">). Incluye los códigos legales fundamentales de Israel, así como las instrucciones morales y espirituales de Dios. • Dios ordenó a Josué que reflexionara y hablara sobre la instrucción de Dios día y noche, es decir, de manera continua (cp. </w:t>
       </w:r>
-      <w:hyperlink r:id="rId30">
-        <w:r>
-          <w:rPr>
-            <w:lang w:val="es_ES" w:bidi="es_ES"/>
-          </w:rPr>
-          <w:rPr>
-            <w:color w:val="0000EE"/>
-            <w:u w:val="single"/>
-          </w:rPr>
-          <w:t>Dt 6:6–7,</w:t>
-        </w:r>
-      </w:hyperlink>
+      <w:r>
+        <w:rPr>
+          <w:lang w:val="es_ES" w:bidi="es_ES"/>
+        </w:rPr>
+        <w:t>Dt 6:6–7,</w:t>
+      </w:r>
       <w:r>
         <w:rPr>
           <w:lang w:val="es_ES" w:bidi="es_ES"/>
         </w:rPr>
         <w:t xml:space="preserve"> </w:t>
       </w:r>
-      <w:hyperlink r:id="rId31">
-        <w:r>
-          <w:rPr>
-            <w:lang w:val="es_ES" w:bidi="es_ES"/>
-          </w:rPr>
-          <w:rPr>
-            <w:color w:val="0000EE"/>
-            <w:u w:val="single"/>
-          </w:rPr>
-          <w:t>17:18–20</w:t>
-        </w:r>
-      </w:hyperlink>
+      <w:r>
+        <w:rPr>
+          <w:lang w:val="es_ES" w:bidi="es_ES"/>
+        </w:rPr>
+        <w:t>17:18–20</w:t>
+      </w:r>
       <w:r>
         <w:rPr>
           <w:lang w:val="es_ES" w:bidi="es_ES"/>
@@ -1143,18 +1029,12 @@
         </w:rPr>
         <w:t xml:space="preserve">Por miedo e incredulidad, la generación anterior se había negado a entrar en la Tierra Prometida desde el Néguev cuarenta años atrás (ver </w:t>
       </w:r>
-      <w:hyperlink r:id="rId32">
-        <w:r>
-          <w:rPr>
-            <w:lang w:val="es_ES" w:bidi="es_ES"/>
-          </w:rPr>
-          <w:rPr>
-            <w:color w:val="0000EE"/>
-            <w:u w:val="single"/>
-          </w:rPr>
-          <w:t>Nm 13–14</w:t>
-        </w:r>
-      </w:hyperlink>
+      <w:r>
+        <w:rPr>
+          <w:lang w:val="es_ES" w:bidi="es_ES"/>
+        </w:rPr>
+        <w:t>Nm 13–14</w:t>
+      </w:r>
       <w:r>
         <w:rPr>
           <w:lang w:val="es_ES" w:bidi="es_ES"/>
@@ -1209,18 +1089,12 @@
         </w:rPr>
         <w:t>Rubén, Gad y la media tribu de Manasés habían solicitado y recibido de Moisés la tierra conquistada al este del Jordán (</w:t>
       </w:r>
-      <w:hyperlink r:id="rId33">
-        <w:r>
-          <w:rPr>
-            <w:lang w:val="es_ES" w:bidi="es_ES"/>
-          </w:rPr>
-          <w:rPr>
-            <w:color w:val="0000EE"/>
-            <w:u w:val="single"/>
-          </w:rPr>
-          <w:t>Nm 32:33</w:t>
-        </w:r>
-      </w:hyperlink>
+      <w:r>
+        <w:rPr>
+          <w:lang w:val="es_ES" w:bidi="es_ES"/>
+        </w:rPr>
+        <w:t>Nm 32:33</w:t>
+      </w:r>
       <w:r>
         <w:rPr>
           <w:lang w:val="es_ES" w:bidi="es_ES"/>
@@ -1275,18 +1149,12 @@
         </w:rPr>
         <w:t xml:space="preserve">Dios deseaba que el pueblo de Israel experimentara el descanso espiritual, cultural y emocional que proviene de una relación correcta con Él y entre ellos, no solo el descanso físico de vivir en una tierra segura y abundante (ver </w:t>
       </w:r>
-      <w:hyperlink r:id="rId34">
-        <w:r>
-          <w:rPr>
-            <w:lang w:val="es_ES" w:bidi="es_ES"/>
-          </w:rPr>
-          <w:rPr>
-            <w:color w:val="0000EE"/>
-            <w:u w:val="single"/>
-          </w:rPr>
-          <w:t>Hb 4:1–11</w:t>
-        </w:r>
-      </w:hyperlink>
+      <w:r>
+        <w:rPr>
+          <w:lang w:val="es_ES" w:bidi="es_ES"/>
+        </w:rPr>
+        <w:t>Hb 4:1–11</w:t>
+      </w:r>
       <w:r>
         <w:rPr>
           <w:lang w:val="es_ES" w:bidi="es_ES"/>
@@ -1341,18 +1209,12 @@
         </w:rPr>
         <w:t>Los guerreros de las dos tribus y media tenían el compromiso de cruzar el Jordán junto con el resto de Israel para ayudarlos a conquistar su tierra (</w:t>
       </w:r>
-      <w:hyperlink r:id="rId35">
-        <w:r>
-          <w:rPr>
-            <w:lang w:val="es_ES" w:bidi="es_ES"/>
-          </w:rPr>
-          <w:rPr>
-            <w:color w:val="0000EE"/>
-            <w:u w:val="single"/>
-          </w:rPr>
-          <w:t>Nm 32:16–19</w:t>
-        </w:r>
-      </w:hyperlink>
+      <w:r>
+        <w:rPr>
+          <w:lang w:val="es_ES" w:bidi="es_ES"/>
+        </w:rPr>
+        <w:t>Nm 32:16–19</w:t>
+      </w:r>
       <w:r>
         <w:rPr>
           <w:lang w:val="es_ES" w:bidi="es_ES"/>
@@ -1407,18 +1269,12 @@
         </w:rPr>
         <w:t>Israel a menudo no obedecía a Moisés. Sin embargo, las tribus que vivían al este del Jordán cruzaron con el resto de Israel y no regresaron a su propia tierra y hogares hasta que Josué las despidió (</w:t>
       </w:r>
-      <w:hyperlink r:id="rId36">
-        <w:r>
-          <w:rPr>
-            <w:lang w:val="es_ES" w:bidi="es_ES"/>
-          </w:rPr>
-          <w:rPr>
-            <w:color w:val="0000EE"/>
-            <w:u w:val="single"/>
-          </w:rPr>
-          <w:t>22:6</w:t>
-        </w:r>
-      </w:hyperlink>
+      <w:r>
+        <w:rPr>
+          <w:lang w:val="es_ES" w:bidi="es_ES"/>
+        </w:rPr>
+        <w:t>22:6</w:t>
+      </w:r>
       <w:r>
         <w:rPr>
           <w:lang w:val="es_ES" w:bidi="es_ES"/>
@@ -1521,18 +1377,12 @@
         </w:rPr>
         <w:t xml:space="preserve">Acacia Grove estaba a unas ocho millas al este del Río Jordán en los campos de Moab, frente a Jericó (ver </w:t>
       </w:r>
-      <w:hyperlink r:id="rId37">
-        <w:r>
-          <w:rPr>
-            <w:lang w:val="es_ES" w:bidi="es_ES"/>
-          </w:rPr>
-          <w:rPr>
-            <w:color w:val="0000EE"/>
-            <w:u w:val="single"/>
-          </w:rPr>
-          <w:t>Nm 25:1</w:t>
-        </w:r>
-      </w:hyperlink>
+      <w:r>
+        <w:rPr>
+          <w:lang w:val="es_ES" w:bidi="es_ES"/>
+        </w:rPr>
+        <w:t>Nm 25:1</w:t>
+      </w:r>
       <w:r>
         <w:rPr>
           <w:lang w:val="es_ES" w:bidi="es_ES"/>
@@ -1900,36 +1750,24 @@
         </w:rPr>
         <w:t>: Dios había partido las aguas del Mar Rojo para Israel (</w:t>
       </w:r>
-      <w:hyperlink r:id="rId38">
-        <w:r>
-          <w:rPr>
-            <w:lang w:val="es_ES" w:bidi="es_ES"/>
-          </w:rPr>
-          <w:rPr>
-            <w:color w:val="0000EE"/>
-            <w:u w:val="single"/>
-          </w:rPr>
-          <w:t>Ex 14:21–28</w:t>
-        </w:r>
-      </w:hyperlink>
+      <w:r>
+        <w:rPr>
+          <w:lang w:val="es_ES" w:bidi="es_ES"/>
+        </w:rPr>
+        <w:t>Ex 14:21–28</w:t>
+      </w:r>
       <w:r>
         <w:rPr>
           <w:lang w:val="es_ES" w:bidi="es_ES"/>
         </w:rPr>
         <w:t>). • Israel había derrotado a Sehón y Og (</w:t>
       </w:r>
-      <w:hyperlink r:id="rId39">
-        <w:r>
-          <w:rPr>
-            <w:lang w:val="es_ES" w:bidi="es_ES"/>
-          </w:rPr>
-          <w:rPr>
-            <w:color w:val="0000EE"/>
-            <w:u w:val="single"/>
-          </w:rPr>
-          <w:t>Nm 21:21–35</w:t>
-        </w:r>
-      </w:hyperlink>
+      <w:r>
+        <w:rPr>
+          <w:lang w:val="es_ES" w:bidi="es_ES"/>
+        </w:rPr>
+        <w:t>Nm 21:21–35</w:t>
+      </w:r>
       <w:r>
         <w:rPr>
           <w:lang w:val="es_ES" w:bidi="es_ES"/>
@@ -1948,36 +1786,24 @@
         </w:rPr>
         <w:t xml:space="preserve">: Ver </w:t>
       </w:r>
-      <w:hyperlink r:id="rId40">
-        <w:r>
-          <w:rPr>
-            <w:lang w:val="es_ES" w:bidi="es_ES"/>
-          </w:rPr>
-          <w:rPr>
-            <w:color w:val="0000EE"/>
-            <w:u w:val="single"/>
-          </w:rPr>
-          <w:t>Lv 27:28–29,</w:t>
-        </w:r>
-      </w:hyperlink>
+      <w:r>
+        <w:rPr>
+          <w:lang w:val="es_ES" w:bidi="es_ES"/>
+        </w:rPr>
+        <w:t>Lv 27:28–29,</w:t>
+      </w:r>
       <w:r>
         <w:rPr>
           <w:lang w:val="es_ES" w:bidi="es_ES"/>
         </w:rPr>
         <w:t xml:space="preserve"> </w:t>
       </w:r>
-      <w:hyperlink r:id="rId41">
-        <w:r>
-          <w:rPr>
-            <w:lang w:val="es_ES" w:bidi="es_ES"/>
-          </w:rPr>
-          <w:rPr>
-            <w:color w:val="0000EE"/>
-            <w:u w:val="single"/>
-          </w:rPr>
-          <w:t>1 Sam 15:3</w:t>
-        </w:r>
-      </w:hyperlink>
+      <w:r>
+        <w:rPr>
+          <w:lang w:val="es_ES" w:bidi="es_ES"/>
+        </w:rPr>
+        <w:t>1 Sam 15:3</w:t>
+      </w:r>
       <w:r>
         <w:rPr>
           <w:lang w:val="es_ES" w:bidi="es_ES"/>
@@ -2032,18 +1858,12 @@
         </w:rPr>
         <w:t>Aunque el pueblo de Canaán incurrió en el juicio de Dios, la declaración de fe de Rahab (demostrada como genuina por su ayuda a los espías) la incorporó al pueblo de Dios (</w:t>
       </w:r>
-      <w:hyperlink r:id="rId42">
-        <w:r>
-          <w:rPr>
-            <w:lang w:val="es_ES" w:bidi="es_ES"/>
-          </w:rPr>
-          <w:rPr>
-            <w:color w:val="0000EE"/>
-            <w:u w:val="single"/>
-          </w:rPr>
-          <w:t>Hb 11:31</w:t>
-        </w:r>
-      </w:hyperlink>
+      <w:r>
+        <w:rPr>
+          <w:lang w:val="es_ES" w:bidi="es_ES"/>
+        </w:rPr>
+        <w:t>Hb 11:31</w:t>
+      </w:r>
       <w:r>
         <w:rPr>
           <w:lang w:val="es_ES" w:bidi="es_ES"/>
@@ -2146,18 +1966,12 @@
         </w:rPr>
         <w:t>Cuando Israel atacó Jericó, Josué y los dos espías cumplieron su promesa de perdonar a Rahab (</w:t>
       </w:r>
-      <w:hyperlink r:id="rId43">
-        <w:r>
-          <w:rPr>
-            <w:lang w:val="es_ES" w:bidi="es_ES"/>
-          </w:rPr>
-          <w:rPr>
-            <w:color w:val="0000EE"/>
-            <w:u w:val="single"/>
-          </w:rPr>
-          <w:t>6:22</w:t>
-        </w:r>
-      </w:hyperlink>
+      <w:r>
+        <w:rPr>
+          <w:lang w:val="es_ES" w:bidi="es_ES"/>
+        </w:rPr>
+        <w:t>6:22</w:t>
+      </w:r>
       <w:r>
         <w:rPr>
           <w:lang w:val="es_ES" w:bidi="es_ES"/>
@@ -2212,18 +2026,12 @@
         </w:rPr>
         <w:t>Como la casa de Rahab estaba en el muro de la ciudad, pudo esconder a los hombres en el techo plano de su casa (</w:t>
       </w:r>
-      <w:hyperlink r:id="rId44">
-        <w:r>
-          <w:rPr>
-            <w:lang w:val="es_ES" w:bidi="es_ES"/>
-          </w:rPr>
-          <w:rPr>
-            <w:color w:val="0000EE"/>
-            <w:u w:val="single"/>
-          </w:rPr>
-          <w:t>2:6</w:t>
-        </w:r>
-      </w:hyperlink>
+      <w:r>
+        <w:rPr>
+          <w:lang w:val="es_ES" w:bidi="es_ES"/>
+        </w:rPr>
+        <w:t>2:6</w:t>
+      </w:r>
       <w:r>
         <w:rPr>
           <w:lang w:val="es_ES" w:bidi="es_ES"/>
@@ -2440,18 +2248,12 @@
         </w:rPr>
         <w:t>Israel había acampado en el Bosque de Acacia desde antes de los oráculos de Balaam (</w:t>
       </w:r>
-      <w:hyperlink r:id="rId45">
-        <w:r>
-          <w:rPr>
-            <w:lang w:val="es_ES" w:bidi="es_ES"/>
-          </w:rPr>
-          <w:rPr>
-            <w:color w:val="0000EE"/>
-            <w:u w:val="single"/>
-          </w:rPr>
-          <w:t>Nm 22–24</w:t>
-        </w:r>
-      </w:hyperlink>
+      <w:r>
+        <w:rPr>
+          <w:lang w:val="es_ES" w:bidi="es_ES"/>
+        </w:rPr>
+        <w:t>Nm 22–24</w:t>
+      </w:r>
       <w:r>
         <w:rPr>
           <w:lang w:val="es_ES" w:bidi="es_ES"/>
@@ -2506,36 +2308,24 @@
         </w:rPr>
         <w:t>El Arca de la Alianza del Señor era la morada de Dios entre los israelitas y simbolizaba su trono. Cada vez que Israel se desplazaba, un grupo de sacerdotes llevaba el Arca delante de ellos (</w:t>
       </w:r>
-      <w:hyperlink r:id="rId46">
-        <w:r>
-          <w:rPr>
-            <w:lang w:val="es_ES" w:bidi="es_ES"/>
-          </w:rPr>
-          <w:rPr>
-            <w:color w:val="0000EE"/>
-            <w:u w:val="single"/>
-          </w:rPr>
-          <w:t>Ex 25:13–15,</w:t>
-        </w:r>
-      </w:hyperlink>
+      <w:r>
+        <w:rPr>
+          <w:lang w:val="es_ES" w:bidi="es_ES"/>
+        </w:rPr>
+        <w:t>Ex 25:13–15,</w:t>
+      </w:r>
       <w:r>
         <w:rPr>
           <w:lang w:val="es_ES" w:bidi="es_ES"/>
         </w:rPr>
         <w:t xml:space="preserve"> </w:t>
       </w:r>
-      <w:hyperlink r:id="rId47">
-        <w:r>
-          <w:rPr>
-            <w:lang w:val="es_ES" w:bidi="es_ES"/>
-          </w:rPr>
-          <w:rPr>
-            <w:color w:val="0000EE"/>
-            <w:u w:val="single"/>
-          </w:rPr>
-          <w:t>Nm 10:33–36</w:t>
-        </w:r>
-      </w:hyperlink>
+      <w:r>
+        <w:rPr>
+          <w:lang w:val="es_ES" w:bidi="es_ES"/>
+        </w:rPr>
+        <w:t>Nm 10:33–36</w:t>
+      </w:r>
       <w:r>
         <w:rPr>
           <w:lang w:val="es_ES" w:bidi="es_ES"/>
@@ -2650,36 +2440,24 @@
         </w:rPr>
         <w:t xml:space="preserve"> Debían apartarse de cualquier cosa impura que impidiera a un israelita acercarse a la presencia de Dios (cf. </w:t>
       </w:r>
-      <w:hyperlink r:id="rId48">
-        <w:r>
-          <w:rPr>
-            <w:lang w:val="es_ES" w:bidi="es_ES"/>
-          </w:rPr>
-          <w:rPr>
-            <w:color w:val="0000EE"/>
-            <w:u w:val="single"/>
-          </w:rPr>
-          <w:t>Ex 19:9–20,</w:t>
-        </w:r>
-      </w:hyperlink>
+      <w:r>
+        <w:rPr>
+          <w:lang w:val="es_ES" w:bidi="es_ES"/>
+        </w:rPr>
+        <w:t>Ex 19:9–20,</w:t>
+      </w:r>
       <w:r>
         <w:rPr>
           <w:lang w:val="es_ES" w:bidi="es_ES"/>
         </w:rPr>
         <w:t xml:space="preserve"> </w:t>
       </w:r>
-      <w:hyperlink r:id="rId49">
-        <w:r>
-          <w:rPr>
-            <w:lang w:val="es_ES" w:bidi="es_ES"/>
-          </w:rPr>
-          <w:rPr>
-            <w:color w:val="0000EE"/>
-            <w:u w:val="single"/>
-          </w:rPr>
-          <w:t>Lv 11:44</w:t>
-        </w:r>
-      </w:hyperlink>
+      <w:r>
+        <w:rPr>
+          <w:lang w:val="es_ES" w:bidi="es_ES"/>
+        </w:rPr>
+        <w:t>Lv 11:44</w:t>
+      </w:r>
       <w:r>
         <w:rPr>
           <w:lang w:val="es_ES" w:bidi="es_ES"/>
@@ -2782,18 +2560,12 @@
         </w:rPr>
         <w:t xml:space="preserve">Mientras cruzaban el Río Jordán, el Arca lideraba el camino hasta que los pies de los sacerdotes entraron en el agua. Los sacerdotes debían permanecer en el Jordán, no en tierra seca. Al llevar el Arca al agua primero, los sacerdotes obedientes demostraban su fe (cf. </w:t>
       </w:r>
-      <w:hyperlink r:id="rId50">
-        <w:r>
-          <w:rPr>
-            <w:lang w:val="es_ES" w:bidi="es_ES"/>
-          </w:rPr>
-          <w:rPr>
-            <w:color w:val="0000EE"/>
-            <w:u w:val="single"/>
-          </w:rPr>
-          <w:t>St 2:18</w:t>
-        </w:r>
-      </w:hyperlink>
+      <w:r>
+        <w:rPr>
+          <w:lang w:val="es_ES" w:bidi="es_ES"/>
+        </w:rPr>
+        <w:t>St 2:18</w:t>
+      </w:r>
       <w:r>
         <w:rPr>
           <w:lang w:val="es_ES" w:bidi="es_ES"/>
@@ -2956,18 +2728,12 @@
         </w:rPr>
         <w:t>Josué le dijo al pueblo que eligiera a doce hombres, pero no reveló lo que este grupo de hombres haría (</w:t>
       </w:r>
-      <w:hyperlink r:id="rId51">
-        <w:r>
-          <w:rPr>
-            <w:lang w:val="es_ES" w:bidi="es_ES"/>
-          </w:rPr>
-          <w:rPr>
-            <w:color w:val="0000EE"/>
-            <w:u w:val="single"/>
-          </w:rPr>
-          <w:t>4:2–8</w:t>
-        </w:r>
-      </w:hyperlink>
+      <w:r>
+        <w:rPr>
+          <w:lang w:val="es_ES" w:bidi="es_ES"/>
+        </w:rPr>
+        <w:t>4:2–8</w:t>
+      </w:r>
       <w:r>
         <w:rPr>
           <w:lang w:val="es_ES" w:bidi="es_ES"/>
@@ -3226,72 +2992,48 @@
         </w:rPr>
         <w:t>Los doce hombres representaban a los doce hijos de Jacob. La tribu de Leví no fue contada porque los levitas se asentaron en ciudades designadas entre las otras tribus (</w:t>
       </w:r>
-      <w:hyperlink r:id="rId52">
-        <w:r>
-          <w:rPr>
-            <w:lang w:val="es_ES" w:bidi="es_ES"/>
-          </w:rPr>
-          <w:rPr>
-            <w:color w:val="0000EE"/>
-            <w:u w:val="single"/>
-          </w:rPr>
-          <w:t>Gn 49:5–7,</w:t>
-        </w:r>
-      </w:hyperlink>
+      <w:r>
+        <w:rPr>
+          <w:lang w:val="es_ES" w:bidi="es_ES"/>
+        </w:rPr>
+        <w:t>Gn 49:5–7,</w:t>
+      </w:r>
       <w:r>
         <w:rPr>
           <w:lang w:val="es_ES" w:bidi="es_ES"/>
         </w:rPr>
         <w:t xml:space="preserve"> </w:t>
       </w:r>
-      <w:hyperlink r:id="rId53">
-        <w:r>
-          <w:rPr>
-            <w:lang w:val="es_ES" w:bidi="es_ES"/>
-          </w:rPr>
-          <w:rPr>
-            <w:color w:val="0000EE"/>
-            <w:u w:val="single"/>
-          </w:rPr>
-          <w:t>Nm 1:49–52,</w:t>
-        </w:r>
-      </w:hyperlink>
+      <w:r>
+        <w:rPr>
+          <w:lang w:val="es_ES" w:bidi="es_ES"/>
+        </w:rPr>
+        <w:t>Nm 1:49–52,</w:t>
+      </w:r>
       <w:r>
         <w:rPr>
           <w:lang w:val="es_ES" w:bidi="es_ES"/>
         </w:rPr>
         <w:t xml:space="preserve"> </w:t>
       </w:r>
-      <w:hyperlink r:id="rId54">
-        <w:r>
-          <w:rPr>
-            <w:lang w:val="es_ES" w:bidi="es_ES"/>
-          </w:rPr>
-          <w:rPr>
-            <w:color w:val="0000EE"/>
-            <w:u w:val="single"/>
-          </w:rPr>
-          <w:t>18:20</w:t>
-        </w:r>
-      </w:hyperlink>
+      <w:r>
+        <w:rPr>
+          <w:lang w:val="es_ES" w:bidi="es_ES"/>
+        </w:rPr>
+        <w:t>18:20</w:t>
+      </w:r>
       <w:r>
         <w:rPr>
           <w:lang w:val="es_ES" w:bidi="es_ES"/>
         </w:rPr>
         <w:t>). Sin embargo, el número de tribus se mantuvo en doce porque los dos hijos de José, Efraín y Manasés, fueron contados como tribus separadas (</w:t>
       </w:r>
-      <w:hyperlink r:id="rId55">
-        <w:r>
-          <w:rPr>
-            <w:lang w:val="es_ES" w:bidi="es_ES"/>
-          </w:rPr>
-          <w:rPr>
-            <w:color w:val="0000EE"/>
-            <w:u w:val="single"/>
-          </w:rPr>
-          <w:t>Gn 48:5</w:t>
-        </w:r>
-      </w:hyperlink>
+      <w:r>
+        <w:rPr>
+          <w:lang w:val="es_ES" w:bidi="es_ES"/>
+        </w:rPr>
+        <w:t>Gn 48:5</w:t>
+      </w:r>
       <w:r>
         <w:rPr>
           <w:lang w:val="es_ES" w:bidi="es_ES"/>
@@ -3394,18 +3136,12 @@
         </w:rPr>
         <w:t>Josué, en dos ocasiones (</w:t>
       </w:r>
-      <w:hyperlink r:id="rId56">
-        <w:r>
-          <w:rPr>
-            <w:lang w:val="es_ES" w:bidi="es_ES"/>
-          </w:rPr>
-          <w:rPr>
-            <w:color w:val="0000EE"/>
-            <w:u w:val="single"/>
-          </w:rPr>
-          <w:t>4:21</w:t>
-        </w:r>
-      </w:hyperlink>
+      <w:r>
+        <w:rPr>
+          <w:lang w:val="es_ES" w:bidi="es_ES"/>
+        </w:rPr>
+        <w:t>4:21</w:t>
+      </w:r>
       <w:r>
         <w:rPr>
           <w:lang w:val="es_ES" w:bidi="es_ES"/>
@@ -3616,18 +3352,12 @@
         </w:rPr>
         <w:t xml:space="preserve">El décimo día del primer mes ocurrió unos días antes de la Pascua. • Gilgal se convirtió en un importante centro de adoración para el Israel temprano. Aunque su ubicación es incierta, se encontraba en algún lugar justo al este o noreste de Jericó. Su nombre (que significa “rueda de un carro”, cp. </w:t>
       </w:r>
-      <w:hyperlink r:id="rId57">
-        <w:r>
-          <w:rPr>
-            <w:lang w:val="es_ES" w:bidi="es_ES"/>
-          </w:rPr>
-          <w:rPr>
-            <w:color w:val="0000EE"/>
-            <w:u w:val="single"/>
-          </w:rPr>
-          <w:t>Is 28:28</w:t>
-        </w:r>
-      </w:hyperlink>
+      <w:r>
+        <w:rPr>
+          <w:lang w:val="es_ES" w:bidi="es_ES"/>
+        </w:rPr>
+        <w:t>Is 28:28</w:t>
+      </w:r>
       <w:r>
         <w:rPr>
           <w:lang w:val="es_ES" w:bidi="es_ES"/>
@@ -3694,18 +3424,12 @@
         </w:rPr>
         <w:t>Además de las futuras generaciones de israelitas, todas las naciones de la tierra debían comprender el poder de Dios. Al menos algunos individuos en cada grupo responden al Dios que se preocupa por ellos (</w:t>
       </w:r>
-      <w:hyperlink r:id="rId58">
-        <w:r>
-          <w:rPr>
-            <w:lang w:val="es_ES" w:bidi="es_ES"/>
-          </w:rPr>
-          <w:rPr>
-            <w:color w:val="0000EE"/>
-            <w:u w:val="single"/>
-          </w:rPr>
-          <w:t>Ap 7:9–10</w:t>
-        </w:r>
-      </w:hyperlink>
+      <w:r>
+        <w:rPr>
+          <w:lang w:val="es_ES" w:bidi="es_ES"/>
+        </w:rPr>
+        <w:t>Ap 7:9–10</w:t>
+      </w:r>
       <w:r>
         <w:rPr>
           <w:lang w:val="es_ES" w:bidi="es_ES"/>
@@ -3904,18 +3628,12 @@
         </w:rPr>
         <w:t>Este giro inesperado en la narrativa ofrece un recordatorio importante de la negativa previa de Israel a creer que Dios los llevaría con seguridad a la tierra de Canaán (</w:t>
       </w:r>
-      <w:hyperlink r:id="rId59">
-        <w:r>
-          <w:rPr>
-            <w:lang w:val="es_ES" w:bidi="es_ES"/>
-          </w:rPr>
-          <w:rPr>
-            <w:color w:val="0000EE"/>
-            <w:u w:val="single"/>
-          </w:rPr>
-          <w:t>Nm 14</w:t>
-        </w:r>
-      </w:hyperlink>
+      <w:r>
+        <w:rPr>
+          <w:lang w:val="es_ES" w:bidi="es_ES"/>
+        </w:rPr>
+        <w:t>Nm 14</w:t>
+      </w:r>
       <w:r>
         <w:rPr>
           <w:lang w:val="es_ES" w:bidi="es_ES"/>
@@ -4091,18 +3809,12 @@
         </w:rPr>
         <w:t>El cordero de la Pascua fue sacrificado en la tarde del decimocuarto día del primer mes. Así como la Pascua en Egipto marcó el éxodo de la esclavitud, la celebración de esta Pascua en Canaán marcó la consecución del objetivo hacia el cual Dios había estado guiando a los israelitas. Esta Pascua también anticipaba el descanso en las promesas de Dios para su pueblo en su nueva tierra. • Esta fue aparentemente la primera Pascua que Israel había celebrado desde que estuvieron acampados en Sinaí (</w:t>
       </w:r>
-      <w:hyperlink r:id="rId60">
-        <w:r>
-          <w:rPr>
-            <w:lang w:val="es_ES" w:bidi="es_ES"/>
-          </w:rPr>
-          <w:rPr>
-            <w:color w:val="0000EE"/>
-            <w:u w:val="single"/>
-          </w:rPr>
-          <w:t>Nm 9:1–5</w:t>
-        </w:r>
-      </w:hyperlink>
+      <w:r>
+        <w:rPr>
+          <w:lang w:val="es_ES" w:bidi="es_ES"/>
+        </w:rPr>
+        <w:t>Nm 9:1–5</w:t>
+      </w:r>
       <w:r>
         <w:rPr>
           <w:lang w:val="es_ES" w:bidi="es_ES"/>
@@ -4157,36 +3869,24 @@
         </w:rPr>
         <w:t>Israel reinstauró la Fiesta de los Panes sin Levadura, que se celebra durante siete días después de la Pascua (</w:t>
       </w:r>
-      <w:hyperlink r:id="rId61">
-        <w:r>
-          <w:rPr>
-            <w:lang w:val="es_ES" w:bidi="es_ES"/>
-          </w:rPr>
-          <w:rPr>
-            <w:color w:val="0000EE"/>
-            <w:u w:val="single"/>
-          </w:rPr>
-          <w:t>Lv 23:6</w:t>
-        </w:r>
-      </w:hyperlink>
+      <w:r>
+        <w:rPr>
+          <w:lang w:val="es_ES" w:bidi="es_ES"/>
+        </w:rPr>
+        <w:t>Lv 23:6</w:t>
+      </w:r>
       <w:r>
         <w:rPr>
           <w:lang w:val="es_ES" w:bidi="es_ES"/>
         </w:rPr>
         <w:t xml:space="preserve">). El pueblo comió panes sin levadura y grano tostado, un alimento favorito en la temporada de cosecha (ver </w:t>
       </w:r>
-      <w:hyperlink r:id="rId62">
-        <w:r>
-          <w:rPr>
-            <w:lang w:val="es_ES" w:bidi="es_ES"/>
-          </w:rPr>
-          <w:rPr>
-            <w:color w:val="0000EE"/>
-            <w:u w:val="single"/>
-          </w:rPr>
-          <w:t>Rt 2:14</w:t>
-        </w:r>
-      </w:hyperlink>
+      <w:r>
+        <w:rPr>
+          <w:lang w:val="es_ES" w:bidi="es_ES"/>
+        </w:rPr>
+        <w:t>Rt 2:14</w:t>
+      </w:r>
       <w:r>
         <w:rPr>
           <w:lang w:val="es_ES" w:bidi="es_ES"/>
@@ -4241,36 +3941,24 @@
         </w:rPr>
         <w:t>La provisión diaria de maná de Dios (</w:t>
       </w:r>
-      <w:hyperlink r:id="rId63">
-        <w:r>
-          <w:rPr>
-            <w:lang w:val="es_ES" w:bidi="es_ES"/>
-          </w:rPr>
-          <w:rPr>
-            <w:color w:val="0000EE"/>
-            <w:u w:val="single"/>
-          </w:rPr>
-          <w:t>Ex 16:31,</w:t>
-        </w:r>
-      </w:hyperlink>
+      <w:r>
+        <w:rPr>
+          <w:lang w:val="es_ES" w:bidi="es_ES"/>
+        </w:rPr>
+        <w:t>Ex 16:31,</w:t>
+      </w:r>
       <w:r>
         <w:rPr>
           <w:lang w:val="es_ES" w:bidi="es_ES"/>
         </w:rPr>
         <w:t xml:space="preserve"> </w:t>
       </w:r>
-      <w:hyperlink r:id="rId64">
-        <w:r>
-          <w:rPr>
-            <w:lang w:val="es_ES" w:bidi="es_ES"/>
-          </w:rPr>
-          <w:rPr>
-            <w:color w:val="0000EE"/>
-            <w:u w:val="single"/>
-          </w:rPr>
-          <w:t>Num 11:9</w:t>
-        </w:r>
-      </w:hyperlink>
+      <w:r>
+        <w:rPr>
+          <w:lang w:val="es_ES" w:bidi="es_ES"/>
+        </w:rPr>
+        <w:t>Num 11:9</w:t>
+      </w:r>
       <w:r>
         <w:rPr>
           <w:lang w:val="es_ES" w:bidi="es_ES"/>
@@ -4373,18 +4061,12 @@
         </w:rPr>
         <w:t>Josué estaba explorando la tierra y las defensas de la ciudad cerca del pueblo de Jericó para dar seguimiento al informe de los dos espías (</w:t>
       </w:r>
-      <w:hyperlink r:id="rId65">
-        <w:r>
-          <w:rPr>
-            <w:lang w:val="es_ES" w:bidi="es_ES"/>
-          </w:rPr>
-          <w:rPr>
-            <w:color w:val="0000EE"/>
-            <w:u w:val="single"/>
-          </w:rPr>
-          <w:t>2:23–24</w:t>
-        </w:r>
-      </w:hyperlink>
+      <w:r>
+        <w:rPr>
+          <w:lang w:val="es_ES" w:bidi="es_ES"/>
+        </w:rPr>
+        <w:t>2:23–24</w:t>
+      </w:r>
       <w:r>
         <w:rPr>
           <w:lang w:val="es_ES" w:bidi="es_ES"/>
@@ -4439,36 +4121,24 @@
         </w:rPr>
         <w:t>El comandante del ejército del Señor le dio a Josué instrucciones para llevar a cabo el asedio de Jericó (</w:t>
       </w:r>
-      <w:hyperlink r:id="rId66">
-        <w:r>
-          <w:rPr>
-            <w:lang w:val="es_ES" w:bidi="es_ES"/>
-          </w:rPr>
-          <w:rPr>
-            <w:color w:val="0000EE"/>
-            <w:u w:val="single"/>
-          </w:rPr>
-          <w:t>6:2–5</w:t>
-        </w:r>
-      </w:hyperlink>
+      <w:r>
+        <w:rPr>
+          <w:lang w:val="es_ES" w:bidi="es_ES"/>
+        </w:rPr>
+        <w:t>6:2–5</w:t>
+      </w:r>
       <w:r>
         <w:rPr>
           <w:lang w:val="es_ES" w:bidi="es_ES"/>
         </w:rPr>
         <w:t>). Al igual que el mensaje anterior de Dios a Josué (</w:t>
       </w:r>
-      <w:hyperlink r:id="rId67">
-        <w:r>
-          <w:rPr>
-            <w:lang w:val="es_ES" w:bidi="es_ES"/>
-          </w:rPr>
-          <w:rPr>
-            <w:color w:val="0000EE"/>
-            <w:u w:val="single"/>
-          </w:rPr>
-          <w:t>1:1–9</w:t>
-        </w:r>
-      </w:hyperlink>
+      <w:r>
+        <w:rPr>
+          <w:lang w:val="es_ES" w:bidi="es_ES"/>
+        </w:rPr>
+        <w:t>1:1–9</w:t>
+      </w:r>
       <w:r>
         <w:rPr>
           <w:lang w:val="es_ES" w:bidi="es_ES"/>
@@ -4523,36 +4193,24 @@
         </w:rPr>
         <w:t xml:space="preserve">Josué cayó con su rostro al suelo en reverencia al comprender quién estaba ante él. La acción de Josué demostró que estaba completamente dispuesto a servir a Dios, de todo corazón y sin reservas. • Los estudiosos no coinciden en si el comandante era una aparición de Dios, el Cristo preencarnado, o un ángel. Su referencia a sí mismo como comandante del ejército del Señor podría implicar que era un ángel. Sin embargo, no impidió que Josué lo adorara, como los ángeles usualmente lo hacían (por ejemplo, </w:t>
       </w:r>
-      <w:hyperlink r:id="rId68">
-        <w:r>
-          <w:rPr>
-            <w:lang w:val="es_ES" w:bidi="es_ES"/>
-          </w:rPr>
-          <w:rPr>
-            <w:color w:val="0000EE"/>
-            <w:u w:val="single"/>
-          </w:rPr>
-          <w:t>Ap 22:8–9,</w:t>
-        </w:r>
-      </w:hyperlink>
+      <w:r>
+        <w:rPr>
+          <w:lang w:val="es_ES" w:bidi="es_ES"/>
+        </w:rPr>
+        <w:t>Ap 22:8–9,</w:t>
+      </w:r>
       <w:r>
         <w:rPr>
           <w:lang w:val="es_ES" w:bidi="es_ES"/>
         </w:rPr>
         <w:t xml:space="preserve"> cp. </w:t>
       </w:r>
-      <w:hyperlink r:id="rId69">
-        <w:r>
-          <w:rPr>
-            <w:lang w:val="es_ES" w:bidi="es_ES"/>
-          </w:rPr>
-          <w:rPr>
-            <w:color w:val="0000EE"/>
-            <w:u w:val="single"/>
-          </w:rPr>
-          <w:t>Hc 10:25–26</w:t>
-        </w:r>
-      </w:hyperlink>
+      <w:r>
+        <w:rPr>
+          <w:lang w:val="es_ES" w:bidi="es_ES"/>
+        </w:rPr>
+        <w:t>Hc 10:25–26</w:t>
+      </w:r>
       <w:r>
         <w:rPr>
           <w:lang w:val="es_ES" w:bidi="es_ES"/>
@@ -4613,18 +4271,12 @@
         </w:rPr>
         <w:t xml:space="preserve"> Esto fue lo que Dios le dijo a Moisés en la zarza ardiente (</w:t>
       </w:r>
-      <w:hyperlink r:id="rId70">
-        <w:r>
-          <w:rPr>
-            <w:lang w:val="es_ES" w:bidi="es_ES"/>
-          </w:rPr>
-          <w:rPr>
-            <w:color w:val="0000EE"/>
-            <w:u w:val="single"/>
-          </w:rPr>
-          <w:t>Ex 3:5</w:t>
-        </w:r>
-      </w:hyperlink>
+      <w:r>
+        <w:rPr>
+          <w:lang w:val="es_ES" w:bidi="es_ES"/>
+        </w:rPr>
+        <w:t>Ex 3:5</w:t>
+      </w:r>
       <w:r>
         <w:rPr>
           <w:lang w:val="es_ES" w:bidi="es_ES"/>
@@ -5089,54 +4741,36 @@
         </w:rPr>
         <w:t xml:space="preserve">: Josué recordó a sus tropas que la ciudad y todo lo que había en ella pertenecía a Dios como las primicias de su herencia en la tierra de Canaán. Ver </w:t>
       </w:r>
-      <w:hyperlink r:id="rId40">
-        <w:r>
-          <w:rPr>
-            <w:lang w:val="es_ES" w:bidi="es_ES"/>
-          </w:rPr>
-          <w:rPr>
-            <w:color w:val="0000EE"/>
-            <w:u w:val="single"/>
-          </w:rPr>
-          <w:t>Lv 27:28–29,</w:t>
-        </w:r>
-      </w:hyperlink>
+      <w:r>
+        <w:rPr>
+          <w:lang w:val="es_ES" w:bidi="es_ES"/>
+        </w:rPr>
+        <w:t>Lv 27:28–29,</w:t>
+      </w:r>
       <w:r>
         <w:rPr>
           <w:lang w:val="es_ES" w:bidi="es_ES"/>
         </w:rPr>
         <w:t xml:space="preserve"> </w:t>
       </w:r>
-      <w:hyperlink r:id="rId41">
-        <w:r>
-          <w:rPr>
-            <w:lang w:val="es_ES" w:bidi="es_ES"/>
-          </w:rPr>
-          <w:rPr>
-            <w:color w:val="0000EE"/>
-            <w:u w:val="single"/>
-          </w:rPr>
-          <w:t>1 Sam 15:3</w:t>
-        </w:r>
-      </w:hyperlink>
+      <w:r>
+        <w:rPr>
+          <w:lang w:val="es_ES" w:bidi="es_ES"/>
+        </w:rPr>
+        <w:t>1 Sam 15:3</w:t>
+      </w:r>
       <w:r>
         <w:rPr>
           <w:lang w:val="es_ES" w:bidi="es_ES"/>
         </w:rPr>
         <w:t xml:space="preserve">. • "Rahab": Ver </w:t>
       </w:r>
-      <w:hyperlink r:id="rId71">
-        <w:r>
-          <w:rPr>
-            <w:lang w:val="es_ES" w:bidi="es_ES"/>
-          </w:rPr>
-          <w:rPr>
-            <w:color w:val="0000EE"/>
-            <w:u w:val="single"/>
-          </w:rPr>
-          <w:t>Jos 2:12–21</w:t>
-        </w:r>
-      </w:hyperlink>
+      <w:r>
+        <w:rPr>
+          <w:lang w:val="es_ES" w:bidi="es_ES"/>
+        </w:rPr>
+        <w:t>Jos 2:12–21</w:t>
+      </w:r>
       <w:r>
         <w:rPr>
           <w:lang w:val="es_ES" w:bidi="es_ES"/>
@@ -5359,18 +4993,12 @@
         </w:rPr>
         <w:t>Los ciudadanos de Jericó ya habían sido ejecutados (</w:t>
       </w:r>
-      <w:hyperlink r:id="rId72">
-        <w:r>
-          <w:rPr>
-            <w:lang w:val="es_ES" w:bidi="es_ES"/>
-          </w:rPr>
-          <w:rPr>
-            <w:color w:val="0000EE"/>
-            <w:u w:val="single"/>
-          </w:rPr>
-          <w:t>6:21</w:t>
-        </w:r>
-      </w:hyperlink>
+      <w:r>
+        <w:rPr>
+          <w:lang w:val="es_ES" w:bidi="es_ES"/>
+        </w:rPr>
+        <w:t>6:21</w:t>
+      </w:r>
       <w:r>
         <w:rPr>
           <w:lang w:val="es_ES" w:bidi="es_ES"/>
@@ -5425,18 +5053,12 @@
         </w:rPr>
         <w:t xml:space="preserve">La afirmación de que Rahab vive entre los israelitas hasta el día de hoy resalta la amplitud y profundidad de la gracia de Dios. Rahab no solo fue aceptada en Israel, finalmente se convirtió en una antepasada del Mesías (ver </w:t>
       </w:r>
-      <w:hyperlink r:id="rId73">
-        <w:r>
-          <w:rPr>
-            <w:lang w:val="es_ES" w:bidi="es_ES"/>
-          </w:rPr>
-          <w:rPr>
-            <w:color w:val="0000EE"/>
-            <w:u w:val="single"/>
-          </w:rPr>
-          <w:t>Mt 1:5</w:t>
-        </w:r>
-      </w:hyperlink>
+      <w:r>
+        <w:rPr>
+          <w:lang w:val="es_ES" w:bidi="es_ES"/>
+        </w:rPr>
+        <w:t>Mt 1:5</w:t>
+      </w:r>
       <w:r>
         <w:rPr>
           <w:lang w:val="es_ES" w:bidi="es_ES"/>
@@ -5491,72 +5113,48 @@
         </w:rPr>
         <w:t>Josué impuso una maldición sobre el sitio porque Jericó fue la primera ciudad cananea en resistir los propósitos de Dios al llevar a Israel a la tierra. Jericó también fue la primera ciudad en experimentar el juicio de Dios debido a la gran maldad de los cananeos. Como las primicias de la conquista de Israel de Canaán, pertenecía a Dios (</w:t>
       </w:r>
-      <w:hyperlink r:id="rId74">
-        <w:r>
-          <w:rPr>
-            <w:lang w:val="es_ES" w:bidi="es_ES"/>
-          </w:rPr>
-          <w:rPr>
-            <w:color w:val="0000EE"/>
-            <w:u w:val="single"/>
-          </w:rPr>
-          <w:t>Ex 13:2,</w:t>
-        </w:r>
-      </w:hyperlink>
+      <w:r>
+        <w:rPr>
+          <w:lang w:val="es_ES" w:bidi="es_ES"/>
+        </w:rPr>
+        <w:t>Ex 13:2,</w:t>
+      </w:r>
       <w:r>
         <w:rPr>
           <w:lang w:val="es_ES" w:bidi="es_ES"/>
         </w:rPr>
         <w:t xml:space="preserve"> </w:t>
       </w:r>
-      <w:hyperlink r:id="rId75">
-        <w:r>
-          <w:rPr>
-            <w:lang w:val="es_ES" w:bidi="es_ES"/>
-          </w:rPr>
-          <w:rPr>
-            <w:color w:val="0000EE"/>
-            <w:u w:val="single"/>
-          </w:rPr>
-          <w:t>23:19</w:t>
-        </w:r>
-      </w:hyperlink>
+      <w:r>
+        <w:rPr>
+          <w:lang w:val="es_ES" w:bidi="es_ES"/>
+        </w:rPr>
+        <w:t>23:19</w:t>
+      </w:r>
       <w:r>
         <w:rPr>
           <w:lang w:val="es_ES" w:bidi="es_ES"/>
         </w:rPr>
         <w:t>). Dios ejecutó la maldición de Josué sobre el primer hombre que la desafió (</w:t>
       </w:r>
-      <w:hyperlink r:id="rId76">
-        <w:r>
-          <w:rPr>
-            <w:lang w:val="es_ES" w:bidi="es_ES"/>
-          </w:rPr>
-          <w:rPr>
-            <w:color w:val="0000EE"/>
-            <w:u w:val="single"/>
-          </w:rPr>
-          <w:t>1 Re 16:34,</w:t>
-        </w:r>
-      </w:hyperlink>
+      <w:r>
+        <w:rPr>
+          <w:lang w:val="es_ES" w:bidi="es_ES"/>
+        </w:rPr>
+        <w:t>1 Re 16:34,</w:t>
+      </w:r>
       <w:r>
         <w:rPr>
           <w:lang w:val="es_ES" w:bidi="es_ES"/>
         </w:rPr>
         <w:t xml:space="preserve"> cp. </w:t>
       </w:r>
-      <w:hyperlink r:id="rId77">
-        <w:r>
-          <w:rPr>
-            <w:lang w:val="es_ES" w:bidi="es_ES"/>
-          </w:rPr>
-          <w:rPr>
-            <w:color w:val="0000EE"/>
-            <w:u w:val="single"/>
-          </w:rPr>
-          <w:t>Jos 7</w:t>
-        </w:r>
-      </w:hyperlink>
+      <w:r>
+        <w:rPr>
+          <w:lang w:val="es_ES" w:bidi="es_ES"/>
+        </w:rPr>
+        <w:t>Jos 7</w:t>
+      </w:r>
       <w:r>
         <w:rPr>
           <w:lang w:val="es_ES" w:bidi="es_ES"/>
@@ -5611,54 +5209,36 @@
         </w:rPr>
         <w:t>Al concluir el primer capítulo de la conquista de Canaán por parte de Israel, tanto los israelitas como los cananeos pudieron ver que el Señor estaba con Josué, tal como había prometido (</w:t>
       </w:r>
-      <w:hyperlink r:id="rId78">
-        <w:r>
-          <w:rPr>
-            <w:lang w:val="es_ES" w:bidi="es_ES"/>
-          </w:rPr>
-          <w:rPr>
-            <w:color w:val="0000EE"/>
-            <w:u w:val="single"/>
-          </w:rPr>
-          <w:t>1:5</w:t>
-        </w:r>
-      </w:hyperlink>
+      <w:r>
+        <w:rPr>
+          <w:lang w:val="es_ES" w:bidi="es_ES"/>
+        </w:rPr>
+        <w:t>1:5</w:t>
+      </w:r>
       <w:r>
         <w:rPr>
           <w:lang w:val="es_ES" w:bidi="es_ES"/>
         </w:rPr>
         <w:t xml:space="preserve">, </w:t>
       </w:r>
-      <w:hyperlink r:id="rId79">
-        <w:r>
-          <w:rPr>
-            <w:lang w:val="es_ES" w:bidi="es_ES"/>
-          </w:rPr>
-          <w:rPr>
-            <w:color w:val="0000EE"/>
-            <w:u w:val="single"/>
-          </w:rPr>
-          <w:t>9,</w:t>
-        </w:r>
-      </w:hyperlink>
+      <w:r>
+        <w:rPr>
+          <w:lang w:val="es_ES" w:bidi="es_ES"/>
+        </w:rPr>
+        <w:t>9,</w:t>
+      </w:r>
       <w:r>
         <w:rPr>
           <w:lang w:val="es_ES" w:bidi="es_ES"/>
         </w:rPr>
         <w:t xml:space="preserve"> cp. </w:t>
       </w:r>
-      <w:hyperlink r:id="rId80">
-        <w:r>
-          <w:rPr>
-            <w:lang w:val="es_ES" w:bidi="es_ES"/>
-          </w:rPr>
-          <w:rPr>
-            <w:color w:val="0000EE"/>
-            <w:u w:val="single"/>
-          </w:rPr>
-          <w:t>4:14</w:t>
-        </w:r>
-      </w:hyperlink>
+      <w:r>
+        <w:rPr>
+          <w:lang w:val="es_ES" w:bidi="es_ES"/>
+        </w:rPr>
+        <w:t>4:14</w:t>
+      </w:r>
       <w:r>
         <w:rPr>
           <w:lang w:val="es_ES" w:bidi="es_ES"/>
@@ -5724,36 +5304,24 @@
         </w:rPr>
         <w:t xml:space="preserve">: Ver </w:t>
       </w:r>
-      <w:hyperlink r:id="rId40">
-        <w:r>
-          <w:rPr>
-            <w:lang w:val="es_ES" w:bidi="es_ES"/>
-          </w:rPr>
-          <w:rPr>
-            <w:color w:val="0000EE"/>
-            <w:u w:val="single"/>
-          </w:rPr>
-          <w:t>Lv 27:28–29,</w:t>
-        </w:r>
-      </w:hyperlink>
+      <w:r>
+        <w:rPr>
+          <w:lang w:val="es_ES" w:bidi="es_ES"/>
+        </w:rPr>
+        <w:t>Lv 27:28–29,</w:t>
+      </w:r>
       <w:r>
         <w:rPr>
           <w:lang w:val="es_ES" w:bidi="es_ES"/>
         </w:rPr>
         <w:t xml:space="preserve"> </w:t>
       </w:r>
-      <w:hyperlink r:id="rId41">
-        <w:r>
-          <w:rPr>
-            <w:lang w:val="es_ES" w:bidi="es_ES"/>
-          </w:rPr>
-          <w:rPr>
-            <w:color w:val="0000EE"/>
-            <w:u w:val="single"/>
-          </w:rPr>
-          <w:t>1 Sam 15:3</w:t>
-        </w:r>
-      </w:hyperlink>
+      <w:r>
+        <w:rPr>
+          <w:lang w:val="es_ES" w:bidi="es_ES"/>
+        </w:rPr>
+        <w:t>1 Sam 15:3</w:t>
+      </w:r>
       <w:r>
         <w:rPr>
           <w:lang w:val="es_ES" w:bidi="es_ES"/>
@@ -5798,18 +5366,12 @@
         </w:rPr>
         <w:t xml:space="preserve"> pertenecía a una familia importante. Era un líder o tenía el potencial de serlo, por lo que sus acciones podían influir en otros (</w:t>
       </w:r>
-      <w:hyperlink r:id="rId81">
-        <w:r>
-          <w:rPr>
-            <w:lang w:val="es_ES" w:bidi="es_ES"/>
-          </w:rPr>
-          <w:rPr>
-            <w:color w:val="0000EE"/>
-            <w:u w:val="single"/>
-          </w:rPr>
-          <w:t>Nm 26:19–20</w:t>
-        </w:r>
-      </w:hyperlink>
+      <w:r>
+        <w:rPr>
+          <w:lang w:val="es_ES" w:bidi="es_ES"/>
+        </w:rPr>
+        <w:t>Nm 26:19–20</w:t>
+      </w:r>
       <w:r>
         <w:rPr>
           <w:lang w:val="es_ES" w:bidi="es_ES"/>
@@ -5972,18 +5534,12 @@
         </w:rPr>
         <w:t>Como lo hizo antes de la batalla por Jericó, Josué envió a algunos de sus hombres a evaluar la situación en Hai. Esta ciudad se encontraba a unas diez millas al oeste de Jericó, en la entrada a una meseta al norte de Jerusalén llamada la Meseta de Benjamín. Conquistar Hai abriría el camino para que Israel controlara la región montañosa. • Beth-Avén, “casa de iniquidad,” probablemente era un juego de palabras intencionalmente despectivo sobre el nombre Betel, la “casa de Dios.” Un santuario pagano se encontraba en este sitio más tarde en la historia de Israel (</w:t>
       </w:r>
-      <w:hyperlink r:id="rId82">
-        <w:r>
-          <w:rPr>
-            <w:lang w:val="es_ES" w:bidi="es_ES"/>
-          </w:rPr>
-          <w:rPr>
-            <w:color w:val="0000EE"/>
-            <w:u w:val="single"/>
-          </w:rPr>
-          <w:t>1 Re 12:28–33</w:t>
-        </w:r>
-      </w:hyperlink>
+      <w:r>
+        <w:rPr>
+          <w:lang w:val="es_ES" w:bidi="es_ES"/>
+        </w:rPr>
+        <w:t>1 Re 12:28–33</w:t>
+      </w:r>
       <w:r>
         <w:rPr>
           <w:lang w:val="es_ES" w:bidi="es_ES"/>
@@ -6086,18 +5642,12 @@
         </w:rPr>
         <w:t xml:space="preserve">Los defensores de Hai salieron por la puerta de la ciudad y atacaron directamente a las tropas de Israel (ver </w:t>
       </w:r>
-      <w:hyperlink r:id="rId83">
-        <w:r>
-          <w:rPr>
-            <w:lang w:val="es_ES" w:bidi="es_ES"/>
-          </w:rPr>
-          <w:rPr>
-            <w:color w:val="0000EE"/>
-            <w:u w:val="single"/>
-          </w:rPr>
-          <w:t>8:5</w:t>
-        </w:r>
-      </w:hyperlink>
+      <w:r>
+        <w:rPr>
+          <w:lang w:val="es_ES" w:bidi="es_ES"/>
+        </w:rPr>
+        <w:t>8:5</w:t>
+      </w:r>
       <w:r>
         <w:rPr>
           <w:lang w:val="es_ES" w:bidi="es_ES"/>
@@ -6200,36 +5750,24 @@
         </w:rPr>
         <w:t>Josué expresó su enojo hacia Dios, esto explica el tono severo de la respuesta de Dios (</w:t>
       </w:r>
-      <w:hyperlink r:id="rId84">
-        <w:r>
-          <w:rPr>
-            <w:lang w:val="es_ES" w:bidi="es_ES"/>
-          </w:rPr>
-          <w:rPr>
-            <w:color w:val="0000EE"/>
-            <w:u w:val="single"/>
-          </w:rPr>
-          <w:t>7:10–15</w:t>
-        </w:r>
-      </w:hyperlink>
+      <w:r>
+        <w:rPr>
+          <w:lang w:val="es_ES" w:bidi="es_ES"/>
+        </w:rPr>
+        <w:t>7:10–15</w:t>
+      </w:r>
       <w:r>
         <w:rPr>
           <w:lang w:val="es_ES" w:bidi="es_ES"/>
         </w:rPr>
         <w:t>). Aunque la batalla se había perdido por el pecado de Acán, Josué y los ancianos de Israel no habían buscado la guía de Dios (</w:t>
       </w:r>
-      <w:hyperlink r:id="rId85">
-        <w:r>
-          <w:rPr>
-            <w:lang w:val="es_ES" w:bidi="es_ES"/>
-          </w:rPr>
-          <w:rPr>
-            <w:color w:val="0000EE"/>
-            <w:u w:val="single"/>
-          </w:rPr>
-          <w:t>7:3</w:t>
-        </w:r>
-      </w:hyperlink>
+      <w:r>
+        <w:rPr>
+          <w:lang w:val="es_ES" w:bidi="es_ES"/>
+        </w:rPr>
+        <w:t>7:3</w:t>
+      </w:r>
       <w:r>
         <w:rPr>
           <w:lang w:val="es_ES" w:bidi="es_ES"/>
@@ -6284,36 +5822,24 @@
         </w:rPr>
         <w:t xml:space="preserve">Los temores de Josué eran comprensibles. Todos los cananeos pensaban que Israel era invencible. Sin embargo, debido a que la pequeña Hai había derrotado a Israel, los cananeos podrían pensar que podría suceder de nuevo. • Si Dios permitiera que los malvados eliminaran a su pueblo de la faz de la tierra, las naciones no tendrían un testimonio de que Dios sigue involucrado con su mundo. • "tu grande nombre": Cp. </w:t>
       </w:r>
-      <w:hyperlink r:id="rId86">
-        <w:r>
-          <w:rPr>
-            <w:lang w:val="es_ES" w:bidi="es_ES"/>
-          </w:rPr>
-          <w:rPr>
-            <w:color w:val="0000EE"/>
-            <w:u w:val="single"/>
-          </w:rPr>
-          <w:t>Ex 32:11–12,</w:t>
-        </w:r>
-      </w:hyperlink>
+      <w:r>
+        <w:rPr>
+          <w:lang w:val="es_ES" w:bidi="es_ES"/>
+        </w:rPr>
+        <w:t>Ex 32:11–12,</w:t>
+      </w:r>
       <w:r>
         <w:rPr>
           <w:lang w:val="es_ES" w:bidi="es_ES"/>
         </w:rPr>
         <w:t xml:space="preserve"> </w:t>
       </w:r>
-      <w:hyperlink r:id="rId87">
-        <w:r>
-          <w:rPr>
-            <w:lang w:val="es_ES" w:bidi="es_ES"/>
-          </w:rPr>
-          <w:rPr>
-            <w:color w:val="0000EE"/>
-            <w:u w:val="single"/>
-          </w:rPr>
-          <w:t>Nm 14:13–19</w:t>
-        </w:r>
-      </w:hyperlink>
+      <w:r>
+        <w:rPr>
+          <w:lang w:val="es_ES" w:bidi="es_ES"/>
+        </w:rPr>
+        <w:t>Nm 14:13–19</w:t>
+      </w:r>
       <w:r>
         <w:rPr>
           <w:lang w:val="es_ES" w:bidi="es_ES"/>
@@ -6596,36 +6122,24 @@
         </w:rPr>
         <w:t xml:space="preserve">Dios había ordenado que todos los bienes robados fueran destruidos por el fuego. Ahora lo serían, porque Acán y todo lo que poseía serían quemados. Romper el pacto del Señor era una traición, un delito capital (por ejemplo, </w:t>
       </w:r>
-      <w:hyperlink r:id="rId88">
-        <w:r>
-          <w:rPr>
-            <w:lang w:val="es_ES" w:bidi="es_ES"/>
-          </w:rPr>
-          <w:rPr>
-            <w:color w:val="0000EE"/>
-            <w:u w:val="single"/>
-          </w:rPr>
-          <w:t>Ex 22:20,</w:t>
-        </w:r>
-      </w:hyperlink>
+      <w:r>
+        <w:rPr>
+          <w:lang w:val="es_ES" w:bidi="es_ES"/>
+        </w:rPr>
+        <w:t>Ex 22:20,</w:t>
+      </w:r>
       <w:r>
         <w:rPr>
           <w:lang w:val="es_ES" w:bidi="es_ES"/>
         </w:rPr>
         <w:t xml:space="preserve"> </w:t>
       </w:r>
-      <w:hyperlink r:id="rId89">
-        <w:r>
-          <w:rPr>
-            <w:lang w:val="es_ES" w:bidi="es_ES"/>
-          </w:rPr>
-          <w:rPr>
-            <w:color w:val="0000EE"/>
-            <w:u w:val="single"/>
-          </w:rPr>
-          <w:t>Dt 4:25–27</w:t>
-        </w:r>
-      </w:hyperlink>
+      <w:r>
+        <w:rPr>
+          <w:lang w:val="es_ES" w:bidi="es_ES"/>
+        </w:rPr>
+        <w:t>Dt 4:25–27</w:t>
+      </w:r>
       <w:r>
         <w:rPr>
           <w:lang w:val="es_ES" w:bidi="es_ES"/>
@@ -6680,36 +6194,24 @@
         </w:rPr>
         <w:t xml:space="preserve">Acán podría haber sido identificado mediante el uso del Urim y Tumim, un sistema de suertes sagradas otorgado por Dios. Estos objetos estaban bajo el cuidado del sumo sacerdote, probablemente en una bolsa o un saco (ver </w:t>
       </w:r>
-      <w:hyperlink r:id="rId90">
-        <w:r>
-          <w:rPr>
-            <w:lang w:val="es_ES" w:bidi="es_ES"/>
-          </w:rPr>
-          <w:rPr>
-            <w:color w:val="0000EE"/>
-            <w:u w:val="single"/>
-          </w:rPr>
-          <w:t>Ex 28:30,</w:t>
-        </w:r>
-      </w:hyperlink>
+      <w:r>
+        <w:rPr>
+          <w:lang w:val="es_ES" w:bidi="es_ES"/>
+        </w:rPr>
+        <w:t>Ex 28:30,</w:t>
+      </w:r>
       <w:r>
         <w:rPr>
           <w:lang w:val="es_ES" w:bidi="es_ES"/>
         </w:rPr>
         <w:t xml:space="preserve"> </w:t>
       </w:r>
-      <w:hyperlink r:id="rId91">
-        <w:r>
-          <w:rPr>
-            <w:lang w:val="es_ES" w:bidi="es_ES"/>
-          </w:rPr>
-          <w:rPr>
-            <w:color w:val="0000EE"/>
-            <w:u w:val="single"/>
-          </w:rPr>
-          <w:t>Nm 27:21</w:t>
-        </w:r>
-      </w:hyperlink>
+      <w:r>
+        <w:rPr>
+          <w:lang w:val="es_ES" w:bidi="es_ES"/>
+        </w:rPr>
+        <w:t>Nm 27:21</w:t>
+      </w:r>
       <w:r>
         <w:rPr>
           <w:lang w:val="es_ES" w:bidi="es_ES"/>
@@ -6849,18 +6351,12 @@
         </w:rPr>
         <w:t xml:space="preserve"> no se inventó hasta los años 600 a.C. • Los deseaba tanto que se traduce como "codiciar" en el décimo mandamiento (</w:t>
       </w:r>
-      <w:hyperlink r:id="rId92">
-        <w:r>
-          <w:rPr>
-            <w:lang w:val="es_ES" w:bidi="es_ES"/>
-          </w:rPr>
-          <w:rPr>
-            <w:color w:val="0000EE"/>
-            <w:u w:val="single"/>
-          </w:rPr>
-          <w:t>Ex 20:17</w:t>
-        </w:r>
-      </w:hyperlink>
+      <w:r>
+        <w:rPr>
+          <w:lang w:val="es_ES" w:bidi="es_ES"/>
+        </w:rPr>
+        <w:t>Ex 20:17</w:t>
+      </w:r>
       <w:r>
         <w:rPr>
           <w:lang w:val="es_ES" w:bidi="es_ES"/>
@@ -7011,18 +6507,12 @@
         </w:rPr>
         <w:t xml:space="preserve">La lapidación era un método prescrito de ejecución (ver, por ejemplo, </w:t>
       </w:r>
-      <w:hyperlink r:id="rId93">
-        <w:r>
-          <w:rPr>
-            <w:lang w:val="es_ES" w:bidi="es_ES"/>
-          </w:rPr>
-          <w:rPr>
-            <w:color w:val="0000EE"/>
-            <w:u w:val="single"/>
-          </w:rPr>
-          <w:t>Ex 19:13</w:t>
-        </w:r>
-      </w:hyperlink>
+      <w:r>
+        <w:rPr>
+          <w:lang w:val="es_ES" w:bidi="es_ES"/>
+        </w:rPr>
+        <w:t>Ex 19:13</w:t>
+      </w:r>
       <w:r>
         <w:rPr>
           <w:lang w:val="es_ES" w:bidi="es_ES"/>
@@ -7144,18 +6634,12 @@
         </w:rPr>
         <w:t>: Dios le dio a Josué un aliento similar antes de enviarlo contra Jericó (</w:t>
       </w:r>
-      <w:hyperlink r:id="rId94">
-        <w:r>
-          <w:rPr>
-            <w:lang w:val="es_ES" w:bidi="es_ES"/>
-          </w:rPr>
-          <w:rPr>
-            <w:color w:val="0000EE"/>
-            <w:u w:val="single"/>
-          </w:rPr>
-          <w:t>6:2</w:t>
-        </w:r>
-      </w:hyperlink>
+      <w:r>
+        <w:rPr>
+          <w:lang w:val="es_ES" w:bidi="es_ES"/>
+        </w:rPr>
+        <w:t>6:2</w:t>
+      </w:r>
       <w:r>
         <w:rPr>
           <w:lang w:val="es_ES" w:bidi="es_ES"/>
@@ -7270,18 +6754,12 @@
         </w:rPr>
         <w:t>: En su lado oeste (</w:t>
       </w:r>
-      <w:hyperlink r:id="rId95">
-        <w:r>
-          <w:rPr>
-            <w:lang w:val="es_ES" w:bidi="es_ES"/>
-          </w:rPr>
-          <w:rPr>
-            <w:color w:val="0000EE"/>
-            <w:u w:val="single"/>
-          </w:rPr>
-          <w:t>8:12</w:t>
-        </w:r>
-      </w:hyperlink>
+      <w:r>
+        <w:rPr>
+          <w:lang w:val="es_ES" w:bidi="es_ES"/>
+        </w:rPr>
+        <w:t>8:12</w:t>
+      </w:r>
       <w:r>
         <w:rPr>
           <w:lang w:val="es_ES" w:bidi="es_ES"/>
@@ -7373,18 +6851,12 @@
         </w:rPr>
         <w:t xml:space="preserve"> A medida que se desarrollaba la batalla, este grupo esperaría en emboscada hasta que Josué los llamara (</w:t>
       </w:r>
-      <w:hyperlink r:id="rId96">
-        <w:r>
-          <w:rPr>
-            <w:lang w:val="es_ES" w:bidi="es_ES"/>
-          </w:rPr>
-          <w:rPr>
-            <w:color w:val="0000EE"/>
-            <w:u w:val="single"/>
-          </w:rPr>
-          <w:t>Jos 8:18–19</w:t>
-        </w:r>
-      </w:hyperlink>
+      <w:r>
+        <w:rPr>
+          <w:lang w:val="es_ES" w:bidi="es_ES"/>
+        </w:rPr>
+        <w:t>Jos 8:18–19</w:t>
+      </w:r>
       <w:r>
         <w:rPr>
           <w:lang w:val="es_ES" w:bidi="es_ES"/>
@@ -7583,18 +7055,12 @@
         </w:rPr>
         <w:t>Josué y el ejército israelita huyeron como en el primer ataque (</w:t>
       </w:r>
-      <w:hyperlink r:id="rId97">
-        <w:r>
-          <w:rPr>
-            <w:lang w:val="es_ES" w:bidi="es_ES"/>
-          </w:rPr>
-          <w:rPr>
-            <w:color w:val="0000EE"/>
-            <w:u w:val="single"/>
-          </w:rPr>
-          <w:t>7:4–5</w:t>
-        </w:r>
-      </w:hyperlink>
+      <w:r>
+        <w:rPr>
+          <w:lang w:val="es_ES" w:bidi="es_ES"/>
+        </w:rPr>
+        <w:t>7:4–5</w:t>
+      </w:r>
       <w:r>
         <w:rPr>
           <w:lang w:val="es_ES" w:bidi="es_ES"/>
@@ -7799,54 +7265,36 @@
         </w:rPr>
         <w:t xml:space="preserve">Las ejecuciones públicas de los reyes (ver también </w:t>
       </w:r>
-      <w:hyperlink r:id="rId98">
-        <w:r>
-          <w:rPr>
-            <w:lang w:val="es_ES" w:bidi="es_ES"/>
-          </w:rPr>
-          <w:rPr>
-            <w:color w:val="0000EE"/>
-            <w:u w:val="single"/>
-          </w:rPr>
-          <w:t>10:26,</w:t>
-        </w:r>
-      </w:hyperlink>
+      <w:r>
+        <w:rPr>
+          <w:lang w:val="es_ES" w:bidi="es_ES"/>
+        </w:rPr>
+        <w:t>10:26,</w:t>
+      </w:r>
       <w:r>
         <w:rPr>
           <w:lang w:val="es_ES" w:bidi="es_ES"/>
         </w:rPr>
         <w:t xml:space="preserve"> </w:t>
       </w:r>
-      <w:hyperlink r:id="rId99">
-        <w:r>
-          <w:rPr>
-            <w:lang w:val="es_ES" w:bidi="es_ES"/>
-          </w:rPr>
-          <w:rPr>
-            <w:color w:val="0000EE"/>
-            <w:u w:val="single"/>
-          </w:rPr>
-          <w:t>11:10</w:t>
-        </w:r>
-      </w:hyperlink>
+      <w:r>
+        <w:rPr>
+          <w:lang w:val="es_ES" w:bidi="es_ES"/>
+        </w:rPr>
+        <w:t>11:10</w:t>
+      </w:r>
       <w:r>
         <w:rPr>
           <w:lang w:val="es_ES" w:bidi="es_ES"/>
         </w:rPr>
         <w:t xml:space="preserve">, </w:t>
       </w:r>
-      <w:hyperlink r:id="rId100">
-        <w:r>
-          <w:rPr>
-            <w:lang w:val="es_ES" w:bidi="es_ES"/>
-          </w:rPr>
-          <w:rPr>
-            <w:color w:val="0000EE"/>
-            <w:u w:val="single"/>
-          </w:rPr>
-          <w:t>12</w:t>
-        </w:r>
-      </w:hyperlink>
+      <w:r>
+        <w:rPr>
+          <w:lang w:val="es_ES" w:bidi="es_ES"/>
+        </w:rPr>
+        <w:t>12</w:t>
+      </w:r>
       <w:r>
         <w:rPr>
           <w:lang w:val="es_ES" w:bidi="es_ES"/>
@@ -7865,18 +7313,12 @@
         </w:rPr>
         <w:t xml:space="preserve">: Ver </w:t>
       </w:r>
-      <w:hyperlink r:id="rId101">
-        <w:r>
-          <w:rPr>
-            <w:lang w:val="es_ES" w:bidi="es_ES"/>
-          </w:rPr>
-          <w:rPr>
-            <w:color w:val="0000EE"/>
-            <w:u w:val="single"/>
-          </w:rPr>
-          <w:t>Dt 21:22–23</w:t>
-        </w:r>
-      </w:hyperlink>
+      <w:r>
+        <w:rPr>
+          <w:lang w:val="es_ES" w:bidi="es_ES"/>
+        </w:rPr>
+        <w:t>Dt 21:22–23</w:t>
+      </w:r>
       <w:r>
         <w:rPr>
           <w:lang w:val="es_ES" w:bidi="es_ES"/>
@@ -7943,90 +7385,60 @@
         </w:rPr>
         <w:t>Arqueólogos han descubierto recientemente un altar en el Monte Ebal construido con piedras sin labrar y no moldeadas con herramientas de hierro. Sin embargo, no se encontró ninguna inscripción con él (</w:t>
       </w:r>
-      <w:hyperlink r:id="rId102">
-        <w:r>
-          <w:rPr>
-            <w:lang w:val="es_ES" w:bidi="es_ES"/>
-          </w:rPr>
-          <w:rPr>
-            <w:color w:val="0000EE"/>
-            <w:u w:val="single"/>
-          </w:rPr>
-          <w:t>8:32</w:t>
-        </w:r>
-      </w:hyperlink>
+      <w:r>
+        <w:rPr>
+          <w:lang w:val="es_ES" w:bidi="es_ES"/>
+        </w:rPr>
+        <w:t>8:32</w:t>
+      </w:r>
       <w:r>
         <w:rPr>
           <w:lang w:val="es_ES" w:bidi="es_ES"/>
         </w:rPr>
         <w:t>). • Las ofrendas quemadas y las ofrendas de paz fueron prescritas en las leyes de sacrificio que Dios dio a Moisés mientras Israel aún estaba en el Monte Sinaí (</w:t>
       </w:r>
-      <w:hyperlink r:id="rId103">
-        <w:r>
-          <w:rPr>
-            <w:lang w:val="es_ES" w:bidi="es_ES"/>
-          </w:rPr>
-          <w:rPr>
-            <w:color w:val="0000EE"/>
-            <w:u w:val="single"/>
-          </w:rPr>
-          <w:t>Lv 1</w:t>
-        </w:r>
-      </w:hyperlink>
+      <w:r>
+        <w:rPr>
+          <w:lang w:val="es_ES" w:bidi="es_ES"/>
+        </w:rPr>
+        <w:t>Lv 1</w:t>
+      </w:r>
       <w:r>
         <w:rPr>
           <w:lang w:val="es_ES" w:bidi="es_ES"/>
         </w:rPr>
         <w:t xml:space="preserve">, </w:t>
       </w:r>
-      <w:hyperlink r:id="rId104">
-        <w:r>
-          <w:rPr>
-            <w:lang w:val="es_ES" w:bidi="es_ES"/>
-          </w:rPr>
-          <w:rPr>
-            <w:color w:val="0000EE"/>
-            <w:u w:val="single"/>
-          </w:rPr>
-          <w:t>3</w:t>
-        </w:r>
-      </w:hyperlink>
+      <w:r>
+        <w:rPr>
+          <w:lang w:val="es_ES" w:bidi="es_ES"/>
+        </w:rPr>
+        <w:t>3</w:t>
+      </w:r>
       <w:r>
         <w:rPr>
           <w:lang w:val="es_ES" w:bidi="es_ES"/>
         </w:rPr>
         <w:t xml:space="preserve">). Moisés dio instrucciones específicas para esta ceremonia (ver </w:t>
       </w:r>
-      <w:hyperlink r:id="rId105">
-        <w:r>
-          <w:rPr>
-            <w:lang w:val="es_ES" w:bidi="es_ES"/>
-          </w:rPr>
-          <w:rPr>
-            <w:color w:val="0000EE"/>
-            <w:u w:val="single"/>
-          </w:rPr>
-          <w:t>Dt 11:26–32,</w:t>
-        </w:r>
-      </w:hyperlink>
+      <w:r>
+        <w:rPr>
+          <w:lang w:val="es_ES" w:bidi="es_ES"/>
+        </w:rPr>
+        <w:t>Dt 11:26–32,</w:t>
+      </w:r>
       <w:r>
         <w:rPr>
           <w:lang w:val="es_ES" w:bidi="es_ES"/>
         </w:rPr>
         <w:t xml:space="preserve"> </w:t>
       </w:r>
-      <w:hyperlink r:id="rId106">
-        <w:r>
-          <w:rPr>
-            <w:lang w:val="es_ES" w:bidi="es_ES"/>
-          </w:rPr>
-          <w:rPr>
-            <w:color w:val="0000EE"/>
-            <w:u w:val="single"/>
-          </w:rPr>
-          <w:t>27:1–28:68</w:t>
-        </w:r>
-      </w:hyperlink>
+      <w:r>
+        <w:rPr>
+          <w:lang w:val="es_ES" w:bidi="es_ES"/>
+        </w:rPr>
+        <w:t>27:1–28:68</w:t>
+      </w:r>
       <w:r>
         <w:rPr>
           <w:lang w:val="es_ES" w:bidi="es_ES"/>
@@ -8081,18 +7493,12 @@
         </w:rPr>
         <w:t>Josué cumplió con el mandato de Moisés de erigir piedras y recubrirlas con yeso (</w:t>
       </w:r>
-      <w:hyperlink r:id="rId107">
-        <w:r>
-          <w:rPr>
-            <w:lang w:val="es_ES" w:bidi="es_ES"/>
-          </w:rPr>
-          <w:rPr>
-            <w:color w:val="0000EE"/>
-            <w:u w:val="single"/>
-          </w:rPr>
-          <w:t>Dt 27:2–8</w:t>
-        </w:r>
-      </w:hyperlink>
+      <w:r>
+        <w:rPr>
+          <w:lang w:val="es_ES" w:bidi="es_ES"/>
+        </w:rPr>
+        <w:t>Dt 27:2–8</w:t>
+      </w:r>
       <w:r>
         <w:rPr>
           <w:lang w:val="es_ES" w:bidi="es_ES"/>
@@ -8243,18 +7649,12 @@
         </w:rPr>
         <w:t xml:space="preserve">Bendiciones... Maldiciones: Ver </w:t>
       </w:r>
-      <w:hyperlink r:id="rId106">
-        <w:r>
-          <w:rPr>
-            <w:lang w:val="es_ES" w:bidi="es_ES"/>
-          </w:rPr>
-          <w:rPr>
-            <w:color w:val="0000EE"/>
-            <w:u w:val="single"/>
-          </w:rPr>
-          <w:t>Dt 27–28</w:t>
-        </w:r>
-      </w:hyperlink>
+      <w:r>
+        <w:rPr>
+          <w:lang w:val="es_ES" w:bidi="es_ES"/>
+        </w:rPr>
+        <w:t>Dt 27–28</w:t>
+      </w:r>
       <w:r>
         <w:rPr>
           <w:lang w:val="es_ES" w:bidi="es_ES"/>
@@ -8309,36 +7709,24 @@
         </w:rPr>
         <w:t>La religión del Antiguo Testamento no era solo para los hombres de Israel; toda la asamblea incluía a las mujeres y los niños. • Los extranjeros que vivían entre los israelitas incluían a personas que salieron de Egipto con Israel en el Éxodo (</w:t>
       </w:r>
-      <w:hyperlink r:id="rId108">
-        <w:r>
-          <w:rPr>
-            <w:lang w:val="es_ES" w:bidi="es_ES"/>
-          </w:rPr>
-          <w:rPr>
-            <w:color w:val="0000EE"/>
-            <w:u w:val="single"/>
-          </w:rPr>
-          <w:t>Ex 12:38</w:t>
-        </w:r>
-      </w:hyperlink>
+      <w:r>
+        <w:rPr>
+          <w:lang w:val="es_ES" w:bidi="es_ES"/>
+        </w:rPr>
+        <w:t>Ex 12:38</w:t>
+      </w:r>
       <w:r>
         <w:rPr>
           <w:lang w:val="es_ES" w:bidi="es_ES"/>
         </w:rPr>
         <w:t xml:space="preserve">, </w:t>
       </w:r>
-      <w:hyperlink r:id="rId109">
-        <w:r>
-          <w:rPr>
-            <w:lang w:val="es_ES" w:bidi="es_ES"/>
-          </w:rPr>
-          <w:rPr>
-            <w:color w:val="0000EE"/>
-            <w:u w:val="single"/>
-          </w:rPr>
-          <w:t>48–49</w:t>
-        </w:r>
-      </w:hyperlink>
+      <w:r>
+        <w:rPr>
+          <w:lang w:val="es_ES" w:bidi="es_ES"/>
+        </w:rPr>
+        <w:t>48–49</w:t>
+      </w:r>
       <w:r>
         <w:rPr>
           <w:lang w:val="es_ES" w:bidi="es_ES"/>
@@ -8453,36 +7841,24 @@
         </w:rPr>
         <w:t>Josué, una vez más, no consultó a Dios (</w:t>
       </w:r>
-      <w:hyperlink r:id="rId110">
-        <w:r>
-          <w:rPr>
-            <w:lang w:val="es_ES" w:bidi="es_ES"/>
-          </w:rPr>
-          <w:rPr>
-            <w:color w:val="0000EE"/>
-            <w:u w:val="single"/>
-          </w:rPr>
-          <w:t>9:14,</w:t>
-        </w:r>
-      </w:hyperlink>
+      <w:r>
+        <w:rPr>
+          <w:lang w:val="es_ES" w:bidi="es_ES"/>
+        </w:rPr>
+        <w:t>9:14,</w:t>
+      </w:r>
       <w:r>
         <w:rPr>
           <w:lang w:val="es_ES" w:bidi="es_ES"/>
         </w:rPr>
         <w:t xml:space="preserve"> cp. </w:t>
       </w:r>
-      <w:hyperlink r:id="rId111">
-        <w:r>
-          <w:rPr>
-            <w:lang w:val="es_ES" w:bidi="es_ES"/>
-          </w:rPr>
-          <w:rPr>
-            <w:color w:val="0000EE"/>
-            <w:u w:val="single"/>
-          </w:rPr>
-          <w:t>7:2–4</w:t>
-        </w:r>
-      </w:hyperlink>
+      <w:r>
+        <w:rPr>
+          <w:lang w:val="es_ES" w:bidi="es_ES"/>
+        </w:rPr>
+        <w:t>7:2–4</w:t>
+      </w:r>
       <w:r>
         <w:rPr>
           <w:lang w:val="es_ES" w:bidi="es_ES"/>
@@ -8531,18 +7907,12 @@
           <w:lang w:val="es_ES" w:bidi="es_ES"/>
         </w:rPr>
       </w:r>
-      <w:hyperlink r:id="rId112">
-        <w:r>
-          <w:rPr>
-            <w:lang w:val="es_ES" w:bidi="es_ES"/>
-          </w:rPr>
-          <w:rPr>
-            <w:color w:val="0000EE"/>
-            <w:u w:val="single"/>
-          </w:rPr>
-          <w:t>Capítulo 10</w:t>
-        </w:r>
-      </w:hyperlink>
+      <w:r>
+        <w:rPr>
+          <w:lang w:val="es_ES" w:bidi="es_ES"/>
+        </w:rPr>
+        <w:t>Capítulo 10</w:t>
+      </w:r>
       <w:r>
         <w:rPr>
           <w:lang w:val="es_ES" w:bidi="es_ES"/>
@@ -8705,84 +8075,54 @@
         </w:rPr>
         <w:t xml:space="preserve">El nombre de los heveos se conoce únicamente a través de la Biblia y se refiere a un grupo étnico no semítico que habitaba en varias partes de Canaán (ver </w:t>
       </w:r>
-      <w:hyperlink r:id="rId113">
-        <w:r>
-          <w:rPr>
-            <w:lang w:val="es_ES" w:bidi="es_ES"/>
-          </w:rPr>
-          <w:rPr>
-            <w:color w:val="0000EE"/>
-            <w:u w:val="single"/>
-          </w:rPr>
-          <w:t xml:space="preserve">Gn 34:2, </w:t>
-        </w:r>
-      </w:hyperlink>
-      <w:hyperlink r:id="rId114">
-        <w:r>
-          <w:rPr>
-            <w:lang w:val="es_ES" w:bidi="es_ES"/>
-          </w:rPr>
-          <w:rPr>
-            <w:color w:val="0000EE"/>
-            <w:u w:val="single"/>
-          </w:rPr>
-          <w:t>36:2,</w:t>
-        </w:r>
-      </w:hyperlink>
+      <w:r>
+        <w:rPr>
+          <w:lang w:val="es_ES" w:bidi="es_ES"/>
+        </w:rPr>
+        <w:t xml:space="preserve">Gn 34:2, </w:t>
+      </w:r>
+      <w:r>
+        <w:rPr>
+          <w:lang w:val="es_ES" w:bidi="es_ES"/>
+        </w:rPr>
+        <w:t>36:2,</w:t>
+      </w:r>
       <w:r>
         <w:rPr>
           <w:lang w:val="es_ES" w:bidi="es_ES"/>
         </w:rPr>
         <w:t xml:space="preserve"> </w:t>
       </w:r>
-      <w:hyperlink r:id="rId115">
-        <w:r>
-          <w:rPr>
-            <w:lang w:val="es_ES" w:bidi="es_ES"/>
-          </w:rPr>
-          <w:rPr>
-            <w:color w:val="0000EE"/>
-            <w:u w:val="single"/>
-          </w:rPr>
-          <w:t>Ex 23:23</w:t>
-        </w:r>
-      </w:hyperlink>
+      <w:r>
+        <w:rPr>
+          <w:lang w:val="es_ES" w:bidi="es_ES"/>
+        </w:rPr>
+        <w:t>Ex 23:23</w:t>
+      </w:r>
       <w:r>
         <w:rPr>
           <w:lang w:val="es_ES" w:bidi="es_ES"/>
         </w:rPr>
         <w:t xml:space="preserve">, </w:t>
       </w:r>
-      <w:hyperlink r:id="rId116">
-        <w:r>
-          <w:rPr>
-            <w:lang w:val="es_ES" w:bidi="es_ES"/>
-          </w:rPr>
-          <w:rPr>
-            <w:color w:val="0000EE"/>
-            <w:u w:val="single"/>
-          </w:rPr>
-          <w:t>28</w:t>
-        </w:r>
-      </w:hyperlink>
+      <w:r>
+        <w:rPr>
+          <w:lang w:val="es_ES" w:bidi="es_ES"/>
+        </w:rPr>
+        <w:t>28</w:t>
+      </w:r>
       <w:r>
         <w:rPr>
           <w:lang w:val="es_ES" w:bidi="es_ES"/>
         </w:rPr>
         <w:t>). • ¿Cómo sabemos que no vives cerca? Los líderes de Israel consideraron la posibilidad de un engaño. Josué respondió a la evasiva de los gabaonitas con dos preguntas directas. No obstante, Josué podría haber obtenido una respuesta clara consultando al Señor (</w:t>
       </w:r>
-      <w:hyperlink r:id="rId110">
-        <w:r>
-          <w:rPr>
-            <w:lang w:val="es_ES" w:bidi="es_ES"/>
-          </w:rPr>
-          <w:rPr>
-            <w:color w:val="0000EE"/>
-            <w:u w:val="single"/>
-          </w:rPr>
-          <w:t>Jos 9:14</w:t>
-        </w:r>
-      </w:hyperlink>
+      <w:r>
+        <w:rPr>
+          <w:lang w:val="es_ES" w:bidi="es_ES"/>
+        </w:rPr>
+        <w:t>Jos 9:14</w:t>
+      </w:r>
       <w:r>
         <w:rPr>
           <w:lang w:val="es_ES" w:bidi="es_ES"/>
@@ -8837,36 +8177,24 @@
         </w:rPr>
         <w:t xml:space="preserve">En Egipto: Ver </w:t>
       </w:r>
-      <w:hyperlink r:id="rId117">
-        <w:r>
-          <w:rPr>
-            <w:lang w:val="es_ES" w:bidi="es_ES"/>
-          </w:rPr>
-          <w:rPr>
-            <w:color w:val="0000EE"/>
-            <w:u w:val="single"/>
-          </w:rPr>
-          <w:t>Ex 7–14</w:t>
-        </w:r>
-      </w:hyperlink>
+      <w:r>
+        <w:rPr>
+          <w:lang w:val="es_ES" w:bidi="es_ES"/>
+        </w:rPr>
+        <w:t>Ex 7–14</w:t>
+      </w:r>
       <w:r>
         <w:rPr>
           <w:lang w:val="es_ES" w:bidi="es_ES"/>
         </w:rPr>
         <w:t xml:space="preserve">. • Reyes . . Sehón . . Og: Ver </w:t>
       </w:r>
-      <w:hyperlink r:id="rId118">
-        <w:r>
-          <w:rPr>
-            <w:lang w:val="es_ES" w:bidi="es_ES"/>
-          </w:rPr>
-          <w:rPr>
-            <w:color w:val="0000EE"/>
-            <w:u w:val="single"/>
-          </w:rPr>
-          <w:t>Num 21</w:t>
-        </w:r>
-      </w:hyperlink>
+      <w:r>
+        <w:rPr>
+          <w:lang w:val="es_ES" w:bidi="es_ES"/>
+        </w:rPr>
+        <w:t>Num 21</w:t>
+      </w:r>
       <w:r>
         <w:rPr>
           <w:lang w:val="es_ES" w:bidi="es_ES"/>
@@ -9029,18 +8357,12 @@
         </w:rPr>
         <w:t xml:space="preserve">). Israel no tenía autoridad para firmar tratados sin la aprobación de su propio soberano. • "los príncipes de la congregación les juraron": Las naciones ratificaban pactos mediante una ceremonia que implicaba cortar animales sacrificiales por la mitad. Las partes del pacto caminaban entre las dos mitades de los animales (cp. </w:t>
       </w:r>
-      <w:hyperlink r:id="rId119">
-        <w:r>
-          <w:rPr>
-            <w:lang w:val="es_ES" w:bidi="es_ES"/>
-          </w:rPr>
-          <w:rPr>
-            <w:color w:val="0000EE"/>
-            <w:u w:val="single"/>
-          </w:rPr>
-          <w:t>Gn 15:9–18</w:t>
-        </w:r>
-      </w:hyperlink>
+      <w:r>
+        <w:rPr>
+          <w:lang w:val="es_ES" w:bidi="es_ES"/>
+        </w:rPr>
+        <w:t>Gn 15:9–18</w:t>
+      </w:r>
       <w:r>
         <w:rPr>
           <w:lang w:val="es_ES" w:bidi="es_ES"/>
@@ -9059,18 +8381,12 @@
         </w:rPr>
         <w:t>). • En Israel, se hacía un juramento vinculante en el nombre del Señor. Violar el juramento invitaba al juicio del Señor por jurar falsamente (</w:t>
       </w:r>
-      <w:hyperlink r:id="rId120">
-        <w:r>
-          <w:rPr>
-            <w:lang w:val="es_ES" w:bidi="es_ES"/>
-          </w:rPr>
-          <w:rPr>
-            <w:color w:val="0000EE"/>
-            <w:u w:val="single"/>
-          </w:rPr>
-          <w:t>Ex 20:7</w:t>
-        </w:r>
-      </w:hyperlink>
+      <w:r>
+        <w:rPr>
+          <w:lang w:val="es_ES" w:bidi="es_ES"/>
+        </w:rPr>
+        <w:t>Ex 20:7</w:t>
+      </w:r>
       <w:r>
         <w:rPr>
           <w:lang w:val="es_ES" w:bidi="es_ES"/>
@@ -9125,18 +8441,12 @@
         </w:rPr>
         <w:t>"eran sus vecinos": Al informar sobre el descubrimiento en Israel, el autor repitió la palabra que los israelitas habían usado para expresar sus sospechas sobre los gabaonitas (</w:t>
       </w:r>
-      <w:hyperlink r:id="rId121">
-        <w:r>
-          <w:rPr>
-            <w:lang w:val="es_ES" w:bidi="es_ES"/>
-          </w:rPr>
-          <w:rPr>
-            <w:color w:val="0000EE"/>
-            <w:u w:val="single"/>
-          </w:rPr>
-          <w:t>9:7</w:t>
-        </w:r>
-      </w:hyperlink>
+      <w:r>
+        <w:rPr>
+          <w:lang w:val="es_ES" w:bidi="es_ES"/>
+        </w:rPr>
+        <w:t>9:7</w:t>
+      </w:r>
       <w:r>
         <w:rPr>
           <w:lang w:val="es_ES" w:bidi="es_ES"/>
@@ -9251,18 +8561,12 @@
         </w:rPr>
         <w:t xml:space="preserve">Israel no tenía derecho a romper este tratado, aunque los gabaonitas engañaron a los israelitas para que lo hicieran. Romper un pacto jurado en presencia del Señor habría menospreciado el nombre y el honor de Dios (cf. </w:t>
       </w:r>
-      <w:hyperlink r:id="rId122">
-        <w:r>
-          <w:rPr>
-            <w:lang w:val="es_ES" w:bidi="es_ES"/>
-          </w:rPr>
-          <w:rPr>
-            <w:color w:val="0000EE"/>
-            <w:u w:val="single"/>
-          </w:rPr>
-          <w:t>Gn 27:30–38</w:t>
-        </w:r>
-      </w:hyperlink>
+      <w:r>
+        <w:rPr>
+          <w:lang w:val="es_ES" w:bidi="es_ES"/>
+        </w:rPr>
+        <w:t>Gn 27:30–38</w:t>
+      </w:r>
       <w:r>
         <w:rPr>
           <w:lang w:val="es_ES" w:bidi="es_ES"/>
@@ -9545,18 +8849,12 @@
         </w:rPr>
         <w:t>Adonisedec significa “maestro de justicia” o “mi maestro es justo”. Un rey anterior de Jerusalén, llamado Melquisedec (“rey de justicia” o “mi rey es justo”), había sido “un sacerdote de Dios Altísimo” y amigo de Abraham (</w:t>
       </w:r>
-      <w:hyperlink r:id="rId123">
-        <w:r>
-          <w:rPr>
-            <w:lang w:val="es_ES" w:bidi="es_ES"/>
-          </w:rPr>
-          <w:rPr>
-            <w:color w:val="0000EE"/>
-            <w:u w:val="single"/>
-          </w:rPr>
-          <w:t>Gn 14:18–20</w:t>
-        </w:r>
-      </w:hyperlink>
+      <w:r>
+        <w:rPr>
+          <w:lang w:val="es_ES" w:bidi="es_ES"/>
+        </w:rPr>
+        <w:t>Gn 14:18–20</w:t>
+      </w:r>
       <w:r>
         <w:rPr>
           <w:lang w:val="es_ES" w:bidi="es_ES"/>
@@ -9827,36 +9125,24 @@
         </w:rPr>
         <w:t xml:space="preserve">Dios una vez más instó a Josué a no tener miedo, asegurándole la victoria sobre los enemigos de Israel (ver también </w:t>
       </w:r>
-      <w:hyperlink r:id="rId79">
-        <w:r>
-          <w:rPr>
-            <w:lang w:val="es_ES" w:bidi="es_ES"/>
-          </w:rPr>
-          <w:rPr>
-            <w:color w:val="0000EE"/>
-            <w:u w:val="single"/>
-          </w:rPr>
-          <w:t>1:9,</w:t>
-        </w:r>
-      </w:hyperlink>
+      <w:r>
+        <w:rPr>
+          <w:lang w:val="es_ES" w:bidi="es_ES"/>
+        </w:rPr>
+        <w:t>1:9,</w:t>
+      </w:r>
       <w:r>
         <w:rPr>
           <w:lang w:val="es_ES" w:bidi="es_ES"/>
         </w:rPr>
         <w:t xml:space="preserve"> </w:t>
       </w:r>
-      <w:hyperlink r:id="rId124">
-        <w:r>
-          <w:rPr>
-            <w:lang w:val="es_ES" w:bidi="es_ES"/>
-          </w:rPr>
-          <w:rPr>
-            <w:color w:val="0000EE"/>
-            <w:u w:val="single"/>
-          </w:rPr>
-          <w:t>8:1</w:t>
-        </w:r>
-      </w:hyperlink>
+      <w:r>
+        <w:rPr>
+          <w:lang w:val="es_ES" w:bidi="es_ES"/>
+        </w:rPr>
+        <w:t>8:1</w:t>
+      </w:r>
       <w:r>
         <w:rPr>
           <w:lang w:val="es_ES" w:bidi="es_ES"/>
@@ -10151,18 +9437,12 @@
         </w:rPr>
         <w:t>Los cinco reyes habían liderado la coalición del sur contra el pueblo de Dios. • Aunque la ubicación de Maceda es incierta, se encontraba en el mismo distrito que Laquís (</w:t>
       </w:r>
-      <w:hyperlink r:id="rId125">
-        <w:r>
-          <w:rPr>
-            <w:lang w:val="es_ES" w:bidi="es_ES"/>
-          </w:rPr>
-          <w:rPr>
-            <w:color w:val="0000EE"/>
-            <w:u w:val="single"/>
-          </w:rPr>
-          <w:t>15:39–41</w:t>
-        </w:r>
-      </w:hyperlink>
+      <w:r>
+        <w:rPr>
+          <w:lang w:val="es_ES" w:bidi="es_ES"/>
+        </w:rPr>
+        <w:t>15:39–41</w:t>
+      </w:r>
       <w:r>
         <w:rPr>
           <w:lang w:val="es_ES" w:bidi="es_ES"/>
@@ -10373,36 +9653,24 @@
         </w:rPr>
         <w:t>Josué motivó a sus hombres en Maceda, utilizando las mismas palabras que Dios había empleado para alentarlo antes de que Israel cruzara el Jordán y nuevamente antes de la batalla de Hai (</w:t>
       </w:r>
-      <w:hyperlink r:id="rId79">
-        <w:r>
-          <w:rPr>
-            <w:lang w:val="es_ES" w:bidi="es_ES"/>
-          </w:rPr>
-          <w:rPr>
-            <w:color w:val="0000EE"/>
-            <w:u w:val="single"/>
-          </w:rPr>
-          <w:t>1:9,</w:t>
-        </w:r>
-      </w:hyperlink>
+      <w:r>
+        <w:rPr>
+          <w:lang w:val="es_ES" w:bidi="es_ES"/>
+        </w:rPr>
+        <w:t>1:9,</w:t>
+      </w:r>
       <w:r>
         <w:rPr>
           <w:lang w:val="es_ES" w:bidi="es_ES"/>
         </w:rPr>
         <w:t xml:space="preserve"> </w:t>
       </w:r>
-      <w:hyperlink r:id="rId124">
-        <w:r>
-          <w:rPr>
-            <w:lang w:val="es_ES" w:bidi="es_ES"/>
-          </w:rPr>
-          <w:rPr>
-            <w:color w:val="0000EE"/>
-            <w:u w:val="single"/>
-          </w:rPr>
-          <w:t>8:1</w:t>
-        </w:r>
-      </w:hyperlink>
+      <w:r>
+        <w:rPr>
+          <w:lang w:val="es_ES" w:bidi="es_ES"/>
+        </w:rPr>
+        <w:t>8:1</w:t>
+      </w:r>
       <w:r>
         <w:rPr>
           <w:lang w:val="es_ES" w:bidi="es_ES"/>
@@ -10457,18 +9725,12 @@
         </w:rPr>
         <w:t xml:space="preserve">La ejecución de los cinco reyes por parte de Josué siguió el mismo patrón establecido con el rey de Hai (ver nota en </w:t>
       </w:r>
-      <w:hyperlink r:id="rId126">
-        <w:r>
-          <w:rPr>
-            <w:lang w:val="es_ES" w:bidi="es_ES"/>
-          </w:rPr>
-          <w:rPr>
-            <w:color w:val="0000EE"/>
-            <w:u w:val="single"/>
-          </w:rPr>
-          <w:t>8:29</w:t>
-        </w:r>
-      </w:hyperlink>
+      <w:r>
+        <w:rPr>
+          <w:lang w:val="es_ES" w:bidi="es_ES"/>
+        </w:rPr>
+        <w:t>8:29</w:t>
+      </w:r>
       <w:r>
         <w:rPr>
           <w:lang w:val="es_ES" w:bidi="es_ES"/>
@@ -10583,18 +9845,12 @@
         </w:rPr>
         <w:t>Josué guió a los israelitas por todo el sur de Canaán, donde capturaron varias ciudades importantes, pero no las quemaron. Dios había prometido que Israel habitaría en ciudades que no habían construido (</w:t>
       </w:r>
-      <w:hyperlink r:id="rId127">
-        <w:r>
-          <w:rPr>
-            <w:lang w:val="es_ES" w:bidi="es_ES"/>
-          </w:rPr>
-          <w:rPr>
-            <w:color w:val="0000EE"/>
-            <w:u w:val="single"/>
-          </w:rPr>
-          <w:t>Dt 6:10</w:t>
-        </w:r>
-      </w:hyperlink>
+      <w:r>
+        <w:rPr>
+          <w:lang w:val="es_ES" w:bidi="es_ES"/>
+        </w:rPr>
+        <w:t>Dt 6:10</w:t>
+      </w:r>
       <w:r>
         <w:rPr>
           <w:lang w:val="es_ES" w:bidi="es_ES"/>
@@ -10853,36 +10109,24 @@
         </w:rPr>
         <w:t>Este Gosén no era la región en el delta del Nilo de Egipto (</w:t>
       </w:r>
-      <w:hyperlink r:id="rId128">
-        <w:r>
-          <w:rPr>
-            <w:lang w:val="es_ES" w:bidi="es_ES"/>
-          </w:rPr>
-          <w:rPr>
-            <w:color w:val="0000EE"/>
-            <w:u w:val="single"/>
-          </w:rPr>
-          <w:t>Gn 47:27</w:t>
-        </w:r>
-      </w:hyperlink>
+      <w:r>
+        <w:rPr>
+          <w:lang w:val="es_ES" w:bidi="es_ES"/>
+        </w:rPr>
+        <w:t>Gn 47:27</w:t>
+      </w:r>
       <w:r>
         <w:rPr>
           <w:lang w:val="es_ES" w:bidi="es_ES"/>
         </w:rPr>
         <w:t>), sino una ciudad en la región montañosa (</w:t>
       </w:r>
-      <w:hyperlink r:id="rId129">
-        <w:r>
-          <w:rPr>
-            <w:lang w:val="es_ES" w:bidi="es_ES"/>
-          </w:rPr>
-          <w:rPr>
-            <w:color w:val="0000EE"/>
-            <w:u w:val="single"/>
-          </w:rPr>
-          <w:t>Jos 15:51</w:t>
-        </w:r>
-      </w:hyperlink>
+      <w:r>
+        <w:rPr>
+          <w:lang w:val="es_ES" w:bidi="es_ES"/>
+        </w:rPr>
+        <w:t>Jos 15:51</w:t>
+      </w:r>
       <w:r>
         <w:rPr>
           <w:lang w:val="es_ES" w:bidi="es_ES"/>
@@ -10985,18 +10229,12 @@
         </w:rPr>
         <w:t xml:space="preserve">Hasor se encontraba a lo largo de la ruta comercial internacional y era, con diferencia, la ciudad interior más grande e importante de Canaán (ver </w:t>
       </w:r>
-      <w:hyperlink r:id="rId99">
-        <w:r>
-          <w:rPr>
-            <w:lang w:val="es_ES" w:bidi="es_ES"/>
-          </w:rPr>
-          <w:rPr>
-            <w:color w:val="0000EE"/>
-            <w:u w:val="single"/>
-          </w:rPr>
-          <w:t>11:10</w:t>
-        </w:r>
-      </w:hyperlink>
+      <w:r>
+        <w:rPr>
+          <w:lang w:val="es_ES" w:bidi="es_ES"/>
+        </w:rPr>
+        <w:t>11:10</w:t>
+      </w:r>
       <w:r>
         <w:rPr>
           <w:lang w:val="es_ES" w:bidi="es_ES"/>
@@ -11064,36 +10302,24 @@
         </w:rPr>
         <w:t xml:space="preserve">A través de los relatos más detallados de la campaña de Josué en el sur de Canaán (caps. </w:t>
       </w:r>
-      <w:hyperlink r:id="rId130">
-        <w:r>
-          <w:rPr>
-            <w:lang w:val="es_ES" w:bidi="es_ES"/>
-          </w:rPr>
-          <w:rPr>
-            <w:color w:val="0000EE"/>
-            <w:u w:val="single"/>
-          </w:rPr>
-          <w:t>6–10</w:t>
-        </w:r>
-      </w:hyperlink>
+      <w:r>
+        <w:rPr>
+          <w:lang w:val="es_ES" w:bidi="es_ES"/>
+        </w:rPr>
+        <w:t>6–10</w:t>
+      </w:r>
       <w:r>
         <w:rPr>
           <w:lang w:val="es_ES" w:bidi="es_ES"/>
         </w:rPr>
         <w:t xml:space="preserve">), el narrador estableció firmemente que los israelitas necesitaban la ayuda de Dios para tener éxito. Lo que había sido cierto en la campaña del sur también lo sería en la campaña del norte (cap. </w:t>
       </w:r>
-      <w:hyperlink r:id="rId131">
-        <w:r>
-          <w:rPr>
-            <w:lang w:val="es_ES" w:bidi="es_ES"/>
-          </w:rPr>
-          <w:rPr>
-            <w:color w:val="0000EE"/>
-            <w:u w:val="single"/>
-          </w:rPr>
-          <w:t>11</w:t>
-        </w:r>
-      </w:hyperlink>
+      <w:r>
+        <w:rPr>
+          <w:lang w:val="es_ES" w:bidi="es_ES"/>
+        </w:rPr>
+        <w:t>11</w:t>
+      </w:r>
       <w:r>
         <w:rPr>
           <w:lang w:val="es_ES" w:bidi="es_ES"/>
@@ -11256,36 +10482,24 @@
         </w:rPr>
         <w:t xml:space="preserve">: Dios quería que Israel confiara en Él en lugar de en armamento y equipo (cp. </w:t>
       </w:r>
-      <w:hyperlink r:id="rId132">
-        <w:r>
-          <w:rPr>
-            <w:lang w:val="es_ES" w:bidi="es_ES"/>
-          </w:rPr>
-          <w:rPr>
-            <w:color w:val="0000EE"/>
-            <w:u w:val="single"/>
-          </w:rPr>
-          <w:t>Dt 17:16</w:t>
-        </w:r>
-      </w:hyperlink>
+      <w:r>
+        <w:rPr>
+          <w:lang w:val="es_ES" w:bidi="es_ES"/>
+        </w:rPr>
+        <w:t>Dt 17:16</w:t>
+      </w:r>
       <w:r>
         <w:rPr>
           <w:lang w:val="es_ES" w:bidi="es_ES"/>
         </w:rPr>
         <w:t xml:space="preserve">; </w:t>
       </w:r>
-      <w:hyperlink r:id="rId133">
-        <w:r>
-          <w:rPr>
-            <w:lang w:val="es_ES" w:bidi="es_ES"/>
-          </w:rPr>
-          <w:rPr>
-            <w:color w:val="0000EE"/>
-            <w:u w:val="single"/>
-          </w:rPr>
-          <w:t>Is 31:1</w:t>
-        </w:r>
-      </w:hyperlink>
+      <w:r>
+        <w:rPr>
+          <w:lang w:val="es_ES" w:bidi="es_ES"/>
+        </w:rPr>
+        <w:t>Is 31:1</w:t>
+      </w:r>
       <w:r>
         <w:rPr>
           <w:lang w:val="es_ES" w:bidi="es_ES"/>
@@ -11508,36 +10722,24 @@
         </w:rPr>
         <w:t>: En el antiguo Cercano Oriente, era una práctica común reconstruir ciudades en los mismos sitios después de haber sido destruidas. Todos los elementos que hacían ventajoso un sitio para una ciudad permanecían después de la destrucción. Muchas ciudades fueron reconstruidas numerosas veces, elevándose lentamente en altura a medida que se acumulaban más escombros tras cada destrucción. • Josué solo quemó Hasor en el norte, tal como había destruido Jericó (</w:t>
       </w:r>
-      <w:hyperlink r:id="rId134">
-        <w:r>
-          <w:rPr>
-            <w:lang w:val="es_ES" w:bidi="es_ES"/>
-          </w:rPr>
-          <w:rPr>
-            <w:color w:val="0000EE"/>
-            <w:u w:val="single"/>
-          </w:rPr>
-          <w:t>6:24</w:t>
-        </w:r>
-      </w:hyperlink>
+      <w:r>
+        <w:rPr>
+          <w:lang w:val="es_ES" w:bidi="es_ES"/>
+        </w:rPr>
+        <w:t>6:24</w:t>
+      </w:r>
       <w:r>
         <w:rPr>
           <w:lang w:val="es_ES" w:bidi="es_ES"/>
         </w:rPr>
         <w:t>) y Hai (</w:t>
       </w:r>
-      <w:hyperlink r:id="rId135">
-        <w:r>
-          <w:rPr>
-            <w:lang w:val="es_ES" w:bidi="es_ES"/>
-          </w:rPr>
-          <w:rPr>
-            <w:color w:val="0000EE"/>
-            <w:u w:val="single"/>
-          </w:rPr>
-          <w:t>8:28</w:t>
-        </w:r>
-      </w:hyperlink>
+      <w:r>
+        <w:rPr>
+          <w:lang w:val="es_ES" w:bidi="es_ES"/>
+        </w:rPr>
+        <w:t>8:28</w:t>
+      </w:r>
       <w:r>
         <w:rPr>
           <w:lang w:val="es_ES" w:bidi="es_ES"/>
@@ -11605,18 +10807,12 @@
         </w:rPr>
         <w:t xml:space="preserve"> o "Libro de Instrucción" (</w:t>
       </w:r>
-      <w:hyperlink r:id="rId136">
-        <w:r>
-          <w:rPr>
-            <w:lang w:val="es_ES" w:bidi="es_ES"/>
-          </w:rPr>
-          <w:rPr>
-            <w:color w:val="0000EE"/>
-            <w:u w:val="single"/>
-          </w:rPr>
-          <w:t>1:7–10</w:t>
-        </w:r>
-      </w:hyperlink>
+      <w:r>
+        <w:rPr>
+          <w:lang w:val="es_ES" w:bidi="es_ES"/>
+        </w:rPr>
+        <w:t>1:7–10</w:t>
+      </w:r>
       <w:r>
         <w:rPr>
           <w:lang w:val="es_ES" w:bidi="es_ES"/>
@@ -11671,18 +10867,12 @@
         </w:rPr>
         <w:t xml:space="preserve">Aunque las victorias iniciales en ambas campañas, tanto en el sur como en el norte, fueron rápidas y decisivas, tomar las ciudades fortificadas llevó mucho tiempo. Después de que Israel cruzó el Río Jordán, la campaña completa contra los cananeos duró quizás cinco años (ver </w:t>
       </w:r>
-      <w:hyperlink r:id="rId137">
-        <w:r>
-          <w:rPr>
-            <w:lang w:val="es_ES" w:bidi="es_ES"/>
-          </w:rPr>
-          <w:rPr>
-            <w:color w:val="0000EE"/>
-            <w:u w:val="single"/>
-          </w:rPr>
-          <w:t>14:10</w:t>
-        </w:r>
-      </w:hyperlink>
+      <w:r>
+        <w:rPr>
+          <w:lang w:val="es_ES" w:bidi="es_ES"/>
+        </w:rPr>
+        <w:t>14:10</w:t>
+      </w:r>
       <w:r>
         <w:rPr>
           <w:lang w:val="es_ES" w:bidi="es_ES"/>
@@ -11737,18 +10927,12 @@
         </w:rPr>
         <w:t>El juicio sobre los cananeos fue de Dios, no de Israel. Dios había mostrado misericordia a los cananeos durante varias generaciones. Sin embargo, determinó que “los pecados de los amorreos” ahora “justificaban su destrucción” (</w:t>
       </w:r>
-      <w:hyperlink r:id="rId138">
-        <w:r>
-          <w:rPr>
-            <w:lang w:val="es_ES" w:bidi="es_ES"/>
-          </w:rPr>
-          <w:rPr>
-            <w:color w:val="0000EE"/>
-            <w:u w:val="single"/>
-          </w:rPr>
-          <w:t>Gn 15:16</w:t>
-        </w:r>
-      </w:hyperlink>
+      <w:r>
+        <w:rPr>
+          <w:lang w:val="es_ES" w:bidi="es_ES"/>
+        </w:rPr>
+        <w:t>Gn 15:16</w:t>
+      </w:r>
       <w:r>
         <w:rPr>
           <w:lang w:val="es_ES" w:bidi="es_ES"/>
@@ -11803,36 +10987,24 @@
         </w:rPr>
         <w:t xml:space="preserve">"Anaceos": Ver </w:t>
       </w:r>
-      <w:hyperlink r:id="rId139">
-        <w:r>
-          <w:rPr>
-            <w:lang w:val="es_ES" w:bidi="es_ES"/>
-          </w:rPr>
-          <w:rPr>
-            <w:color w:val="0000EE"/>
-            <w:u w:val="single"/>
-          </w:rPr>
-          <w:t>Nm 13:28</w:t>
-        </w:r>
-      </w:hyperlink>
+      <w:r>
+        <w:rPr>
+          <w:lang w:val="es_ES" w:bidi="es_ES"/>
+        </w:rPr>
+        <w:t>Nm 13:28</w:t>
+      </w:r>
       <w:r>
         <w:rPr>
           <w:lang w:val="es_ES" w:bidi="es_ES"/>
         </w:rPr>
         <w:t xml:space="preserve">, </w:t>
       </w:r>
-      <w:hyperlink r:id="rId140">
-        <w:r>
-          <w:rPr>
-            <w:lang w:val="es_ES" w:bidi="es_ES"/>
-          </w:rPr>
-          <w:rPr>
-            <w:color w:val="0000EE"/>
-            <w:u w:val="single"/>
-          </w:rPr>
-          <w:t>33</w:t>
-        </w:r>
-      </w:hyperlink>
+      <w:r>
+        <w:rPr>
+          <w:lang w:val="es_ES" w:bidi="es_ES"/>
+        </w:rPr>
+        <w:t>33</w:t>
+      </w:r>
       <w:r>
         <w:rPr>
           <w:lang w:val="es_ES" w:bidi="es_ES"/>
@@ -11947,36 +11119,24 @@
         </w:rPr>
         <w:t xml:space="preserve">El río Arnón desemboca en el Mar Muerto en la mitad de su lado oriental, formando la Garganta de Arnón. Israel inició sus conquistas aquí (ver </w:t>
       </w:r>
-      <w:hyperlink r:id="rId141">
-        <w:r>
-          <w:rPr>
-            <w:lang w:val="es_ES" w:bidi="es_ES"/>
-          </w:rPr>
-          <w:rPr>
-            <w:color w:val="0000EE"/>
-            <w:u w:val="single"/>
-          </w:rPr>
-          <w:t>Nm 21:13–15</w:t>
-        </w:r>
-      </w:hyperlink>
+      <w:r>
+        <w:rPr>
+          <w:lang w:val="es_ES" w:bidi="es_ES"/>
+        </w:rPr>
+        <w:t>Nm 21:13–15</w:t>
+      </w:r>
       <w:r>
         <w:rPr>
           <w:lang w:val="es_ES" w:bidi="es_ES"/>
         </w:rPr>
         <w:t xml:space="preserve">, </w:t>
       </w:r>
-      <w:hyperlink r:id="rId39">
-        <w:r>
-          <w:rPr>
-            <w:lang w:val="es_ES" w:bidi="es_ES"/>
-          </w:rPr>
-          <w:rPr>
-            <w:color w:val="0000EE"/>
-            <w:u w:val="single"/>
-          </w:rPr>
-          <w:t>21–35</w:t>
-        </w:r>
-      </w:hyperlink>
+      <w:r>
+        <w:rPr>
+          <w:lang w:val="es_ES" w:bidi="es_ES"/>
+        </w:rPr>
+        <w:t>21–35</w:t>
+      </w:r>
       <w:r>
         <w:rPr>
           <w:lang w:val="es_ES" w:bidi="es_ES"/>
@@ -12031,18 +11191,12 @@
         </w:rPr>
         <w:t xml:space="preserve">Este capítulo resume las conquistas de Israel a ambos lados del Jordán y transita hacia la distribución que Josué hace de la tierra de Canaán entre las tribus de Israel (capítulo </w:t>
       </w:r>
-      <w:hyperlink r:id="rId142">
-        <w:r>
-          <w:rPr>
-            <w:lang w:val="es_ES" w:bidi="es_ES"/>
-          </w:rPr>
-          <w:rPr>
-            <w:color w:val="0000EE"/>
-            <w:u w:val="single"/>
-          </w:rPr>
-          <w:t>13</w:t>
-        </w:r>
-      </w:hyperlink>
+      <w:r>
+        <w:rPr>
+          <w:lang w:val="es_ES" w:bidi="es_ES"/>
+        </w:rPr>
+        <w:t>13</w:t>
+      </w:r>
       <w:r>
         <w:rPr>
           <w:lang w:val="es_ES" w:bidi="es_ES"/>
@@ -12097,36 +11251,24 @@
         </w:rPr>
         <w:t xml:space="preserve">El rey Sehón (ver </w:t>
       </w:r>
-      <w:hyperlink r:id="rId143">
-        <w:r>
-          <w:rPr>
-            <w:lang w:val="es_ES" w:bidi="es_ES"/>
-          </w:rPr>
-          <w:rPr>
-            <w:color w:val="0000EE"/>
-            <w:u w:val="single"/>
-          </w:rPr>
-          <w:t>Nm 21:24–25</w:t>
-        </w:r>
-      </w:hyperlink>
+      <w:r>
+        <w:rPr>
+          <w:lang w:val="es_ES" w:bidi="es_ES"/>
+        </w:rPr>
+        <w:t>Nm 21:24–25</w:t>
+      </w:r>
       <w:r>
         <w:rPr>
           <w:lang w:val="es_ES" w:bidi="es_ES"/>
         </w:rPr>
         <w:t>) había controlado el valle del Jordán desde el norte hasta el mar de Galilea, pero no la parte norte de Galaad (</w:t>
       </w:r>
-      <w:hyperlink r:id="rId144">
-        <w:r>
-          <w:rPr>
-            <w:lang w:val="es_ES" w:bidi="es_ES"/>
-          </w:rPr>
-          <w:rPr>
-            <w:color w:val="0000EE"/>
-            <w:u w:val="single"/>
-          </w:rPr>
-          <w:t>Jos 12:5</w:t>
-        </w:r>
-      </w:hyperlink>
+      <w:r>
+        <w:rPr>
+          <w:lang w:val="es_ES" w:bidi="es_ES"/>
+        </w:rPr>
+        <w:t>Jos 12:5</w:t>
+      </w:r>
       <w:r>
         <w:rPr>
           <w:lang w:val="es_ES" w:bidi="es_ES"/>
@@ -12181,36 +11323,24 @@
         </w:rPr>
         <w:t>Beth-jesimoth fue el campamento de Israel en los campos de Moab (</w:t>
       </w:r>
-      <w:hyperlink r:id="rId145">
-        <w:r>
-          <w:rPr>
-            <w:lang w:val="es_ES" w:bidi="es_ES"/>
-          </w:rPr>
-          <w:rPr>
-            <w:color w:val="0000EE"/>
-            <w:u w:val="single"/>
-          </w:rPr>
-          <w:t>Nm 33:49</w:t>
-        </w:r>
-      </w:hyperlink>
+      <w:r>
+        <w:rPr>
+          <w:lang w:val="es_ES" w:bidi="es_ES"/>
+        </w:rPr>
+        <w:t>Nm 33:49</w:t>
+      </w:r>
       <w:r>
         <w:rPr>
           <w:lang w:val="es_ES" w:bidi="es_ES"/>
         </w:rPr>
         <w:t>). • Moisés vio la Tierra Prometida desde Pisga (</w:t>
       </w:r>
-      <w:hyperlink r:id="rId146">
-        <w:r>
-          <w:rPr>
-            <w:lang w:val="es_ES" w:bidi="es_ES"/>
-          </w:rPr>
-          <w:rPr>
-            <w:color w:val="0000EE"/>
-            <w:u w:val="single"/>
-          </w:rPr>
-          <w:t>Dt 34:1</w:t>
-        </w:r>
-      </w:hyperlink>
+      <w:r>
+        <w:rPr>
+          <w:lang w:val="es_ES" w:bidi="es_ES"/>
+        </w:rPr>
+        <w:t>Dt 34:1</w:t>
+      </w:r>
       <w:r>
         <w:rPr>
           <w:lang w:val="es_ES" w:bidi="es_ES"/>
@@ -12265,36 +11395,24 @@
         </w:rPr>
         <w:t xml:space="preserve">Rey Og de Basán: Ver </w:t>
       </w:r>
-      <w:hyperlink r:id="rId147">
-        <w:r>
-          <w:rPr>
-            <w:lang w:val="es_ES" w:bidi="es_ES"/>
-          </w:rPr>
-          <w:rPr>
-            <w:color w:val="0000EE"/>
-            <w:u w:val="single"/>
-          </w:rPr>
-          <w:t>Nm 21:33–35</w:t>
-        </w:r>
-      </w:hyperlink>
+      <w:r>
+        <w:rPr>
+          <w:lang w:val="es_ES" w:bidi="es_ES"/>
+        </w:rPr>
+        <w:t>Nm 21:33–35</w:t>
+      </w:r>
       <w:r>
         <w:rPr>
           <w:lang w:val="es_ES" w:bidi="es_ES"/>
         </w:rPr>
         <w:t xml:space="preserve">. • Los refaítas eran un pueblo indígena que vivía a ambos lados del Jordán. Muchos estudiosos han concluido que los refaítas eran inusualmente altos (ver </w:t>
       </w:r>
-      <w:hyperlink r:id="rId148">
-        <w:r>
-          <w:rPr>
-            <w:lang w:val="es_ES" w:bidi="es_ES"/>
-          </w:rPr>
-          <w:rPr>
-            <w:color w:val="0000EE"/>
-            <w:u w:val="single"/>
-          </w:rPr>
-          <w:t>Dt 3:11</w:t>
-        </w:r>
-      </w:hyperlink>
+      <w:r>
+        <w:rPr>
+          <w:lang w:val="es_ES" w:bidi="es_ES"/>
+        </w:rPr>
+        <w:t>Dt 3:11</w:t>
+      </w:r>
       <w:r>
         <w:rPr>
           <w:lang w:val="es_ES" w:bidi="es_ES"/>
@@ -12349,18 +11467,12 @@
         </w:rPr>
         <w:t xml:space="preserve">Rubén, Gad y la media tribu de Manasés: Ver </w:t>
       </w:r>
-      <w:hyperlink r:id="rId149">
-        <w:r>
-          <w:rPr>
-            <w:lang w:val="es_ES" w:bidi="es_ES"/>
-          </w:rPr>
-          <w:rPr>
-            <w:color w:val="0000EE"/>
-            <w:u w:val="single"/>
-          </w:rPr>
-          <w:t>Nm 32</w:t>
-        </w:r>
-      </w:hyperlink>
+      <w:r>
+        <w:rPr>
+          <w:lang w:val="es_ES" w:bidi="es_ES"/>
+        </w:rPr>
+        <w:t>Nm 32</w:t>
+      </w:r>
       <w:r>
         <w:rPr>
           <w:lang w:val="es_ES" w:bidi="es_ES"/>
@@ -12667,54 +11779,36 @@
         </w:rPr>
         <w:t>Los filisteos fueron uno de los varios grupos que participaron en la gran migración de los pueblos del mar desde la región del Egeo, pocas décadas después de la entrada de Israel en Canaán. Se establecieron a lo largo de la costa suroeste del Mediterráneo, al oeste y suroeste de Judá. Provenían de Caftor o Creta (</w:t>
       </w:r>
-      <w:hyperlink r:id="rId150">
-        <w:r>
-          <w:rPr>
-            <w:lang w:val="es_ES" w:bidi="es_ES"/>
-          </w:rPr>
-          <w:rPr>
-            <w:color w:val="0000EE"/>
-            <w:u w:val="single"/>
-          </w:rPr>
-          <w:t>Dt 2:23,</w:t>
-        </w:r>
-      </w:hyperlink>
+      <w:r>
+        <w:rPr>
+          <w:lang w:val="es_ES" w:bidi="es_ES"/>
+        </w:rPr>
+        <w:t>Dt 2:23,</w:t>
+      </w:r>
       <w:r>
         <w:rPr>
           <w:lang w:val="es_ES" w:bidi="es_ES"/>
         </w:rPr>
         <w:t xml:space="preserve"> </w:t>
       </w:r>
-      <w:hyperlink r:id="rId151">
-        <w:r>
-          <w:rPr>
-            <w:lang w:val="es_ES" w:bidi="es_ES"/>
-          </w:rPr>
-          <w:rPr>
-            <w:color w:val="0000EE"/>
-            <w:u w:val="single"/>
-          </w:rPr>
-          <w:t>Am 9:7</w:t>
-        </w:r>
-      </w:hyperlink>
+      <w:r>
+        <w:rPr>
+          <w:lang w:val="es_ES" w:bidi="es_ES"/>
+        </w:rPr>
+        <w:t>Am 9:7</w:t>
+      </w:r>
       <w:r>
         <w:rPr>
           <w:lang w:val="es_ES" w:bidi="es_ES"/>
         </w:rPr>
         <w:t xml:space="preserve">). • Estos gesuritas eran personas de un territorio del sur, no los gesuritas del norte (cp. </w:t>
       </w:r>
-      <w:hyperlink r:id="rId144">
-        <w:r>
-          <w:rPr>
-            <w:lang w:val="es_ES" w:bidi="es_ES"/>
-          </w:rPr>
-          <w:rPr>
-            <w:color w:val="0000EE"/>
-            <w:u w:val="single"/>
-          </w:rPr>
-          <w:t>Jos 12:5</w:t>
-        </w:r>
-      </w:hyperlink>
+      <w:r>
+        <w:rPr>
+          <w:lang w:val="es_ES" w:bidi="es_ES"/>
+        </w:rPr>
+        <w:t>Jos 12:5</w:t>
+      </w:r>
       <w:r>
         <w:rPr>
           <w:lang w:val="es_ES" w:bidi="es_ES"/>
@@ -12769,18 +11863,12 @@
         </w:rPr>
         <w:t>El arroyo de Sihor probablemente marcaba la frontera tradicional entre Canaán y Egipto, dividiendo la península del Sinaí en el norte. • El territorio filisteo incluía cinco ciudades principales: Gaza, Asdod y Ascalón estaban en la costa mediterránea, mientras que Gat y Ecrón se encontraban a unas pocas millas tierra adentro. • Los filisteos desplazaron a los avvitas (</w:t>
       </w:r>
-      <w:hyperlink r:id="rId150">
-        <w:r>
-          <w:rPr>
-            <w:lang w:val="es_ES" w:bidi="es_ES"/>
-          </w:rPr>
-          <w:rPr>
-            <w:color w:val="0000EE"/>
-            <w:u w:val="single"/>
-          </w:rPr>
-          <w:t>Dt 2:23</w:t>
-        </w:r>
-      </w:hyperlink>
+      <w:r>
+        <w:rPr>
+          <w:lang w:val="es_ES" w:bidi="es_ES"/>
+        </w:rPr>
+        <w:t>Dt 2:23</w:t>
+      </w:r>
       <w:r>
         <w:rPr>
           <w:lang w:val="es_ES" w:bidi="es_ES"/>
@@ -12835,54 +11923,36 @@
         </w:rPr>
         <w:t xml:space="preserve">Los sidonios (es decir, fenicios; ver </w:t>
       </w:r>
-      <w:hyperlink r:id="rId152">
-        <w:r>
-          <w:rPr>
-            <w:lang w:val="es_ES" w:bidi="es_ES"/>
-          </w:rPr>
-          <w:rPr>
-            <w:color w:val="0000EE"/>
-            <w:u w:val="single"/>
-          </w:rPr>
-          <w:t>Is 23:11,</w:t>
-        </w:r>
-      </w:hyperlink>
+      <w:r>
+        <w:rPr>
+          <w:lang w:val="es_ES" w:bidi="es_ES"/>
+        </w:rPr>
+        <w:t>Is 23:11,</w:t>
+      </w:r>
       <w:r>
         <w:rPr>
           <w:lang w:val="es_ES" w:bidi="es_ES"/>
         </w:rPr>
         <w:t xml:space="preserve"> </w:t>
       </w:r>
-      <w:hyperlink r:id="rId153">
-        <w:r>
-          <w:rPr>
-            <w:lang w:val="es_ES" w:bidi="es_ES"/>
-          </w:rPr>
-          <w:rPr>
-            <w:color w:val="0000EE"/>
-            <w:u w:val="single"/>
-          </w:rPr>
-          <w:t>Ab 1:20,</w:t>
-        </w:r>
-      </w:hyperlink>
+      <w:r>
+        <w:rPr>
+          <w:lang w:val="es_ES" w:bidi="es_ES"/>
+        </w:rPr>
+        <w:t>Ab 1:20,</w:t>
+      </w:r>
       <w:r>
         <w:rPr>
           <w:lang w:val="es_ES" w:bidi="es_ES"/>
         </w:rPr>
         <w:t xml:space="preserve"> </w:t>
       </w:r>
-      <w:hyperlink r:id="rId154">
-        <w:r>
-          <w:rPr>
-            <w:lang w:val="es_ES" w:bidi="es_ES"/>
-          </w:rPr>
-          <w:rPr>
-            <w:color w:val="0000EE"/>
-            <w:u w:val="single"/>
-          </w:rPr>
-          <w:t>Hc 11:19</w:t>
-        </w:r>
-      </w:hyperlink>
+      <w:r>
+        <w:rPr>
+          <w:lang w:val="es_ES" w:bidi="es_ES"/>
+        </w:rPr>
+        <w:t>Hc 11:19</w:t>
+      </w:r>
       <w:r>
         <w:rPr>
           <w:lang w:val="es_ES" w:bidi="es_ES"/>
@@ -12985,72 +12055,48 @@
         </w:rPr>
         <w:t>La mitad de la tribu de Manasés y las tribus de Rubén y Gad habían solicitado a Moisés su herencia en el lado este del Jordán, en la tierra que había pertenecido a los reinos de Sehón y Og (</w:t>
       </w:r>
-      <w:hyperlink r:id="rId39">
-        <w:r>
-          <w:rPr>
-            <w:lang w:val="es_ES" w:bidi="es_ES"/>
-          </w:rPr>
-          <w:rPr>
-            <w:color w:val="0000EE"/>
-            <w:u w:val="single"/>
-          </w:rPr>
-          <w:t>Nm 21:21–35,</w:t>
-        </w:r>
-      </w:hyperlink>
+      <w:r>
+        <w:rPr>
+          <w:lang w:val="es_ES" w:bidi="es_ES"/>
+        </w:rPr>
+        <w:t>Nm 21:21–35,</w:t>
+      </w:r>
       <w:r>
         <w:rPr>
           <w:lang w:val="es_ES" w:bidi="es_ES"/>
         </w:rPr>
         <w:t xml:space="preserve"> </w:t>
       </w:r>
-      <w:hyperlink r:id="rId149">
-        <w:r>
-          <w:rPr>
-            <w:lang w:val="es_ES" w:bidi="es_ES"/>
-          </w:rPr>
-          <w:rPr>
-            <w:color w:val="0000EE"/>
-            <w:u w:val="single"/>
-          </w:rPr>
-          <w:t>32:1–42</w:t>
-        </w:r>
-      </w:hyperlink>
+      <w:r>
+        <w:rPr>
+          <w:lang w:val="es_ES" w:bidi="es_ES"/>
+        </w:rPr>
+        <w:t>32:1–42</w:t>
+      </w:r>
       <w:r>
         <w:rPr>
           <w:lang w:val="es_ES" w:bidi="es_ES"/>
         </w:rPr>
         <w:t>). A cambio, ayudaron al resto de Israel a tomar posesión de su herencia al oeste del Jordán (</w:t>
       </w:r>
-      <w:hyperlink r:id="rId155">
-        <w:r>
-          <w:rPr>
-            <w:lang w:val="es_ES" w:bidi="es_ES"/>
-          </w:rPr>
-          <w:rPr>
-            <w:color w:val="0000EE"/>
-            <w:u w:val="single"/>
-          </w:rPr>
-          <w:t>Josh 1:12–18,</w:t>
-        </w:r>
-      </w:hyperlink>
+      <w:r>
+        <w:rPr>
+          <w:lang w:val="es_ES" w:bidi="es_ES"/>
+        </w:rPr>
+        <w:t>Josh 1:12–18,</w:t>
+      </w:r>
       <w:r>
         <w:rPr>
           <w:lang w:val="es_ES" w:bidi="es_ES"/>
         </w:rPr>
         <w:t xml:space="preserve"> </w:t>
       </w:r>
-      <w:hyperlink r:id="rId156">
-        <w:r>
-          <w:rPr>
-            <w:lang w:val="es_ES" w:bidi="es_ES"/>
-          </w:rPr>
-          <w:rPr>
-            <w:color w:val="0000EE"/>
-            <w:u w:val="single"/>
-          </w:rPr>
-          <w:t>4:12–13</w:t>
-        </w:r>
-      </w:hyperlink>
+      <w:r>
+        <w:rPr>
+          <w:lang w:val="es_ES" w:bidi="es_ES"/>
+        </w:rPr>
+        <w:t>4:12–13</w:t>
+      </w:r>
       <w:r>
         <w:rPr>
           <w:lang w:val="es_ES" w:bidi="es_ES"/>
@@ -13105,36 +12151,24 @@
         </w:rPr>
         <w:t xml:space="preserve">La tribu de Leví no heredó ninguna tierra tribal propia (ver </w:t>
       </w:r>
-      <w:hyperlink r:id="rId157">
-        <w:r>
-          <w:rPr>
-            <w:lang w:val="es_ES" w:bidi="es_ES"/>
-          </w:rPr>
-          <w:rPr>
-            <w:color w:val="0000EE"/>
-            <w:u w:val="single"/>
-          </w:rPr>
-          <w:t>Dt 18:1–8</w:t>
-        </w:r>
-      </w:hyperlink>
+      <w:r>
+        <w:rPr>
+          <w:lang w:val="es_ES" w:bidi="es_ES"/>
+        </w:rPr>
+        <w:t>Dt 18:1–8</w:t>
+      </w:r>
       <w:r>
         <w:rPr>
           <w:lang w:val="es_ES" w:bidi="es_ES"/>
         </w:rPr>
         <w:t>). Las ciudades levíticas se encontraban en los territorios de las otras tribus (</w:t>
       </w:r>
-      <w:hyperlink r:id="rId158">
-        <w:r>
-          <w:rPr>
-            <w:lang w:val="es_ES" w:bidi="es_ES"/>
-          </w:rPr>
-          <w:rPr>
-            <w:color w:val="0000EE"/>
-            <w:u w:val="single"/>
-          </w:rPr>
-          <w:t>Jos 21</w:t>
-        </w:r>
-      </w:hyperlink>
+      <w:r>
+        <w:rPr>
+          <w:lang w:val="es_ES" w:bidi="es_ES"/>
+        </w:rPr>
+        <w:t>Jos 21</w:t>
+      </w:r>
       <w:r>
         <w:rPr>
           <w:lang w:val="es_ES" w:bidi="es_ES"/>
@@ -13189,36 +12223,24 @@
         </w:rPr>
         <w:t>Como Rubén, el primogénito de Jacob con Lea (</w:t>
       </w:r>
-      <w:hyperlink r:id="rId159">
-        <w:r>
-          <w:rPr>
-            <w:lang w:val="es_ES" w:bidi="es_ES"/>
-          </w:rPr>
-          <w:rPr>
-            <w:color w:val="0000EE"/>
-            <w:u w:val="single"/>
-          </w:rPr>
-          <w:t>Gn 29:32</w:t>
-        </w:r>
-      </w:hyperlink>
+      <w:r>
+        <w:rPr>
+          <w:lang w:val="es_ES" w:bidi="es_ES"/>
+        </w:rPr>
+        <w:t>Gn 29:32</w:t>
+      </w:r>
       <w:r>
         <w:rPr>
           <w:lang w:val="es_ES" w:bidi="es_ES"/>
         </w:rPr>
         <w:t>), perdió su derecho de primogenitura al acostarse con la concubina de su padre (</w:t>
       </w:r>
-      <w:hyperlink r:id="rId160">
-        <w:r>
-          <w:rPr>
-            <w:lang w:val="es_ES" w:bidi="es_ES"/>
-          </w:rPr>
-          <w:rPr>
-            <w:color w:val="0000EE"/>
-            <w:u w:val="single"/>
-          </w:rPr>
-          <w:t>Gn 35:22</w:t>
-        </w:r>
-      </w:hyperlink>
+      <w:r>
+        <w:rPr>
+          <w:lang w:val="es_ES" w:bidi="es_ES"/>
+        </w:rPr>
+        <w:t>Gn 35:22</w:t>
+      </w:r>
       <w:r>
         <w:rPr>
           <w:lang w:val="es_ES" w:bidi="es_ES"/>
@@ -13273,18 +12295,12 @@
         </w:rPr>
         <w:t>Los líderes de Madián eran aparentemente reyes (</w:t>
       </w:r>
-      <w:hyperlink r:id="rId161">
-        <w:r>
-          <w:rPr>
-            <w:lang w:val="es_ES" w:bidi="es_ES"/>
-          </w:rPr>
-          <w:rPr>
-            <w:color w:val="0000EE"/>
-            <w:u w:val="single"/>
-          </w:rPr>
-          <w:t>Nm 31:8</w:t>
-        </w:r>
-      </w:hyperlink>
+      <w:r>
+        <w:rPr>
+          <w:lang w:val="es_ES" w:bidi="es_ES"/>
+        </w:rPr>
+        <w:t>Nm 31:8</w:t>
+      </w:r>
       <w:r>
         <w:rPr>
           <w:lang w:val="es_ES" w:bidi="es_ES"/>
@@ -13352,36 +12368,24 @@
         </w:rPr>
         <w:t>hijo de Beor: Él ideó un plan para inducir a Israel a adorar dioses falsos (idolatría) mediante el pecado sexual (</w:t>
       </w:r>
-      <w:hyperlink r:id="rId162">
-        <w:r>
-          <w:rPr>
-            <w:lang w:val="es_ES" w:bidi="es_ES"/>
-          </w:rPr>
-          <w:rPr>
-            <w:color w:val="0000EE"/>
-            <w:u w:val="single"/>
-          </w:rPr>
-          <w:t>Nm 31:16</w:t>
-        </w:r>
-      </w:hyperlink>
+      <w:r>
+        <w:rPr>
+          <w:lang w:val="es_ES" w:bidi="es_ES"/>
+        </w:rPr>
+        <w:t>Nm 31:16</w:t>
+      </w:r>
       <w:r>
         <w:rPr>
           <w:lang w:val="es_ES" w:bidi="es_ES"/>
         </w:rPr>
         <w:t>). Dios había prohibido a Balaam maldecir a Israel (</w:t>
       </w:r>
-      <w:hyperlink r:id="rId163">
-        <w:r>
-          <w:rPr>
-            <w:lang w:val="es_ES" w:bidi="es_ES"/>
-          </w:rPr>
-          <w:rPr>
-            <w:color w:val="0000EE"/>
-            <w:u w:val="single"/>
-          </w:rPr>
-          <w:t>Nm 22–25</w:t>
-        </w:r>
-      </w:hyperlink>
+      <w:r>
+        <w:rPr>
+          <w:lang w:val="es_ES" w:bidi="es_ES"/>
+        </w:rPr>
+        <w:t>Nm 22–25</w:t>
+      </w:r>
       <w:r>
         <w:rPr>
           <w:lang w:val="es_ES" w:bidi="es_ES"/>
@@ -13484,18 +12488,12 @@
         </w:rPr>
         <w:t xml:space="preserve">Manasés era el hijo mayor de José. Jacob otorgó a los hijos de José una herencia completa a cada uno, concediendo así a José una doble porción del derecho de nacimiento (ver </w:t>
       </w:r>
-      <w:hyperlink r:id="rId164">
-        <w:r>
-          <w:rPr>
-            <w:lang w:val="es_ES" w:bidi="es_ES"/>
-          </w:rPr>
-          <w:rPr>
-            <w:color w:val="0000EE"/>
-            <w:u w:val="single"/>
-          </w:rPr>
-          <w:t>14:4</w:t>
-        </w:r>
-      </w:hyperlink>
+      <w:r>
+        <w:rPr>
+          <w:lang w:val="es_ES" w:bidi="es_ES"/>
+        </w:rPr>
+        <w:t>14:4</w:t>
+      </w:r>
       <w:r>
         <w:rPr>
           <w:lang w:val="es_ES" w:bidi="es_ES"/>
@@ -13550,18 +12548,12 @@
         </w:rPr>
         <w:t>Jair era un bisnieto de Manasés (</w:t>
       </w:r>
-      <w:hyperlink r:id="rId165">
-        <w:r>
-          <w:rPr>
-            <w:lang w:val="es_ES" w:bidi="es_ES"/>
-          </w:rPr>
-          <w:rPr>
-            <w:color w:val="0000EE"/>
-            <w:u w:val="single"/>
-          </w:rPr>
-          <w:t>1 Cro 2:21–22</w:t>
-        </w:r>
-      </w:hyperlink>
+      <w:r>
+        <w:rPr>
+          <w:lang w:val="es_ES" w:bidi="es_ES"/>
+        </w:rPr>
+        <w:t>1 Cro 2:21–22</w:t>
+      </w:r>
       <w:r>
         <w:rPr>
           <w:lang w:val="es_ES" w:bidi="es_ES"/>
@@ -13664,72 +12656,48 @@
         </w:rPr>
         <w:t>La asignación de tierra a las tribus en el lado oeste del Jordán describe lo que Dios tenía previsto que cada tribu poseyera. • El narrador enmarca esta sección con la asignación de tierra a Caleb al principio (</w:t>
       </w:r>
-      <w:hyperlink r:id="rId166">
-        <w:r>
-          <w:rPr>
-            <w:lang w:val="es_ES" w:bidi="es_ES"/>
-          </w:rPr>
-          <w:rPr>
-            <w:color w:val="0000EE"/>
-            <w:u w:val="single"/>
-          </w:rPr>
-          <w:t>14:6–15</w:t>
-        </w:r>
-      </w:hyperlink>
+      <w:r>
+        <w:rPr>
+          <w:lang w:val="es_ES" w:bidi="es_ES"/>
+        </w:rPr>
+        <w:t>14:6–15</w:t>
+      </w:r>
       <w:r>
         <w:rPr>
           <w:lang w:val="es_ES" w:bidi="es_ES"/>
         </w:rPr>
         <w:t>) y a Josué al final (</w:t>
       </w:r>
-      <w:hyperlink r:id="rId167">
-        <w:r>
-          <w:rPr>
-            <w:lang w:val="es_ES" w:bidi="es_ES"/>
-          </w:rPr>
-          <w:rPr>
-            <w:color w:val="0000EE"/>
-            <w:u w:val="single"/>
-          </w:rPr>
-          <w:t>19:49–51</w:t>
-        </w:r>
-      </w:hyperlink>
+      <w:r>
+        <w:rPr>
+          <w:lang w:val="es_ES" w:bidi="es_ES"/>
+        </w:rPr>
+        <w:t>19:49–51</w:t>
+      </w:r>
       <w:r>
         <w:rPr>
           <w:lang w:val="es_ES" w:bidi="es_ES"/>
         </w:rPr>
         <w:t>). Solo Caleb y Josué habían demostrado fe en Dios al creer que Israel podría conquistar la tierra (</w:t>
       </w:r>
-      <w:hyperlink r:id="rId168">
-        <w:r>
-          <w:rPr>
-            <w:lang w:val="es_ES" w:bidi="es_ES"/>
-          </w:rPr>
-          <w:rPr>
-            <w:color w:val="0000EE"/>
-            <w:u w:val="single"/>
-          </w:rPr>
-          <w:t>Nm 13:30</w:t>
-        </w:r>
-      </w:hyperlink>
+      <w:r>
+        <w:rPr>
+          <w:lang w:val="es_ES" w:bidi="es_ES"/>
+        </w:rPr>
+        <w:t>Nm 13:30</w:t>
+      </w:r>
       <w:r>
         <w:rPr>
           <w:lang w:val="es_ES" w:bidi="es_ES"/>
         </w:rPr>
         <w:t xml:space="preserve">; </w:t>
       </w:r>
-      <w:hyperlink r:id="rId169">
-        <w:r>
-          <w:rPr>
-            <w:lang w:val="es_ES" w:bidi="es_ES"/>
-          </w:rPr>
-          <w:rPr>
-            <w:color w:val="0000EE"/>
-            <w:u w:val="single"/>
-          </w:rPr>
-          <w:t>14:6–9</w:t>
-        </w:r>
-      </w:hyperlink>
+      <w:r>
+        <w:rPr>
+          <w:lang w:val="es_ES" w:bidi="es_ES"/>
+        </w:rPr>
+        <w:t>14:6–9</w:t>
+      </w:r>
       <w:r>
         <w:rPr>
           <w:lang w:val="es_ES" w:bidi="es_ES"/>
@@ -13862,18 +12830,12 @@
         </w:rPr>
         <w:t>). Como los levitas no recibieron un territorio tribal separado (</w:t>
       </w:r>
-      <w:hyperlink r:id="rId170">
-        <w:r>
-          <w:rPr>
-            <w:lang w:val="es_ES" w:bidi="es_ES"/>
-          </w:rPr>
-          <w:rPr>
-            <w:color w:val="0000EE"/>
-            <w:u w:val="single"/>
-          </w:rPr>
-          <w:t>Jos 13:14</w:t>
-        </w:r>
-      </w:hyperlink>
+      <w:r>
+        <w:rPr>
+          <w:lang w:val="es_ES" w:bidi="es_ES"/>
+        </w:rPr>
+        <w:t>Jos 13:14</w:t>
+      </w:r>
       <w:r>
         <w:rPr>
           <w:lang w:val="es_ES" w:bidi="es_ES"/>
@@ -13928,18 +12890,12 @@
         </w:rPr>
         <w:t>El pueblo cenezeo no era originalmente israelita (</w:t>
       </w:r>
-      <w:hyperlink r:id="rId171">
-        <w:r>
-          <w:rPr>
-            <w:lang w:val="es_ES" w:bidi="es_ES"/>
-          </w:rPr>
-          <w:rPr>
-            <w:color w:val="0000EE"/>
-            <w:u w:val="single"/>
-          </w:rPr>
-          <w:t>Gn 15:19</w:t>
-        </w:r>
-      </w:hyperlink>
+      <w:r>
+        <w:rPr>
+          <w:lang w:val="es_ES" w:bidi="es_ES"/>
+        </w:rPr>
+        <w:t>Gn 15:19</w:t>
+      </w:r>
       <w:r>
         <w:rPr>
           <w:lang w:val="es_ES" w:bidi="es_ES"/>
@@ -13958,18 +12914,12 @@
         </w:rPr>
         <w:t>Solo Caleb y Josué fueron fieles a Dios en la primera oportunidad de entrar a la tierra, por lo que Dios les prometió que la poseerían (</w:t>
       </w:r>
-      <w:hyperlink r:id="rId172">
-        <w:r>
-          <w:rPr>
-            <w:lang w:val="es_ES" w:bidi="es_ES"/>
-          </w:rPr>
-          <w:rPr>
-            <w:color w:val="0000EE"/>
-            <w:u w:val="single"/>
-          </w:rPr>
-          <w:t>Nm 14:24</w:t>
-        </w:r>
-      </w:hyperlink>
+      <w:r>
+        <w:rPr>
+          <w:lang w:val="es_ES" w:bidi="es_ES"/>
+        </w:rPr>
+        <w:t>Nm 14:24</w:t>
+      </w:r>
       <w:r>
         <w:rPr>
           <w:lang w:val="es_ES" w:bidi="es_ES"/>
@@ -14024,18 +12974,12 @@
         </w:rPr>
         <w:t xml:space="preserve">"Moisés juró": Ver </w:t>
       </w:r>
-      <w:hyperlink r:id="rId172">
-        <w:r>
-          <w:rPr>
-            <w:lang w:val="es_ES" w:bidi="es_ES"/>
-          </w:rPr>
-          <w:rPr>
-            <w:color w:val="0000EE"/>
-            <w:u w:val="single"/>
-          </w:rPr>
-          <w:t>Nm 14:24</w:t>
-        </w:r>
-      </w:hyperlink>
+      <w:r>
+        <w:rPr>
+          <w:lang w:val="es_ES" w:bidi="es_ES"/>
+        </w:rPr>
+        <w:t>Nm 14:24</w:t>
+      </w:r>
       <w:r>
         <w:rPr>
           <w:lang w:val="es_ES" w:bidi="es_ES"/>
@@ -14138,18 +13082,12 @@
         </w:rPr>
         <w:t>Israel se había mantenido fuera de Canaán durante cuarenta y cinco años porque temían a los descendientes de Anac, un pueblo alto y fuerte que vivía en la región montañosa de Judá (</w:t>
       </w:r>
-      <w:hyperlink r:id="rId173">
-        <w:r>
-          <w:rPr>
-            <w:lang w:val="es_ES" w:bidi="es_ES"/>
-          </w:rPr>
-          <w:rPr>
-            <w:color w:val="0000EE"/>
-            <w:u w:val="single"/>
-          </w:rPr>
-          <w:t>Nm 13:32–33</w:t>
-        </w:r>
-      </w:hyperlink>
+      <w:r>
+        <w:rPr>
+          <w:lang w:val="es_ES" w:bidi="es_ES"/>
+        </w:rPr>
+        <w:t>Nm 13:32–33</w:t>
+      </w:r>
       <w:r>
         <w:rPr>
           <w:lang w:val="es_ES" w:bidi="es_ES"/>
@@ -14270,72 +13208,48 @@
         </w:rPr>
         <w:t>La asignación tribal de Judá se describe con más detalle que la de las otras tribus. Las faltas de los hermanos mayores de Judá (</w:t>
       </w:r>
-      <w:hyperlink r:id="rId174">
-        <w:r>
-          <w:rPr>
-            <w:lang w:val="es_ES" w:bidi="es_ES"/>
-          </w:rPr>
-          <w:rPr>
-            <w:color w:val="0000EE"/>
-            <w:u w:val="single"/>
-          </w:rPr>
-          <w:t>Gn 34:25–31,</w:t>
-        </w:r>
-      </w:hyperlink>
+      <w:r>
+        <w:rPr>
+          <w:lang w:val="es_ES" w:bidi="es_ES"/>
+        </w:rPr>
+        <w:t>Gn 34:25–31,</w:t>
+      </w:r>
       <w:r>
         <w:rPr>
           <w:lang w:val="es_ES" w:bidi="es_ES"/>
         </w:rPr>
         <w:t xml:space="preserve"> </w:t>
       </w:r>
-      <w:hyperlink r:id="rId160">
-        <w:r>
-          <w:rPr>
-            <w:lang w:val="es_ES" w:bidi="es_ES"/>
-          </w:rPr>
-          <w:rPr>
-            <w:color w:val="0000EE"/>
-            <w:u w:val="single"/>
-          </w:rPr>
-          <w:t>35:22</w:t>
-        </w:r>
-      </w:hyperlink>
+      <w:r>
+        <w:rPr>
+          <w:lang w:val="es_ES" w:bidi="es_ES"/>
+        </w:rPr>
+        <w:t>35:22</w:t>
+      </w:r>
       <w:r>
         <w:rPr>
           <w:lang w:val="es_ES" w:bidi="es_ES"/>
         </w:rPr>
         <w:t>) lo colocaron en posición para recibir el manto de liderazgo. Así, la tribu de Judá obtuvo una posición geográfica central entre las tribus, asegurando su liderazgo en la nación (</w:t>
       </w:r>
-      <w:hyperlink r:id="rId175">
-        <w:r>
-          <w:rPr>
-            <w:lang w:val="es_ES" w:bidi="es_ES"/>
-          </w:rPr>
-          <w:rPr>
-            <w:color w:val="0000EE"/>
-            <w:u w:val="single"/>
-          </w:rPr>
-          <w:t>Gn 49:8–12,</w:t>
-        </w:r>
-      </w:hyperlink>
+      <w:r>
+        <w:rPr>
+          <w:lang w:val="es_ES" w:bidi="es_ES"/>
+        </w:rPr>
+        <w:t>Gn 49:8–12,</w:t>
+      </w:r>
       <w:r>
         <w:rPr>
           <w:lang w:val="es_ES" w:bidi="es_ES"/>
         </w:rPr>
         <w:t xml:space="preserve"> </w:t>
       </w:r>
-      <w:hyperlink r:id="rId176">
-        <w:r>
-          <w:rPr>
-            <w:lang w:val="es_ES" w:bidi="es_ES"/>
-          </w:rPr>
-          <w:rPr>
-            <w:color w:val="0000EE"/>
-            <w:u w:val="single"/>
-          </w:rPr>
-          <w:t>Dt 33:7</w:t>
-        </w:r>
-      </w:hyperlink>
+      <w:r>
+        <w:rPr>
+          <w:lang w:val="es_ES" w:bidi="es_ES"/>
+        </w:rPr>
+        <w:t>Dt 33:7</w:t>
+      </w:r>
       <w:r>
         <w:rPr>
           <w:lang w:val="es_ES" w:bidi="es_ES"/>
@@ -14486,36 +13400,24 @@
         </w:rPr>
         <w:t xml:space="preserve">Este Debir no era la misma ciudad que Debir/Kiriat-sefer de </w:t>
       </w:r>
-      <w:hyperlink r:id="rId177">
-        <w:r>
-          <w:rPr>
-            <w:lang w:val="es_ES" w:bidi="es_ES"/>
-          </w:rPr>
-          <w:rPr>
-            <w:color w:val="0000EE"/>
-            <w:u w:val="single"/>
-          </w:rPr>
-          <w:t>15:15</w:t>
-        </w:r>
-      </w:hyperlink>
+      <w:r>
+        <w:rPr>
+          <w:lang w:val="es_ES" w:bidi="es_ES"/>
+        </w:rPr>
+        <w:t>15:15</w:t>
+      </w:r>
       <w:r>
         <w:rPr>
           <w:lang w:val="es_ES" w:bidi="es_ES"/>
         </w:rPr>
         <w:t>. • Este Gilgal no era el mismo Gilgal donde los israelitas habían establecido anteriormente su campamento (</w:t>
       </w:r>
-      <w:hyperlink r:id="rId178">
-        <w:r>
-          <w:rPr>
-            <w:lang w:val="es_ES" w:bidi="es_ES"/>
-          </w:rPr>
-          <w:rPr>
-            <w:color w:val="0000EE"/>
-            <w:u w:val="single"/>
-          </w:rPr>
-          <w:t>4:19</w:t>
-        </w:r>
-      </w:hyperlink>
+      <w:r>
+        <w:rPr>
+          <w:lang w:val="es_ES" w:bidi="es_ES"/>
+        </w:rPr>
+        <w:t>4:19</w:t>
+      </w:r>
       <w:r>
         <w:rPr>
           <w:lang w:val="es_ES" w:bidi="es_ES"/>
@@ -14732,36 +13634,24 @@
         </w:rPr>
         <w:t xml:space="preserve">Comparar: </w:t>
       </w:r>
-      <w:hyperlink r:id="rId179">
-        <w:r>
-          <w:rPr>
-            <w:lang w:val="es_ES" w:bidi="es_ES"/>
-          </w:rPr>
-          <w:rPr>
-            <w:color w:val="0000EE"/>
-            <w:u w:val="single"/>
-          </w:rPr>
-          <w:t>1 Sam 17:25,</w:t>
-        </w:r>
-      </w:hyperlink>
+      <w:r>
+        <w:rPr>
+          <w:lang w:val="es_ES" w:bidi="es_ES"/>
+        </w:rPr>
+        <w:t>1 Sam 17:25,</w:t>
+      </w:r>
       <w:r>
         <w:rPr>
           <w:lang w:val="es_ES" w:bidi="es_ES"/>
         </w:rPr>
         <w:t xml:space="preserve"> </w:t>
       </w:r>
-      <w:hyperlink r:id="rId180">
-        <w:r>
-          <w:rPr>
-            <w:lang w:val="es_ES" w:bidi="es_ES"/>
-          </w:rPr>
-          <w:rPr>
-            <w:color w:val="0000EE"/>
-            <w:u w:val="single"/>
-          </w:rPr>
-          <w:t>18:27</w:t>
-        </w:r>
-      </w:hyperlink>
+      <w:r>
+        <w:rPr>
+          <w:lang w:val="es_ES" w:bidi="es_ES"/>
+        </w:rPr>
+        <w:t>18:27</w:t>
+      </w:r>
       <w:r>
         <w:rPr>
           <w:lang w:val="es_ES" w:bidi="es_ES"/>
@@ -14816,18 +13706,12 @@
         </w:rPr>
         <w:t>Otoniel, el sobrino de Caleb, fue el primer juez de Israel (</w:t>
       </w:r>
-      <w:hyperlink r:id="rId181">
-        <w:r>
-          <w:rPr>
-            <w:lang w:val="es_ES" w:bidi="es_ES"/>
-          </w:rPr>
-          <w:rPr>
-            <w:color w:val="0000EE"/>
-            <w:u w:val="single"/>
-          </w:rPr>
-          <w:t>Jc 3:9–11</w:t>
-        </w:r>
-      </w:hyperlink>
+      <w:r>
+        <w:rPr>
+          <w:lang w:val="es_ES" w:bidi="es_ES"/>
+        </w:rPr>
+        <w:t>Jc 3:9–11</w:t>
+      </w:r>
       <w:r>
         <w:rPr>
           <w:lang w:val="es_ES" w:bidi="es_ES"/>
@@ -15147,18 +14031,12 @@
         </w:rPr>
         <w:t>La región montañosa se encontraba en las tierras altas centrales de Judá, desde Jerusalén en el norte hasta un poco más allá de Debir (</w:t>
       </w:r>
-      <w:hyperlink r:id="rId177">
-        <w:r>
-          <w:rPr>
-            <w:lang w:val="es_ES" w:bidi="es_ES"/>
-          </w:rPr>
-          <w:rPr>
-            <w:color w:val="0000EE"/>
-            <w:u w:val="single"/>
-          </w:rPr>
-          <w:t>15:15</w:t>
-        </w:r>
-      </w:hyperlink>
+      <w:r>
+        <w:rPr>
+          <w:lang w:val="es_ES" w:bidi="es_ES"/>
+        </w:rPr>
+        <w:t>15:15</w:t>
+      </w:r>
       <w:r>
         <w:rPr>
           <w:lang w:val="es_ES" w:bidi="es_ES"/>
@@ -15213,18 +14091,12 @@
         </w:rPr>
         <w:t>Este Jezreel en Judá no era el mismo Jezreel del norte. Esta ciudad era el lugar de nacimiento de Ahinoam, la esposa de David y madre de su hijo mayor, Amnón (</w:t>
       </w:r>
-      <w:hyperlink r:id="rId182">
-        <w:r>
-          <w:rPr>
-            <w:lang w:val="es_ES" w:bidi="es_ES"/>
-          </w:rPr>
-          <w:rPr>
-            <w:color w:val="0000EE"/>
-            <w:u w:val="single"/>
-          </w:rPr>
-          <w:t>2 Sam 3:2</w:t>
-        </w:r>
-      </w:hyperlink>
+      <w:r>
+        <w:rPr>
+          <w:lang w:val="es_ES" w:bidi="es_ES"/>
+        </w:rPr>
+        <w:t>2 Sam 3:2</w:t>
+      </w:r>
       <w:r>
         <w:rPr>
           <w:lang w:val="es_ES" w:bidi="es_ES"/>
@@ -15375,36 +14247,24 @@
         </w:rPr>
         <w:t>Aunque Jerusalén fue asignada a la tribu de Benjamín (</w:t>
       </w:r>
-      <w:hyperlink r:id="rId183">
-        <w:r>
-          <w:rPr>
-            <w:lang w:val="es_ES" w:bidi="es_ES"/>
-          </w:rPr>
-          <w:rPr>
-            <w:color w:val="0000EE"/>
-            <w:u w:val="single"/>
-          </w:rPr>
-          <w:t>18:28</w:t>
-        </w:r>
-      </w:hyperlink>
+      <w:r>
+        <w:rPr>
+          <w:lang w:val="es_ES" w:bidi="es_ES"/>
+        </w:rPr>
+        <w:t>18:28</w:t>
+      </w:r>
       <w:r>
         <w:rPr>
           <w:lang w:val="es_ES" w:bidi="es_ES"/>
         </w:rPr>
         <w:t>), no fue conquistada en los días de Josué. • Hasta el día de hoy: La presencia continua de los jebuseos más tarde causó problemas a Judá (</w:t>
       </w:r>
-      <w:hyperlink r:id="rId184">
-        <w:r>
-          <w:rPr>
-            <w:lang w:val="es_ES" w:bidi="es_ES"/>
-          </w:rPr>
-          <w:rPr>
-            <w:color w:val="0000EE"/>
-            <w:u w:val="single"/>
-          </w:rPr>
-          <w:t>Jc 1:21</w:t>
-        </w:r>
-      </w:hyperlink>
+      <w:r>
+        <w:rPr>
+          <w:lang w:val="es_ES" w:bidi="es_ES"/>
+        </w:rPr>
+        <w:t>Jc 1:21</w:t>
+      </w:r>
       <w:r>
         <w:rPr>
           <w:lang w:val="es_ES" w:bidi="es_ES"/>
@@ -15459,18 +14319,12 @@
         </w:rPr>
         <w:t>Jericó fue asignada a la tribu de Benjamín (</w:t>
       </w:r>
-      <w:hyperlink r:id="rId185">
-        <w:r>
-          <w:rPr>
-            <w:lang w:val="es_ES" w:bidi="es_ES"/>
-          </w:rPr>
-          <w:rPr>
-            <w:color w:val="0000EE"/>
-            <w:u w:val="single"/>
-          </w:rPr>
-          <w:t>18:21</w:t>
-        </w:r>
-      </w:hyperlink>
+      <w:r>
+        <w:rPr>
+          <w:lang w:val="es_ES" w:bidi="es_ES"/>
+        </w:rPr>
+        <w:t>18:21</w:t>
+      </w:r>
       <w:r>
         <w:rPr>
           <w:lang w:val="es_ES" w:bidi="es_ES"/>
@@ -15525,36 +14379,24 @@
         </w:rPr>
         <w:t>José tenía dos hijos, Manasés y Efraín (</w:t>
       </w:r>
-      <w:hyperlink r:id="rId186">
-        <w:r>
-          <w:rPr>
-            <w:lang w:val="es_ES" w:bidi="es_ES"/>
-          </w:rPr>
-          <w:rPr>
-            <w:color w:val="0000EE"/>
-            <w:u w:val="single"/>
-          </w:rPr>
-          <w:t>Gn 41:50–52</w:t>
-        </w:r>
-      </w:hyperlink>
+      <w:r>
+        <w:rPr>
+          <w:lang w:val="es_ES" w:bidi="es_ES"/>
+        </w:rPr>
+        <w:t>Gn 41:50–52</w:t>
+      </w:r>
       <w:r>
         <w:rPr>
           <w:lang w:val="es_ES" w:bidi="es_ES"/>
         </w:rPr>
         <w:t>). La mitad de los descendientes de Manasés había recibido su herencia al este del Río Jordán. La tribu de Efraín y el resto de la tribu de Manasés ahora recibieron sus asignaciones. Esto elevó el número total de asignaciones a doce y cumplió la bendición que Jacob había pronunciado sobre José (</w:t>
       </w:r>
-      <w:hyperlink r:id="rId187">
-        <w:r>
-          <w:rPr>
-            <w:lang w:val="es_ES" w:bidi="es_ES"/>
-          </w:rPr>
-          <w:rPr>
-            <w:color w:val="0000EE"/>
-            <w:u w:val="single"/>
-          </w:rPr>
-          <w:t>Gn 49:22–26</w:t>
-        </w:r>
-      </w:hyperlink>
+      <w:r>
+        <w:rPr>
+          <w:lang w:val="es_ES" w:bidi="es_ES"/>
+        </w:rPr>
+        <w:t>Gn 49:22–26</w:t>
+      </w:r>
       <w:r>
         <w:rPr>
           <w:lang w:val="es_ES" w:bidi="es_ES"/>
@@ -15609,54 +14451,36 @@
         </w:rPr>
         <w:t xml:space="preserve">La frontera de Efraín ascendía desde la parte baja hasta Betorón (ver </w:t>
       </w:r>
-      <w:hyperlink r:id="rId188">
-        <w:r>
-          <w:rPr>
-            <w:lang w:val="es_ES" w:bidi="es_ES"/>
-          </w:rPr>
-          <w:rPr>
-            <w:color w:val="0000EE"/>
-            <w:u w:val="single"/>
-          </w:rPr>
-          <w:t>16:5</w:t>
-        </w:r>
-      </w:hyperlink>
+      <w:r>
+        <w:rPr>
+          <w:lang w:val="es_ES" w:bidi="es_ES"/>
+        </w:rPr>
+        <w:t>16:5</w:t>
+      </w:r>
       <w:r>
         <w:rPr>
           <w:lang w:val="es_ES" w:bidi="es_ES"/>
         </w:rPr>
         <w:t xml:space="preserve">), otorgando a esta tribu el control de uno de los dos caminos principales hacia Jerusalén desde el oeste. • Gézer, una gran e importante ciudad cananea en la unión de la llanura costera y la región montañosa, aparentemente no pasó a manos de Israel hasta la época de Salomón (ver </w:t>
       </w:r>
-      <w:hyperlink r:id="rId189">
-        <w:r>
-          <w:rPr>
-            <w:lang w:val="es_ES" w:bidi="es_ES"/>
-          </w:rPr>
-          <w:rPr>
-            <w:color w:val="0000EE"/>
-            <w:u w:val="single"/>
-          </w:rPr>
-          <w:t>Jc 1:29,</w:t>
-        </w:r>
-      </w:hyperlink>
+      <w:r>
+        <w:rPr>
+          <w:lang w:val="es_ES" w:bidi="es_ES"/>
+        </w:rPr>
+        <w:t>Jc 1:29,</w:t>
+      </w:r>
       <w:r>
         <w:rPr>
           <w:lang w:val="es_ES" w:bidi="es_ES"/>
         </w:rPr>
         <w:t xml:space="preserve"> </w:t>
       </w:r>
-      <w:hyperlink r:id="rId190">
-        <w:r>
-          <w:rPr>
-            <w:lang w:val="es_ES" w:bidi="es_ES"/>
-          </w:rPr>
-          <w:rPr>
-            <w:color w:val="0000EE"/>
-            <w:u w:val="single"/>
-          </w:rPr>
-          <w:t>1 Re 9:16</w:t>
-        </w:r>
-      </w:hyperlink>
+      <w:r>
+        <w:rPr>
+          <w:lang w:val="es_ES" w:bidi="es_ES"/>
+        </w:rPr>
+        <w:t>1 Re 9:16</w:t>
+      </w:r>
       <w:r>
         <w:rPr>
           <w:lang w:val="es_ES" w:bidi="es_ES"/>
@@ -15759,18 +14583,12 @@
         </w:rPr>
         <w:t xml:space="preserve">Consulte </w:t>
       </w:r>
-      <w:hyperlink r:id="rId191">
-        <w:r>
-          <w:rPr>
-            <w:lang w:val="es_ES" w:bidi="es_ES"/>
-          </w:rPr>
-          <w:rPr>
-            <w:color w:val="0000EE"/>
-            <w:u w:val="single"/>
-          </w:rPr>
-          <w:t>13:29–33</w:t>
-        </w:r>
-      </w:hyperlink>
+      <w:r>
+        <w:rPr>
+          <w:lang w:val="es_ES" w:bidi="es_ES"/>
+        </w:rPr>
+        <w:t>13:29–33</w:t>
+      </w:r>
       <w:r>
         <w:rPr>
           <w:lang w:val="es_ES" w:bidi="es_ES"/>
@@ -15837,18 +14655,12 @@
         </w:rPr>
         <w:t xml:space="preserve">En el antiguo Israel, la herencia generalmente se transmitía de un padre a sus hijos. Sin hijos, el nombre de un hombre podría caer en el olvido. Sin embargo, las hijas de Zelofehad solicitaron a Moisés, quien consultó a Dios, y Dios dictaminó que ellas debían heredar la porción de su padre (ver </w:t>
       </w:r>
-      <w:hyperlink r:id="rId192">
-        <w:r>
-          <w:rPr>
-            <w:lang w:val="es_ES" w:bidi="es_ES"/>
-          </w:rPr>
-          <w:rPr>
-            <w:color w:val="0000EE"/>
-            <w:u w:val="single"/>
-          </w:rPr>
-          <w:t>Nm 27:1–11</w:t>
-        </w:r>
-      </w:hyperlink>
+      <w:r>
+        <w:rPr>
+          <w:lang w:val="es_ES" w:bidi="es_ES"/>
+        </w:rPr>
+        <w:t>Nm 27:1–11</w:t>
+      </w:r>
       <w:r>
         <w:rPr>
           <w:lang w:val="es_ES" w:bidi="es_ES"/>
@@ -15999,18 +14811,12 @@
         </w:rPr>
         <w:t xml:space="preserve">Esta descripción general de la frontera sur de Manasés con la tierra asignada a la tribu de Efraín ofrece más detalles que la descripción de la frontera norte de Efraín en </w:t>
       </w:r>
-      <w:hyperlink r:id="rId193">
-        <w:r>
-          <w:rPr>
-            <w:lang w:val="es_ES" w:bidi="es_ES"/>
-          </w:rPr>
-          <w:rPr>
-            <w:color w:val="0000EE"/>
-            <w:u w:val="single"/>
-          </w:rPr>
-          <w:t>16:8</w:t>
-        </w:r>
-      </w:hyperlink>
+      <w:r>
+        <w:rPr>
+          <w:lang w:val="es_ES" w:bidi="es_ES"/>
+        </w:rPr>
+        <w:t>16:8</w:t>
+      </w:r>
       <w:r>
         <w:rPr>
           <w:lang w:val="es_ES" w:bidi="es_ES"/>
@@ -16161,18 +14967,12 @@
         </w:rPr>
         <w:t xml:space="preserve">La porción de José se describe en </w:t>
       </w:r>
-      <w:hyperlink r:id="rId194">
-        <w:r>
-          <w:rPr>
-            <w:lang w:val="es_ES" w:bidi="es_ES"/>
-          </w:rPr>
-          <w:rPr>
-            <w:color w:val="0000EE"/>
-            <w:u w:val="single"/>
-          </w:rPr>
-          <w:t>16:1–4</w:t>
-        </w:r>
-      </w:hyperlink>
+      <w:r>
+        <w:rPr>
+          <w:lang w:val="es_ES" w:bidi="es_ES"/>
+        </w:rPr>
+        <w:t>16:1–4</w:t>
+      </w:r>
       <w:r>
         <w:rPr>
           <w:lang w:val="es_ES" w:bidi="es_ES"/>
@@ -16251,54 +15051,36 @@
         </w:rPr>
         <w:t xml:space="preserve">; ver también </w:t>
       </w:r>
-      <w:hyperlink r:id="rId195">
-        <w:r>
-          <w:rPr>
-            <w:lang w:val="es_ES" w:bidi="es_ES"/>
-          </w:rPr>
-          <w:rPr>
-            <w:color w:val="0000EE"/>
-            <w:u w:val="single"/>
-          </w:rPr>
-          <w:t>Dt 2:10–11</w:t>
-        </w:r>
-      </w:hyperlink>
+      <w:r>
+        <w:rPr>
+          <w:lang w:val="es_ES" w:bidi="es_ES"/>
+        </w:rPr>
+        <w:t>Dt 2:10–11</w:t>
+      </w:r>
       <w:r>
         <w:rPr>
           <w:lang w:val="es_ES" w:bidi="es_ES"/>
         </w:rPr>
         <w:t xml:space="preserve">, </w:t>
       </w:r>
-      <w:hyperlink r:id="rId196">
-        <w:r>
-          <w:rPr>
-            <w:lang w:val="es_ES" w:bidi="es_ES"/>
-          </w:rPr>
-          <w:rPr>
-            <w:color w:val="0000EE"/>
-            <w:u w:val="single"/>
-          </w:rPr>
-          <w:t>20–21,</w:t>
-        </w:r>
-      </w:hyperlink>
+      <w:r>
+        <w:rPr>
+          <w:lang w:val="es_ES" w:bidi="es_ES"/>
+        </w:rPr>
+        <w:t>20–21,</w:t>
+      </w:r>
       <w:r>
         <w:rPr>
           <w:lang w:val="es_ES" w:bidi="es_ES"/>
         </w:rPr>
         <w:t xml:space="preserve"> </w:t>
       </w:r>
-      <w:hyperlink r:id="rId148">
-        <w:r>
-          <w:rPr>
-            <w:lang w:val="es_ES" w:bidi="es_ES"/>
-          </w:rPr>
-          <w:rPr>
-            <w:color w:val="0000EE"/>
-            <w:u w:val="single"/>
-          </w:rPr>
-          <w:t>3:11</w:t>
-        </w:r>
-      </w:hyperlink>
+      <w:r>
+        <w:rPr>
+          <w:lang w:val="es_ES" w:bidi="es_ES"/>
+        </w:rPr>
+        <w:t>3:11</w:t>
+      </w:r>
       <w:r>
         <w:rPr>
           <w:lang w:val="es_ES" w:bidi="es_ES"/>
@@ -16365,18 +15147,12 @@
         </w:rPr>
         <w:t xml:space="preserve">). • El valle de Jezreel, una interrupción geológica de la región montañosa, separaba la Baja Galilea al norte de la región montañosa de Manasés hacia el Neguev. Los cananeos que vivían en y cerca de este valle y del valle de Bet-sán restringieron la expansión de Manasés y aparentemente también la de Efraín. La mayoría de las ciudades mencionadas en </w:t>
       </w:r>
-      <w:hyperlink r:id="rId197">
-        <w:r>
-          <w:rPr>
-            <w:lang w:val="es_ES" w:bidi="es_ES"/>
-          </w:rPr>
-          <w:rPr>
-            <w:color w:val="0000EE"/>
-            <w:u w:val="single"/>
-          </w:rPr>
-          <w:t>17:11</w:t>
-        </w:r>
-      </w:hyperlink>
+      <w:r>
+        <w:rPr>
+          <w:lang w:val="es_ES" w:bidi="es_ES"/>
+        </w:rPr>
+        <w:t>17:11</w:t>
+      </w:r>
       <w:r>
         <w:rPr>
           <w:lang w:val="es_ES" w:bidi="es_ES"/>
@@ -16431,18 +15207,12 @@
         </w:rPr>
         <w:t>En lugar de reprender a la gente por su miedo, Josué reiteró sus instrucciones de despejar tierras forestales para el asentamiento. Su promesa de que las tribus de Efraín y Manasés eventualmente expulsarían a los cananeos les brindó una esperanza que podría fortalecer su fe y ayudarles a superar su miedo. • Gran parte de la región montañosa estaba cubierta de bosques, y el asentamiento cananeo era escaso allí. Si Efraín y Manasés se hubieran conformado con tierras ya despejadas, habrían tenido poco espacio para establecerse. Con la introducción de la tecnología del hierro en esa época, incluyendo cabezas de hacha de hierro, la gente de estas tribus podría despejar los bosques vírgenes y abrir nuevas tierras para el asentamiento. Josué podría haber dado un ejemplo al ser el primero en despejar su propia propiedad en Timnat-sera (</w:t>
       </w:r>
-      <w:hyperlink r:id="rId198">
-        <w:r>
-          <w:rPr>
-            <w:lang w:val="es_ES" w:bidi="es_ES"/>
-          </w:rPr>
-          <w:rPr>
-            <w:color w:val="0000EE"/>
-            <w:u w:val="single"/>
-          </w:rPr>
-          <w:t>19:50</w:t>
-        </w:r>
-      </w:hyperlink>
+      <w:r>
+        <w:rPr>
+          <w:lang w:val="es_ES" w:bidi="es_ES"/>
+        </w:rPr>
+        <w:t>19:50</w:t>
+      </w:r>
       <w:r>
         <w:rPr>
           <w:lang w:val="es_ES" w:bidi="es_ES"/>
@@ -16497,36 +15267,24 @@
         </w:rPr>
         <w:t>Israel había estado acampado en Gilgal, en el Valle del Jordán (</w:t>
       </w:r>
-      <w:hyperlink r:id="rId199">
-        <w:r>
-          <w:rPr>
-            <w:lang w:val="es_ES" w:bidi="es_ES"/>
-          </w:rPr>
-          <w:rPr>
-            <w:color w:val="0000EE"/>
-            <w:u w:val="single"/>
-          </w:rPr>
-          <w:t>14:6</w:t>
-        </w:r>
-      </w:hyperlink>
+      <w:r>
+        <w:rPr>
+          <w:lang w:val="es_ES" w:bidi="es_ES"/>
+        </w:rPr>
+        <w:t>14:6</w:t>
+      </w:r>
       <w:r>
         <w:rPr>
           <w:lang w:val="es_ES" w:bidi="es_ES"/>
         </w:rPr>
         <w:t>). Silo se encontraba a unas veinte millas al norte de Jerusalén, en Efraín. Al establecer el Tabernáculo allí, Josué convirtió a Silo en el centro religioso y político de Israel. El Tabernáculo permaneció en Silo hasta que los filisteos capturaron el Arca (</w:t>
       </w:r>
-      <w:hyperlink r:id="rId200">
-        <w:r>
-          <w:rPr>
-            <w:lang w:val="es_ES" w:bidi="es_ES"/>
-          </w:rPr>
-          <w:rPr>
-            <w:color w:val="0000EE"/>
-            <w:u w:val="single"/>
-          </w:rPr>
-          <w:t>1 Sam 4:10–11</w:t>
-        </w:r>
-      </w:hyperlink>
+      <w:r>
+        <w:rPr>
+          <w:lang w:val="es_ES" w:bidi="es_ES"/>
+        </w:rPr>
+        <w:t>1 Sam 4:10–11</w:t>
+      </w:r>
       <w:r>
         <w:rPr>
           <w:lang w:val="es_ES" w:bidi="es_ES"/>
@@ -16749,36 +15507,24 @@
         </w:rPr>
         <w:t xml:space="preserve">"los levitas": Ver cap. </w:t>
       </w:r>
-      <w:hyperlink r:id="rId158">
-        <w:r>
-          <w:rPr>
-            <w:lang w:val="es_ES" w:bidi="es_ES"/>
-          </w:rPr>
-          <w:rPr>
-            <w:color w:val="0000EE"/>
-            <w:u w:val="single"/>
-          </w:rPr>
-          <w:t>21</w:t>
-        </w:r>
-      </w:hyperlink>
+      <w:r>
+        <w:rPr>
+          <w:lang w:val="es_ES" w:bidi="es_ES"/>
+        </w:rPr>
+        <w:t>21</w:t>
+      </w:r>
       <w:r>
         <w:rPr>
           <w:lang w:val="es_ES" w:bidi="es_ES"/>
         </w:rPr>
         <w:t xml:space="preserve">. • "Gad … Manasés": Ver </w:t>
       </w:r>
-      <w:hyperlink r:id="rId201">
-        <w:r>
-          <w:rPr>
-            <w:lang w:val="es_ES" w:bidi="es_ES"/>
-          </w:rPr>
-          <w:rPr>
-            <w:color w:val="0000EE"/>
-            <w:u w:val="single"/>
-          </w:rPr>
-          <w:t>13:15–33</w:t>
-        </w:r>
-      </w:hyperlink>
+      <w:r>
+        <w:rPr>
+          <w:lang w:val="es_ES" w:bidi="es_ES"/>
+        </w:rPr>
+        <w:t>13:15–33</w:t>
+      </w:r>
       <w:r>
         <w:rPr>
           <w:lang w:val="es_ES" w:bidi="es_ES"/>
@@ -16833,36 +15579,24 @@
         </w:rPr>
         <w:t>Los cananeos de la región montañosa ahora temían a Israel y permitieron que veintiún hombres (</w:t>
       </w:r>
-      <w:hyperlink r:id="rId202">
-        <w:r>
-          <w:rPr>
-            <w:lang w:val="es_ES" w:bidi="es_ES"/>
-          </w:rPr>
-          <w:rPr>
-            <w:color w:val="0000EE"/>
-            <w:u w:val="single"/>
-          </w:rPr>
-          <w:t>18:4</w:t>
-        </w:r>
-      </w:hyperlink>
+      <w:r>
+        <w:rPr>
+          <w:lang w:val="es_ES" w:bidi="es_ES"/>
+        </w:rPr>
+        <w:t>18:4</w:t>
+      </w:r>
       <w:r>
         <w:rPr>
           <w:lang w:val="es_ES" w:bidi="es_ES"/>
         </w:rPr>
         <w:t xml:space="preserve">) caminaran por estos territorios y regresaran ilesos. • El registro escrito probablemente era un pergamino, que podría haber sido la fuente original para las descripciones de las asignaciones tribales en los capítulos </w:t>
       </w:r>
-      <w:hyperlink r:id="rId203">
-        <w:r>
-          <w:rPr>
-            <w:lang w:val="es_ES" w:bidi="es_ES"/>
-          </w:rPr>
-          <w:rPr>
-            <w:color w:val="0000EE"/>
-            <w:u w:val="single"/>
-          </w:rPr>
-          <w:t>18–19</w:t>
-        </w:r>
-      </w:hyperlink>
+      <w:r>
+        <w:rPr>
+          <w:lang w:val="es_ES" w:bidi="es_ES"/>
+        </w:rPr>
+        <w:t>18–19</w:t>
+      </w:r>
       <w:r>
         <w:rPr>
           <w:lang w:val="es_ES" w:bidi="es_ES"/>
@@ -17037,18 +15771,12 @@
         </w:rPr>
         <w:t xml:space="preserve">. • "Quiriat": El Quiriat-jearim mencionado en </w:t>
       </w:r>
-      <w:hyperlink r:id="rId204">
-        <w:r>
-          <w:rPr>
-            <w:lang w:val="es_ES" w:bidi="es_ES"/>
-          </w:rPr>
-          <w:rPr>
-            <w:color w:val="0000EE"/>
-            <w:u w:val="single"/>
-          </w:rPr>
-          <w:t>18:14</w:t>
-        </w:r>
-      </w:hyperlink>
+      <w:r>
+        <w:rPr>
+          <w:lang w:val="es_ES" w:bidi="es_ES"/>
+        </w:rPr>
+        <w:t>18:14</w:t>
+      </w:r>
       <w:r>
         <w:rPr>
           <w:lang w:val="es_ES" w:bidi="es_ES"/>
@@ -17116,18 +15844,12 @@
         </w:rPr>
         <w:t>Simeón, el segundo hijo de Jacob y Lea, era mayor que Judá. Sin embargo, perdió tener un papel principal debido a sus acciones violentas contra Siquem (</w:t>
       </w:r>
-      <w:hyperlink r:id="rId205">
-        <w:r>
-          <w:rPr>
-            <w:lang w:val="es_ES" w:bidi="es_ES"/>
-          </w:rPr>
-          <w:rPr>
-            <w:color w:val="0000EE"/>
-            <w:u w:val="single"/>
-          </w:rPr>
-          <w:t>Gn 34:25–26</w:t>
-        </w:r>
-      </w:hyperlink>
+      <w:r>
+        <w:rPr>
+          <w:lang w:val="es_ES" w:bidi="es_ES"/>
+        </w:rPr>
+        <w:t>Gn 34:25–26</w:t>
+      </w:r>
       <w:r>
         <w:rPr>
           <w:lang w:val="es_ES" w:bidi="es_ES"/>
@@ -17182,18 +15904,12 @@
         </w:rPr>
         <w:t xml:space="preserve">Algunas de las ciudades dadas a la tribu de Simeón también formaban parte de la asignación de Judá, ya que su territorio era demasiado grande para ellos (cp. </w:t>
       </w:r>
-      <w:hyperlink r:id="rId206">
-        <w:r>
-          <w:rPr>
-            <w:lang w:val="es_ES" w:bidi="es_ES"/>
-          </w:rPr>
-          <w:rPr>
-            <w:color w:val="0000EE"/>
-            <w:u w:val="single"/>
-          </w:rPr>
-          <w:t>17:14–18</w:t>
-        </w:r>
-      </w:hyperlink>
+      <w:r>
+        <w:rPr>
+          <w:lang w:val="es_ES" w:bidi="es_ES"/>
+        </w:rPr>
+        <w:t>17:14–18</w:t>
+      </w:r>
       <w:r>
         <w:rPr>
           <w:lang w:val="es_ES" w:bidi="es_ES"/>
@@ -17392,18 +16108,12 @@
         </w:rPr>
         <w:t>Gath-hefer fue la ciudad natal del profeta Jonás (</w:t>
       </w:r>
-      <w:hyperlink r:id="rId207">
-        <w:r>
-          <w:rPr>
-            <w:lang w:val="es_ES" w:bidi="es_ES"/>
-          </w:rPr>
-          <w:rPr>
-            <w:color w:val="0000EE"/>
-            <w:u w:val="single"/>
-          </w:rPr>
-          <w:t>2 Re 14:25</w:t>
-        </w:r>
-      </w:hyperlink>
+      <w:r>
+        <w:rPr>
+          <w:lang w:val="es_ES" w:bidi="es_ES"/>
+        </w:rPr>
+        <w:t>2 Re 14:25</w:t>
+      </w:r>
       <w:r>
         <w:rPr>
           <w:lang w:val="es_ES" w:bidi="es_ES"/>
@@ -17506,36 +16216,24 @@
         </w:rPr>
         <w:t>Por el número de pueblos y el tamaño de su territorio, Zabulón era la más pequeña de todas las tribus. Sin embargo, el pueblo del Nuevo Testamento, Nazaret, donde Jesús creció, estaba en el territorio tribal de Zabulón (</w:t>
       </w:r>
-      <w:hyperlink r:id="rId208">
-        <w:r>
-          <w:rPr>
-            <w:lang w:val="es_ES" w:bidi="es_ES"/>
-          </w:rPr>
-          <w:rPr>
-            <w:color w:val="0000EE"/>
-            <w:u w:val="single"/>
-          </w:rPr>
-          <w:t>Mt 2:19–23,</w:t>
-        </w:r>
-      </w:hyperlink>
+      <w:r>
+        <w:rPr>
+          <w:lang w:val="es_ES" w:bidi="es_ES"/>
+        </w:rPr>
+        <w:t>Mt 2:19–23,</w:t>
+      </w:r>
       <w:r>
         <w:rPr>
           <w:lang w:val="es_ES" w:bidi="es_ES"/>
         </w:rPr>
         <w:t xml:space="preserve"> </w:t>
       </w:r>
-      <w:hyperlink r:id="rId209">
-        <w:r>
-          <w:rPr>
-            <w:lang w:val="es_ES" w:bidi="es_ES"/>
-          </w:rPr>
-          <w:rPr>
-            <w:color w:val="0000EE"/>
-            <w:u w:val="single"/>
-          </w:rPr>
-          <w:t>4:13–16</w:t>
-        </w:r>
-      </w:hyperlink>
+      <w:r>
+        <w:rPr>
+          <w:lang w:val="es_ES" w:bidi="es_ES"/>
+        </w:rPr>
+        <w:t>4:13–16</w:t>
+      </w:r>
       <w:r>
         <w:rPr>
           <w:lang w:val="es_ES" w:bidi="es_ES"/>
@@ -17747,18 +16445,12 @@
         </w:rPr>
         <w:t xml:space="preserve">La tribu de Neftalí ocupaba el este de Galilea con vista al mar de Galilea. Como una rama de una ruta comercial internacional desde Egipto hasta Mesopotamia atravesaba el territorio de Neftalí, esta tribu disfrutó de períodos de prosperidad cuando los reyes de Israel eran fuertes. La ciudad de Hasor estaba dentro del territorio de Neftalí, protegiendo una sección de esa ruta. Neftalí se menciona en </w:t>
       </w:r>
-      <w:hyperlink r:id="rId209">
-        <w:r>
-          <w:rPr>
-            <w:lang w:val="es_ES" w:bidi="es_ES"/>
-          </w:rPr>
-          <w:rPr>
-            <w:color w:val="0000EE"/>
-            <w:u w:val="single"/>
-          </w:rPr>
-          <w:t>Mt 4:13–16</w:t>
-        </w:r>
-      </w:hyperlink>
+      <w:r>
+        <w:rPr>
+          <w:lang w:val="es_ES" w:bidi="es_ES"/>
+        </w:rPr>
+        <w:t>Mt 4:13–16</w:t>
+      </w:r>
       <w:r>
         <w:rPr>
           <w:lang w:val="es_ES" w:bidi="es_ES"/>
@@ -17861,36 +16553,24 @@
         </w:rPr>
         <w:t>Unos cincuenta años después de que Israel entrara en Canaán bajo el liderazgo de Josué, los filisteos se trasladaron a la llanura costera del sur y ocuparon las ciudades de Timna y Ecrón (</w:t>
       </w:r>
-      <w:hyperlink r:id="rId210">
-        <w:r>
-          <w:rPr>
-            <w:lang w:val="es_ES" w:bidi="es_ES"/>
-          </w:rPr>
-          <w:rPr>
-            <w:color w:val="0000EE"/>
-            <w:u w:val="single"/>
-          </w:rPr>
-          <w:t>Jc 14:1–2,</w:t>
-        </w:r>
-      </w:hyperlink>
+      <w:r>
+        <w:rPr>
+          <w:lang w:val="es_ES" w:bidi="es_ES"/>
+        </w:rPr>
+        <w:t>Jc 14:1–2,</w:t>
+      </w:r>
       <w:r>
         <w:rPr>
           <w:lang w:val="es_ES" w:bidi="es_ES"/>
         </w:rPr>
         <w:t xml:space="preserve"> </w:t>
       </w:r>
-      <w:hyperlink r:id="rId211">
-        <w:r>
-          <w:rPr>
-            <w:lang w:val="es_ES" w:bidi="es_ES"/>
-          </w:rPr>
-          <w:rPr>
-            <w:color w:val="0000EE"/>
-            <w:u w:val="single"/>
-          </w:rPr>
-          <w:t>1 Sam 5:1–10</w:t>
-        </w:r>
-      </w:hyperlink>
+      <w:r>
+        <w:rPr>
+          <w:lang w:val="es_ES" w:bidi="es_ES"/>
+        </w:rPr>
+        <w:t>1 Sam 5:1–10</w:t>
+      </w:r>
       <w:r>
         <w:rPr>
           <w:lang w:val="es_ES" w:bidi="es_ES"/>
@@ -17945,18 +16625,12 @@
         </w:rPr>
         <w:t xml:space="preserve">La tribu de Dan tuvo dificultades para tomar posesión de su tierra debido a los filisteos, por lo que un grupo de danitas más tarde se trasladó hacia el norte, a Lais (ver </w:t>
       </w:r>
-      <w:hyperlink r:id="rId212">
-        <w:r>
-          <w:rPr>
-            <w:lang w:val="es_ES" w:bidi="es_ES"/>
-          </w:rPr>
-          <w:rPr>
-            <w:color w:val="0000EE"/>
-            <w:u w:val="single"/>
-          </w:rPr>
-          <w:t>Jc 18</w:t>
-        </w:r>
-      </w:hyperlink>
+      <w:r>
+        <w:rPr>
+          <w:lang w:val="es_ES" w:bidi="es_ES"/>
+        </w:rPr>
+        <w:t>Jc 18</w:t>
+      </w:r>
       <w:r>
         <w:rPr>
           <w:lang w:val="es_ES" w:bidi="es_ES"/>
@@ -18119,18 +16793,12 @@
         </w:rPr>
         <w:t xml:space="preserve">Estos versículos contienen una revisión de la ley referente a las ciudades de refugio (ver también </w:t>
       </w:r>
-      <w:hyperlink r:id="rId213">
-        <w:r>
-          <w:rPr>
-            <w:lang w:val="es_ES" w:bidi="es_ES"/>
-          </w:rPr>
-          <w:rPr>
-            <w:color w:val="0000EE"/>
-            <w:u w:val="single"/>
-          </w:rPr>
-          <w:t>Nm 35:6–34</w:t>
-        </w:r>
-      </w:hyperlink>
+      <w:r>
+        <w:rPr>
+          <w:lang w:val="es_ES" w:bidi="es_ES"/>
+        </w:rPr>
+        <w:t>Nm 35:6–34</w:t>
+      </w:r>
       <w:r>
         <w:rPr>
           <w:lang w:val="es_ES" w:bidi="es_ES"/>
@@ -18342,72 +17010,48 @@
         </w:rPr>
         <w:t xml:space="preserve">El trato hacia los extranjeros en Israel representó un gran avance en las relaciones humanas. A los residentes extranjeros se les debía otorgar toda la justicia ofrecida a los israelitas nativos (ver </w:t>
       </w:r>
-      <w:hyperlink r:id="rId214">
-        <w:r>
-          <w:rPr>
-            <w:lang w:val="es_ES" w:bidi="es_ES"/>
-          </w:rPr>
-          <w:rPr>
-            <w:color w:val="0000EE"/>
-            <w:u w:val="single"/>
-          </w:rPr>
-          <w:t>Ex 22:21,</w:t>
-        </w:r>
-      </w:hyperlink>
+      <w:r>
+        <w:rPr>
+          <w:lang w:val="es_ES" w:bidi="es_ES"/>
+        </w:rPr>
+        <w:t>Ex 22:21,</w:t>
+      </w:r>
       <w:r>
         <w:rPr>
           <w:lang w:val="es_ES" w:bidi="es_ES"/>
         </w:rPr>
         <w:t xml:space="preserve"> </w:t>
       </w:r>
-      <w:hyperlink r:id="rId215">
-        <w:r>
-          <w:rPr>
-            <w:lang w:val="es_ES" w:bidi="es_ES"/>
-          </w:rPr>
-          <w:rPr>
-            <w:color w:val="0000EE"/>
-            <w:u w:val="single"/>
-          </w:rPr>
-          <w:t>Lv 19:33–34,</w:t>
-        </w:r>
-      </w:hyperlink>
+      <w:r>
+        <w:rPr>
+          <w:lang w:val="es_ES" w:bidi="es_ES"/>
+        </w:rPr>
+        <w:t>Lv 19:33–34,</w:t>
+      </w:r>
       <w:r>
         <w:rPr>
           <w:lang w:val="es_ES" w:bidi="es_ES"/>
         </w:rPr>
         <w:t xml:space="preserve"> </w:t>
       </w:r>
-      <w:hyperlink r:id="rId216">
-        <w:r>
-          <w:rPr>
-            <w:lang w:val="es_ES" w:bidi="es_ES"/>
-          </w:rPr>
-          <w:rPr>
-            <w:color w:val="0000EE"/>
-            <w:u w:val="single"/>
-          </w:rPr>
-          <w:t>24:22</w:t>
-        </w:r>
-      </w:hyperlink>
+      <w:r>
+        <w:rPr>
+          <w:lang w:val="es_ES" w:bidi="es_ES"/>
+        </w:rPr>
+        <w:t>24:22</w:t>
+      </w:r>
       <w:r>
         <w:rPr>
           <w:lang w:val="es_ES" w:bidi="es_ES"/>
         </w:rPr>
         <w:t xml:space="preserve">, </w:t>
       </w:r>
-      <w:hyperlink r:id="rId217">
-        <w:r>
-          <w:rPr>
-            <w:lang w:val="es_ES" w:bidi="es_ES"/>
-          </w:rPr>
-          <w:rPr>
-            <w:color w:val="0000EE"/>
-            <w:u w:val="single"/>
-          </w:rPr>
-          <w:t>Nm 15:15–16</w:t>
-        </w:r>
-      </w:hyperlink>
+      <w:r>
+        <w:rPr>
+          <w:lang w:val="es_ES" w:bidi="es_ES"/>
+        </w:rPr>
+        <w:t>Nm 15:15–16</w:t>
+      </w:r>
       <w:r>
         <w:rPr>
           <w:lang w:val="es_ES" w:bidi="es_ES"/>
@@ -18522,18 +17166,12 @@
         </w:rPr>
         <w:t xml:space="preserve">"El Señor ordenó a Moisés": Ver </w:t>
       </w:r>
-      <w:hyperlink r:id="rId218">
-        <w:r>
-          <w:rPr>
-            <w:lang w:val="es_ES" w:bidi="es_ES"/>
-          </w:rPr>
-          <w:rPr>
-            <w:color w:val="0000EE"/>
-            <w:u w:val="single"/>
-          </w:rPr>
-          <w:t>Nm 35:1–7</w:t>
-        </w:r>
-      </w:hyperlink>
+      <w:r>
+        <w:rPr>
+          <w:lang w:val="es_ES" w:bidi="es_ES"/>
+        </w:rPr>
+        <w:t>Nm 35:1–7</w:t>
+      </w:r>
       <w:r>
         <w:rPr>
           <w:lang w:val="es_ES" w:bidi="es_ES"/>
@@ -18792,36 +17430,24 @@
         </w:rPr>
         <w:t>Las tierras de pastoreo eran terrenos que rodeaban las ciudades. La repetición de esta palabra a lo largo de la lista (</w:t>
       </w:r>
-      <w:hyperlink r:id="rId219">
-        <w:r>
-          <w:rPr>
-            <w:lang w:val="es_ES" w:bidi="es_ES"/>
-          </w:rPr>
-          <w:rPr>
-            <w:color w:val="0000EE"/>
-            <w:u w:val="single"/>
-          </w:rPr>
-          <w:t>21:8–42</w:t>
-        </w:r>
-      </w:hyperlink>
+      <w:r>
+        <w:rPr>
+          <w:lang w:val="es_ES" w:bidi="es_ES"/>
+        </w:rPr>
+        <w:t>21:8–42</w:t>
+      </w:r>
       <w:r>
         <w:rPr>
           <w:lang w:val="es_ES" w:bidi="es_ES"/>
         </w:rPr>
         <w:t>) le dio al reparto el carácter de un registro legal, garantizando a los levitas acceso a las tierras que rodeaban inmediatamente cada una de las ciudades levíticas (</w:t>
       </w:r>
-      <w:hyperlink r:id="rId220">
-        <w:r>
-          <w:rPr>
-            <w:lang w:val="es_ES" w:bidi="es_ES"/>
-          </w:rPr>
-          <w:rPr>
-            <w:color w:val="0000EE"/>
-            <w:u w:val="single"/>
-          </w:rPr>
-          <w:t>Nm 35:4–5</w:t>
-        </w:r>
-      </w:hyperlink>
+      <w:r>
+        <w:rPr>
+          <w:lang w:val="es_ES" w:bidi="es_ES"/>
+        </w:rPr>
+        <w:t>Nm 35:4–5</w:t>
+      </w:r>
       <w:r>
         <w:rPr>
           <w:lang w:val="es_ES" w:bidi="es_ES"/>
@@ -18876,18 +17502,12 @@
         </w:rPr>
         <w:t>Los descendientes de Aarón recibieron trece ciudades, el resto del clan de Coat recibió diez, los descendientes de Gersón recibieron también trece, y el clan de Merari recibió doce. En total, había cuarenta y ocho ciudades levíticas. Cada tribu tenía cuatro de estas, excepto Judá, que tenía ocho; Simeón, que tenía una; y Neftalí, que tenía tres. Seis de las ciudades levíticas también eran ciudades de refugio (</w:t>
       </w:r>
-      <w:hyperlink r:id="rId221">
-        <w:r>
-          <w:rPr>
-            <w:lang w:val="es_ES" w:bidi="es_ES"/>
-          </w:rPr>
-          <w:rPr>
-            <w:color w:val="0000EE"/>
-            <w:u w:val="single"/>
-          </w:rPr>
-          <w:t>20:7–8</w:t>
-        </w:r>
-      </w:hyperlink>
+      <w:r>
+        <w:rPr>
+          <w:lang w:val="es_ES" w:bidi="es_ES"/>
+        </w:rPr>
+        <w:t>20:7–8</w:t>
+      </w:r>
       <w:r>
         <w:rPr>
           <w:lang w:val="es_ES" w:bidi="es_ES"/>
@@ -19086,36 +17706,24 @@
         </w:rPr>
         <w:t xml:space="preserve">Josué elogió a las tribus del este por su obediencia fiel y por cumplir su promesa de ayudar al resto de Israel a habitar en Canaán (ver </w:t>
       </w:r>
-      <w:hyperlink r:id="rId155">
-        <w:r>
-          <w:rPr>
-            <w:lang w:val="es_ES" w:bidi="es_ES"/>
-          </w:rPr>
-          <w:rPr>
-            <w:color w:val="0000EE"/>
-            <w:u w:val="single"/>
-          </w:rPr>
-          <w:t>1:12–18,</w:t>
-        </w:r>
-      </w:hyperlink>
+      <w:r>
+        <w:rPr>
+          <w:lang w:val="es_ES" w:bidi="es_ES"/>
+        </w:rPr>
+        <w:t>1:12–18,</w:t>
+      </w:r>
       <w:r>
         <w:rPr>
           <w:lang w:val="es_ES" w:bidi="es_ES"/>
         </w:rPr>
         <w:t xml:space="preserve"> </w:t>
       </w:r>
-      <w:hyperlink r:id="rId222">
-        <w:r>
-          <w:rPr>
-            <w:lang w:val="es_ES" w:bidi="es_ES"/>
-          </w:rPr>
-          <w:rPr>
-            <w:color w:val="0000EE"/>
-            <w:u w:val="single"/>
-          </w:rPr>
-          <w:t>Nm 32:1–32</w:t>
-        </w:r>
-      </w:hyperlink>
+      <w:r>
+        <w:rPr>
+          <w:lang w:val="es_ES" w:bidi="es_ES"/>
+        </w:rPr>
+        <w:t>Nm 32:1–32</w:t>
+      </w:r>
       <w:r>
         <w:rPr>
           <w:lang w:val="es_ES" w:bidi="es_ES"/>
@@ -19170,18 +17778,12 @@
         </w:rPr>
         <w:t>Las palabras de Josué evocan las palabras de Dios a Josué al inicio de la conquista (</w:t>
       </w:r>
-      <w:hyperlink r:id="rId67">
-        <w:r>
-          <w:rPr>
-            <w:lang w:val="es_ES" w:bidi="es_ES"/>
-          </w:rPr>
-          <w:rPr>
-            <w:color w:val="0000EE"/>
-            <w:u w:val="single"/>
-          </w:rPr>
-          <w:t>1:1–9</w:t>
-        </w:r>
-      </w:hyperlink>
+      <w:r>
+        <w:rPr>
+          <w:lang w:val="es_ES" w:bidi="es_ES"/>
+        </w:rPr>
+        <w:t>1:1–9</w:t>
+      </w:r>
       <w:r>
         <w:rPr>
           <w:lang w:val="es_ES" w:bidi="es_ES"/>
@@ -19242,18 +17844,12 @@
         </w:rPr>
         <w:t xml:space="preserve">: Ver </w:t>
       </w:r>
-      <w:hyperlink r:id="rId223">
-        <w:r>
-          <w:rPr>
-            <w:lang w:val="es_ES" w:bidi="es_ES"/>
-          </w:rPr>
-          <w:rPr>
-            <w:color w:val="0000EE"/>
-            <w:u w:val="single"/>
-          </w:rPr>
-          <w:t>Dt 6:5</w:t>
-        </w:r>
-      </w:hyperlink>
+      <w:r>
+        <w:rPr>
+          <w:lang w:val="es_ES" w:bidi="es_ES"/>
+        </w:rPr>
+        <w:t>Dt 6:5</w:t>
+      </w:r>
       <w:r>
         <w:rPr>
           <w:lang w:val="es_ES" w:bidi="es_ES"/>
@@ -19573,36 +18169,24 @@
         </w:rPr>
         <w:t xml:space="preserve">Las tribus occidentales estaban listas para ir a la guerra porque consideraban el altar como una violación de </w:t>
       </w:r>
-      <w:hyperlink r:id="rId224">
-        <w:r>
-          <w:rPr>
-            <w:lang w:val="es_ES" w:bidi="es_ES"/>
-          </w:rPr>
-          <w:rPr>
-            <w:color w:val="0000EE"/>
-            <w:u w:val="single"/>
-          </w:rPr>
-          <w:t>Lv 17:8–9</w:t>
-        </w:r>
-      </w:hyperlink>
+      <w:r>
+        <w:rPr>
+          <w:lang w:val="es_ES" w:bidi="es_ES"/>
+        </w:rPr>
+        <w:t>Lv 17:8–9</w:t>
+      </w:r>
       <w:r>
         <w:rPr>
           <w:lang w:val="es_ES" w:bidi="es_ES"/>
         </w:rPr>
         <w:t xml:space="preserve"> y </w:t>
       </w:r>
-      <w:hyperlink r:id="rId225">
-        <w:r>
-          <w:rPr>
-            <w:lang w:val="es_ES" w:bidi="es_ES"/>
-          </w:rPr>
-          <w:rPr>
-            <w:color w:val="0000EE"/>
-            <w:u w:val="single"/>
-          </w:rPr>
-          <w:t>Dt 13:12–15</w:t>
-        </w:r>
-      </w:hyperlink>
+      <w:r>
+        <w:rPr>
+          <w:lang w:val="es_ES" w:bidi="es_ES"/>
+        </w:rPr>
+        <w:t>Dt 13:12–15</w:t>
+      </w:r>
       <w:r>
         <w:rPr>
           <w:lang w:val="es_ES" w:bidi="es_ES"/>
@@ -19657,18 +18241,12 @@
         </w:rPr>
         <w:t xml:space="preserve">"cabeza de familia": Ver </w:t>
       </w:r>
-      <w:hyperlink r:id="rId226">
-        <w:r>
-          <w:rPr>
-            <w:lang w:val="es_ES" w:bidi="es_ES"/>
-          </w:rPr>
-          <w:rPr>
-            <w:color w:val="0000EE"/>
-            <w:u w:val="single"/>
-          </w:rPr>
-          <w:t>Dt 13:14</w:t>
-        </w:r>
-      </w:hyperlink>
+      <w:r>
+        <w:rPr>
+          <w:lang w:val="es_ES" w:bidi="es_ES"/>
+        </w:rPr>
+        <w:t>Dt 13:14</w:t>
+      </w:r>
       <w:r>
         <w:rPr>
           <w:lang w:val="es_ES" w:bidi="es_ES"/>
@@ -19771,36 +18349,24 @@
         </w:rPr>
         <w:t>Las declaraciones y preguntas directas y contundentes de la delegación aseguraron que la ira de Dios no caería sobre la nación debido a una rebelión como la de Acán (</w:t>
       </w:r>
-      <w:hyperlink r:id="rId227">
-        <w:r>
-          <w:rPr>
-            <w:lang w:val="es_ES" w:bidi="es_ES"/>
-          </w:rPr>
-          <w:rPr>
-            <w:color w:val="0000EE"/>
-            <w:u w:val="single"/>
-          </w:rPr>
-          <w:t>7:1–15</w:t>
-        </w:r>
-      </w:hyperlink>
+      <w:r>
+        <w:rPr>
+          <w:lang w:val="es_ES" w:bidi="es_ES"/>
+        </w:rPr>
+        <w:t>7:1–15</w:t>
+      </w:r>
       <w:r>
         <w:rPr>
           <w:lang w:val="es_ES" w:bidi="es_ES"/>
         </w:rPr>
         <w:t>) o el episodio en Peor (</w:t>
       </w:r>
-      <w:hyperlink r:id="rId228">
-        <w:r>
-          <w:rPr>
-            <w:lang w:val="es_ES" w:bidi="es_ES"/>
-          </w:rPr>
-          <w:rPr>
-            <w:color w:val="0000EE"/>
-            <w:u w:val="single"/>
-          </w:rPr>
-          <w:t>Nm 25</w:t>
-        </w:r>
-      </w:hyperlink>
+      <w:r>
+        <w:rPr>
+          <w:lang w:val="es_ES" w:bidi="es_ES"/>
+        </w:rPr>
+        <w:t>Nm 25</w:t>
+      </w:r>
       <w:r>
         <w:rPr>
           <w:lang w:val="es_ES" w:bidi="es_ES"/>
@@ -19867,36 +18433,24 @@
         </w:rPr>
         <w:t xml:space="preserve">: La fórmula que usa “así dice” era una introducción típica al informe de un mensajero (por ejemplo, </w:t>
       </w:r>
-      <w:hyperlink r:id="rId229">
-        <w:r>
-          <w:rPr>
-            <w:lang w:val="es_ES" w:bidi="es_ES"/>
-          </w:rPr>
-          <w:rPr>
-            <w:color w:val="0000EE"/>
-            <w:u w:val="single"/>
-          </w:rPr>
-          <w:t>Esd 1:2,</w:t>
-        </w:r>
-      </w:hyperlink>
+      <w:r>
+        <w:rPr>
+          <w:lang w:val="es_ES" w:bidi="es_ES"/>
+        </w:rPr>
+        <w:t>Esd 1:2,</w:t>
+      </w:r>
       <w:r>
         <w:rPr>
           <w:lang w:val="es_ES" w:bidi="es_ES"/>
         </w:rPr>
         <w:t xml:space="preserve"> </w:t>
       </w:r>
-      <w:hyperlink r:id="rId230">
-        <w:r>
-          <w:rPr>
-            <w:lang w:val="es_ES" w:bidi="es_ES"/>
-          </w:rPr>
-          <w:rPr>
-            <w:color w:val="0000EE"/>
-            <w:u w:val="single"/>
-          </w:rPr>
-          <w:t>Is 28:16</w:t>
-        </w:r>
-      </w:hyperlink>
+      <w:r>
+        <w:rPr>
+          <w:lang w:val="es_ES" w:bidi="es_ES"/>
+        </w:rPr>
+        <w:t>Is 28:16</w:t>
+      </w:r>
       <w:r>
         <w:rPr>
           <w:lang w:val="es_ES" w:bidi="es_ES"/>
@@ -19951,18 +18505,12 @@
         </w:rPr>
         <w:t>El pecado en Baal-peor fue la rebelión idólatra de Israel en Moab, justo cuando estaban por entrar en la Tierra Prometida (</w:t>
       </w:r>
-      <w:hyperlink r:id="rId228">
-        <w:r>
-          <w:rPr>
-            <w:lang w:val="es_ES" w:bidi="es_ES"/>
-          </w:rPr>
-          <w:rPr>
-            <w:color w:val="0000EE"/>
-            <w:u w:val="single"/>
-          </w:rPr>
-          <w:t>Nm 25</w:t>
-        </w:r>
-      </w:hyperlink>
+      <w:r>
+        <w:rPr>
+          <w:lang w:val="es_ES" w:bidi="es_ES"/>
+        </w:rPr>
+        <w:t>Nm 25</w:t>
+      </w:r>
       <w:r>
         <w:rPr>
           <w:lang w:val="es_ES" w:bidi="es_ES"/>
@@ -20065,18 +18613,12 @@
         </w:rPr>
         <w:t xml:space="preserve">"Acán": Ver cp </w:t>
       </w:r>
-      <w:hyperlink r:id="rId77">
-        <w:r>
-          <w:rPr>
-            <w:lang w:val="es_ES" w:bidi="es_ES"/>
-          </w:rPr>
-          <w:rPr>
-            <w:color w:val="0000EE"/>
-            <w:u w:val="single"/>
-          </w:rPr>
-          <w:t>7</w:t>
-        </w:r>
-      </w:hyperlink>
+      <w:r>
+        <w:rPr>
+          <w:lang w:val="es_ES" w:bidi="es_ES"/>
+        </w:rPr>
+        <w:t>7</w:t>
+      </w:r>
       <w:r>
         <w:rPr>
           <w:lang w:val="es_ES" w:bidi="es_ES"/>
@@ -20227,18 +18769,12 @@
         </w:rPr>
         <w:t>Las tribus orientales juraron en el nombre del Señor que no eran culpables. • Las instrucciones para los sacrificios prescribían ofrendas quemadas, ofrendas de grano o de paz (</w:t>
       </w:r>
-      <w:hyperlink r:id="rId231">
-        <w:r>
-          <w:rPr>
-            <w:lang w:val="es_ES" w:bidi="es_ES"/>
-          </w:rPr>
-          <w:rPr>
-            <w:color w:val="0000EE"/>
-            <w:u w:val="single"/>
-          </w:rPr>
-          <w:t>Lv 1–3</w:t>
-        </w:r>
-      </w:hyperlink>
+      <w:r>
+        <w:rPr>
+          <w:lang w:val="es_ES" w:bidi="es_ES"/>
+        </w:rPr>
+        <w:t>Lv 1–3</w:t>
+      </w:r>
       <w:r>
         <w:rPr>
           <w:lang w:val="es_ES" w:bidi="es_ES"/>
@@ -20449,18 +18985,12 @@
         </w:rPr>
         <w:t>: En su respuesta a las tribus del este, Fineas utilizó un lenguaje muy similar a las palabras que Dios había pronunciado cuando apartó la ira de Dios de Israel en Peor (</w:t>
       </w:r>
-      <w:hyperlink r:id="rId232">
-        <w:r>
-          <w:rPr>
-            <w:lang w:val="es_ES" w:bidi="es_ES"/>
-          </w:rPr>
-          <w:rPr>
-            <w:color w:val="0000EE"/>
-            <w:u w:val="single"/>
-          </w:rPr>
-          <w:t>Nm 25:11</w:t>
-        </w:r>
-      </w:hyperlink>
+      <w:r>
+        <w:rPr>
+          <w:lang w:val="es_ES" w:bidi="es_ES"/>
+        </w:rPr>
+        <w:t>Nm 25:11</w:t>
+      </w:r>
       <w:r>
         <w:rPr>
           <w:lang w:val="es_ES" w:bidi="es_ES"/>
@@ -20659,18 +19189,12 @@
         </w:rPr>
         <w:t>Los líderes de Israel habían experimentado lo que Dios había hecho por ellos y contra sus enemigos. Durante las vidas de estos líderes que sobrevivieron a Josué, Israel continuó siendo fiel a Dios (</w:t>
       </w:r>
-      <w:hyperlink r:id="rId233">
-        <w:r>
-          <w:rPr>
-            <w:lang w:val="es_ES" w:bidi="es_ES"/>
-          </w:rPr>
-          <w:rPr>
-            <w:color w:val="0000EE"/>
-            <w:u w:val="single"/>
-          </w:rPr>
-          <w:t>Jc 2:7</w:t>
-        </w:r>
-      </w:hyperlink>
+      <w:r>
+        <w:rPr>
+          <w:lang w:val="es_ES" w:bidi="es_ES"/>
+        </w:rPr>
+        <w:t>Jc 2:7</w:t>
+      </w:r>
       <w:r>
         <w:rPr>
           <w:lang w:val="es_ES" w:bidi="es_ES"/>
@@ -20725,72 +19249,48 @@
         </w:rPr>
         <w:t xml:space="preserve">Parte de la tierra que Josué había asignado a las diversas tribus seguía sin ser conquistada. La ocupación gradual de la tierra por parte de Israel tenía una razón ecológica (ver </w:t>
       </w:r>
-      <w:hyperlink r:id="rId234">
-        <w:r>
-          <w:rPr>
-            <w:lang w:val="es_ES" w:bidi="es_ES"/>
-          </w:rPr>
-          <w:rPr>
-            <w:color w:val="0000EE"/>
-            <w:u w:val="single"/>
-          </w:rPr>
-          <w:t>Ex 23:29–30</w:t>
-        </w:r>
-      </w:hyperlink>
+      <w:r>
+        <w:rPr>
+          <w:lang w:val="es_ES" w:bidi="es_ES"/>
+        </w:rPr>
+        <w:t>Ex 23:29–30</w:t>
+      </w:r>
       <w:r>
         <w:rPr>
           <w:lang w:val="es_ES" w:bidi="es_ES"/>
         </w:rPr>
         <w:t xml:space="preserve">), una razón militar (ver </w:t>
       </w:r>
-      <w:hyperlink r:id="rId235">
-        <w:r>
-          <w:rPr>
-            <w:lang w:val="es_ES" w:bidi="es_ES"/>
-          </w:rPr>
-          <w:rPr>
-            <w:color w:val="0000EE"/>
-            <w:u w:val="single"/>
-          </w:rPr>
-          <w:t>Jc 1:19</w:t>
-        </w:r>
-      </w:hyperlink>
+      <w:r>
+        <w:rPr>
+          <w:lang w:val="es_ES" w:bidi="es_ES"/>
+        </w:rPr>
+        <w:t>Jc 1:19</w:t>
+      </w:r>
       <w:r>
         <w:rPr>
           <w:lang w:val="es_ES" w:bidi="es_ES"/>
         </w:rPr>
         <w:t xml:space="preserve">) y una razón teológica (ver </w:t>
       </w:r>
-      <w:hyperlink r:id="rId236">
-        <w:r>
-          <w:rPr>
-            <w:lang w:val="es_ES" w:bidi="es_ES"/>
-          </w:rPr>
-          <w:rPr>
-            <w:color w:val="0000EE"/>
-            <w:u w:val="single"/>
-          </w:rPr>
-          <w:t>Jc 2:20–3:4</w:t>
-        </w:r>
-      </w:hyperlink>
+      <w:r>
+        <w:rPr>
+          <w:lang w:val="es_ES" w:bidi="es_ES"/>
+        </w:rPr>
+        <w:t>Jc 2:20–3:4</w:t>
+      </w:r>
       <w:r>
         <w:rPr>
           <w:lang w:val="es_ES" w:bidi="es_ES"/>
         </w:rPr>
         <w:t>). La posterior infidelidad de Israel retrasó el proceso de asentamiento durante varios siglos; en lugar de expulsar a los cananeos restantes, Israel los absorbió, lo que trajo al pueblo de Dios aún mayores tentaciones de infidelidad. Josué sabía que esto era un peligro real (</w:t>
       </w:r>
-      <w:hyperlink r:id="rId237">
-        <w:r>
-          <w:rPr>
-            <w:lang w:val="es_ES" w:bidi="es_ES"/>
-          </w:rPr>
-          <w:rPr>
-            <w:color w:val="0000EE"/>
-            <w:u w:val="single"/>
-          </w:rPr>
-          <w:t>Jos 23:15–16</w:t>
-        </w:r>
-      </w:hyperlink>
+      <w:r>
+        <w:rPr>
+          <w:lang w:val="es_ES" w:bidi="es_ES"/>
+        </w:rPr>
+        <w:t>Jos 23:15–16</w:t>
+      </w:r>
       <w:r>
         <w:rPr>
           <w:lang w:val="es_ES" w:bidi="es_ES"/>
@@ -20941,36 +19441,24 @@
         </w:rPr>
         <w:t>Aferrarse firmemente o apasionadamente a Dios haría que la tentación de desviarse hacia otros dioses fuera impotente. Este mismo verbo describía a un hombre aferrándose a su esposa (</w:t>
       </w:r>
-      <w:hyperlink r:id="rId238">
-        <w:r>
-          <w:rPr>
-            <w:lang w:val="es_ES" w:bidi="es_ES"/>
-          </w:rPr>
-          <w:rPr>
-            <w:color w:val="0000EE"/>
-            <w:u w:val="single"/>
-          </w:rPr>
-          <w:t>Gn 2:24</w:t>
-        </w:r>
-      </w:hyperlink>
+      <w:r>
+        <w:rPr>
+          <w:lang w:val="es_ES" w:bidi="es_ES"/>
+        </w:rPr>
+        <w:t>Gn 2:24</w:t>
+      </w:r>
       <w:r>
         <w:rPr>
           <w:lang w:val="es_ES" w:bidi="es_ES"/>
         </w:rPr>
         <w:t>) y a Rut aferrándose a Noemí (</w:t>
       </w:r>
-      <w:hyperlink r:id="rId239">
-        <w:r>
-          <w:rPr>
-            <w:lang w:val="es_ES" w:bidi="es_ES"/>
-          </w:rPr>
-          <w:rPr>
-            <w:color w:val="0000EE"/>
-            <w:u w:val="single"/>
-          </w:rPr>
-          <w:t>Rut 1:14</w:t>
-        </w:r>
-      </w:hyperlink>
+      <w:r>
+        <w:rPr>
+          <w:lang w:val="es_ES" w:bidi="es_ES"/>
+        </w:rPr>
+        <w:t>Rut 1:14</w:t>
+      </w:r>
       <w:r>
         <w:rPr>
           <w:lang w:val="es_ES" w:bidi="es_ES"/>
@@ -21025,36 +19513,24 @@
         </w:rPr>
         <w:t>Ejemplos de grandes y poderosas naciones incluyen a los Anaceos (</w:t>
       </w:r>
-      <w:hyperlink r:id="rId240">
-        <w:r>
-          <w:rPr>
-            <w:lang w:val="es_ES" w:bidi="es_ES"/>
-          </w:rPr>
-          <w:rPr>
-            <w:color w:val="0000EE"/>
-            <w:u w:val="single"/>
-          </w:rPr>
-          <w:t>11:21–22</w:t>
-        </w:r>
-      </w:hyperlink>
+      <w:r>
+        <w:rPr>
+          <w:lang w:val="es_ES" w:bidi="es_ES"/>
+        </w:rPr>
+        <w:t>11:21–22</w:t>
+      </w:r>
       <w:r>
         <w:rPr>
           <w:lang w:val="es_ES" w:bidi="es_ES"/>
         </w:rPr>
         <w:t>) y la ciudad de Hasor (</w:t>
       </w:r>
-      <w:hyperlink r:id="rId99">
-        <w:r>
-          <w:rPr>
-            <w:lang w:val="es_ES" w:bidi="es_ES"/>
-          </w:rPr>
-          <w:rPr>
-            <w:color w:val="0000EE"/>
-            <w:u w:val="single"/>
-          </w:rPr>
-          <w:t>11:10</w:t>
-        </w:r>
-      </w:hyperlink>
+      <w:r>
+        <w:rPr>
+          <w:lang w:val="es_ES" w:bidi="es_ES"/>
+        </w:rPr>
+        <w:t>11:10</w:t>
+      </w:r>
       <w:r>
         <w:rPr>
           <w:lang w:val="es_ES" w:bidi="es_ES"/>
@@ -21109,18 +19585,12 @@
         </w:rPr>
         <w:t xml:space="preserve">"vuestro Dios pelea por vosotros": Así como Dios había luchado por los israelitas en el pasado (por ejemplo, </w:t>
       </w:r>
-      <w:hyperlink r:id="rId241">
-        <w:r>
-          <w:rPr>
-            <w:lang w:val="es_ES" w:bidi="es_ES"/>
-          </w:rPr>
-          <w:rPr>
-            <w:color w:val="0000EE"/>
-            <w:u w:val="single"/>
-          </w:rPr>
-          <w:t>10:11–14</w:t>
-        </w:r>
-      </w:hyperlink>
+      <w:r>
+        <w:rPr>
+          <w:lang w:val="es_ES" w:bidi="es_ES"/>
+        </w:rPr>
+        <w:t>10:11–14</w:t>
+      </w:r>
       <w:r>
         <w:rPr>
           <w:lang w:val="es_ES" w:bidi="es_ES"/>
@@ -21223,72 +19693,48 @@
         </w:rPr>
         <w:t>Josué advirtió al pueblo de Dios que no hubiera casamientos con sus vecinos politeístas, ya que una relación tan íntima podría desviar a los israelitas (</w:t>
       </w:r>
-      <w:hyperlink r:id="rId242">
-        <w:r>
-          <w:rPr>
-            <w:lang w:val="es_ES" w:bidi="es_ES"/>
-          </w:rPr>
-          <w:rPr>
-            <w:color w:val="0000EE"/>
-            <w:u w:val="single"/>
-          </w:rPr>
-          <w:t>Dt 7:3–4</w:t>
-        </w:r>
-      </w:hyperlink>
+      <w:r>
+        <w:rPr>
+          <w:lang w:val="es_ES" w:bidi="es_ES"/>
+        </w:rPr>
+        <w:t>Dt 7:3–4</w:t>
+      </w:r>
       <w:r>
         <w:rPr>
           <w:lang w:val="es_ES" w:bidi="es_ES"/>
         </w:rPr>
         <w:t>). Sin embargo, los cananeos que deseaban adorar al Señor y unirse al pueblo de Dios eran bienvenidos (</w:t>
       </w:r>
-      <w:hyperlink r:id="rId243">
-        <w:r>
-          <w:rPr>
-            <w:lang w:val="es_ES" w:bidi="es_ES"/>
-          </w:rPr>
-          <w:rPr>
-            <w:color w:val="0000EE"/>
-            <w:u w:val="single"/>
-          </w:rPr>
-          <w:t>Jos 6:25</w:t>
-        </w:r>
-      </w:hyperlink>
+      <w:r>
+        <w:rPr>
+          <w:lang w:val="es_ES" w:bidi="es_ES"/>
+        </w:rPr>
+        <w:t>Jos 6:25</w:t>
+      </w:r>
       <w:r>
         <w:rPr>
           <w:lang w:val="es_ES" w:bidi="es_ES"/>
         </w:rPr>
         <w:t xml:space="preserve">, </w:t>
       </w:r>
-      <w:hyperlink r:id="rId244">
-        <w:r>
-          <w:rPr>
-            <w:lang w:val="es_ES" w:bidi="es_ES"/>
-          </w:rPr>
-          <w:rPr>
-            <w:color w:val="0000EE"/>
-            <w:u w:val="single"/>
-          </w:rPr>
-          <w:t>Rut 4:10</w:t>
-        </w:r>
-      </w:hyperlink>
+      <w:r>
+        <w:rPr>
+          <w:lang w:val="es_ES" w:bidi="es_ES"/>
+        </w:rPr>
+        <w:t>Rut 4:10</w:t>
+      </w:r>
       <w:r>
         <w:rPr>
           <w:lang w:val="es_ES" w:bidi="es_ES"/>
         </w:rPr>
         <w:t xml:space="preserve">). La raza, el idioma y la etnicidad no influían en la prohibición de Dios sobre el matrimonio mixto; era una cuestión de fidelidad al Señor (cp. </w:t>
       </w:r>
-      <w:hyperlink r:id="rId245">
-        <w:r>
-          <w:rPr>
-            <w:lang w:val="es_ES" w:bidi="es_ES"/>
-          </w:rPr>
-          <w:rPr>
-            <w:color w:val="0000EE"/>
-            <w:u w:val="single"/>
-          </w:rPr>
-          <w:t>2 Co 6:14–15</w:t>
-        </w:r>
-      </w:hyperlink>
+      <w:r>
+        <w:rPr>
+          <w:lang w:val="es_ES" w:bidi="es_ES"/>
+        </w:rPr>
+        <w:t>2 Co 6:14–15</w:t>
+      </w:r>
       <w:r>
         <w:rPr>
           <w:lang w:val="es_ES" w:bidi="es_ES"/>
@@ -21451,18 +19897,12 @@
         </w:rPr>
         <w:t>Dios había bendecido a los israelitas y, sin duda, también los juzgaría si se apartaban de Él. La advertencia de Josué contra la apostasía fue profética; Israel se apartó, y Dios no expulsó a los cananeos restantes (</w:t>
       </w:r>
-      <w:hyperlink r:id="rId246">
-        <w:r>
-          <w:rPr>
-            <w:lang w:val="es_ES" w:bidi="es_ES"/>
-          </w:rPr>
-          <w:rPr>
-            <w:color w:val="0000EE"/>
-            <w:u w:val="single"/>
-          </w:rPr>
-          <w:t>Jc 2:20–23</w:t>
-        </w:r>
-      </w:hyperlink>
+      <w:r>
+        <w:rPr>
+          <w:lang w:val="es_ES" w:bidi="es_ES"/>
+        </w:rPr>
+        <w:t>Jc 2:20–23</w:t>
+      </w:r>
       <w:r>
         <w:rPr>
           <w:lang w:val="es_ES" w:bidi="es_ES"/>
@@ -21517,18 +19957,12 @@
         </w:rPr>
         <w:t xml:space="preserve">Siquem fue el lugar de la primera afirmación del pacto poco después de que Israel entrara en la tierra de Canaán (ver </w:t>
       </w:r>
-      <w:hyperlink r:id="rId247">
-        <w:r>
-          <w:rPr>
-            <w:lang w:val="es_ES" w:bidi="es_ES"/>
-          </w:rPr>
-          <w:rPr>
-            <w:color w:val="0000EE"/>
-            <w:u w:val="single"/>
-          </w:rPr>
-          <w:t>8:30–35</w:t>
-        </w:r>
-      </w:hyperlink>
+      <w:r>
+        <w:rPr>
+          <w:lang w:val="es_ES" w:bidi="es_ES"/>
+        </w:rPr>
+        <w:t>8:30–35</w:t>
+      </w:r>
       <w:r>
         <w:rPr>
           <w:lang w:val="es_ES" w:bidi="es_ES"/>
@@ -21643,126 +20077,84 @@
         </w:rPr>
         <w:t>Tanto en forma como en contenido, esta declaración de pacto se asemejaba a un tratado de suzeranía-vasallo del antiguo Cercano Oriente. Comienza con un preámbulo (</w:t>
       </w:r>
-      <w:hyperlink r:id="rId248">
-        <w:r>
-          <w:rPr>
-            <w:lang w:val="es_ES" w:bidi="es_ES"/>
-          </w:rPr>
-          <w:rPr>
-            <w:color w:val="0000EE"/>
-            <w:u w:val="single"/>
-          </w:rPr>
-          <w:t>24:2</w:t>
-        </w:r>
-      </w:hyperlink>
+      <w:r>
+        <w:rPr>
+          <w:lang w:val="es_ES" w:bidi="es_ES"/>
+        </w:rPr>
+        <w:t>24:2</w:t>
+      </w:r>
       <w:r>
         <w:rPr>
           <w:lang w:val="es_ES" w:bidi="es_ES"/>
         </w:rPr>
         <w:t>) y continúa con un prólogo histórico que relata los actos bondadosos del suzerano (Dios) a favor del pueblo (</w:t>
       </w:r>
-      <w:hyperlink r:id="rId249">
-        <w:r>
-          <w:rPr>
-            <w:lang w:val="es_ES" w:bidi="es_ES"/>
-          </w:rPr>
-          <w:rPr>
-            <w:color w:val="0000EE"/>
-            <w:u w:val="single"/>
-          </w:rPr>
-          <w:t>24:3–13</w:t>
-        </w:r>
-      </w:hyperlink>
+      <w:r>
+        <w:rPr>
+          <w:lang w:val="es_ES" w:bidi="es_ES"/>
+        </w:rPr>
+        <w:t>24:3–13</w:t>
+      </w:r>
       <w:r>
         <w:rPr>
           <w:lang w:val="es_ES" w:bidi="es_ES"/>
         </w:rPr>
         <w:t>), seguido de una lista de estipulaciones (</w:t>
       </w:r>
-      <w:hyperlink r:id="rId250">
-        <w:r>
-          <w:rPr>
-            <w:lang w:val="es_ES" w:bidi="es_ES"/>
-          </w:rPr>
-          <w:rPr>
-            <w:color w:val="0000EE"/>
-            <w:u w:val="single"/>
-          </w:rPr>
-          <w:t>24:14–15</w:t>
-        </w:r>
-      </w:hyperlink>
+      <w:r>
+        <w:rPr>
+          <w:lang w:val="es_ES" w:bidi="es_ES"/>
+        </w:rPr>
+        <w:t>24:14–15</w:t>
+      </w:r>
       <w:r>
         <w:rPr>
           <w:lang w:val="es_ES" w:bidi="es_ES"/>
         </w:rPr>
         <w:t>) y de maldiciones y bendiciones (</w:t>
       </w:r>
-      <w:hyperlink r:id="rId251">
-        <w:r>
-          <w:rPr>
-            <w:lang w:val="es_ES" w:bidi="es_ES"/>
-          </w:rPr>
-          <w:rPr>
-            <w:color w:val="0000EE"/>
-            <w:u w:val="single"/>
-          </w:rPr>
-          <w:t>24:19–20</w:t>
-        </w:r>
-      </w:hyperlink>
+      <w:r>
+        <w:rPr>
+          <w:lang w:val="es_ES" w:bidi="es_ES"/>
+        </w:rPr>
+        <w:t>24:19–20</w:t>
+      </w:r>
       <w:r>
         <w:rPr>
           <w:lang w:val="es_ES" w:bidi="es_ES"/>
         </w:rPr>
         <w:t xml:space="preserve">). Luego indica dónde debía depositarse el texto para su lectura y renovación periódica (implícito, </w:t>
       </w:r>
-      <w:hyperlink r:id="rId252">
-        <w:r>
-          <w:rPr>
-            <w:lang w:val="es_ES" w:bidi="es_ES"/>
-          </w:rPr>
-          <w:rPr>
-            <w:color w:val="0000EE"/>
-            <w:u w:val="single"/>
-          </w:rPr>
-          <w:t>24:26</w:t>
-        </w:r>
-      </w:hyperlink>
+      <w:r>
+        <w:rPr>
+          <w:lang w:val="es_ES" w:bidi="es_ES"/>
+        </w:rPr>
+        <w:t>24:26</w:t>
+      </w:r>
       <w:r>
         <w:rPr>
           <w:lang w:val="es_ES" w:bidi="es_ES"/>
         </w:rPr>
         <w:t>) y enumera los testigos del pacto (</w:t>
       </w:r>
-      <w:hyperlink r:id="rId253">
-        <w:r>
-          <w:rPr>
-            <w:lang w:val="es_ES" w:bidi="es_ES"/>
-          </w:rPr>
-          <w:rPr>
-            <w:color w:val="0000EE"/>
-            <w:u w:val="single"/>
-          </w:rPr>
-          <w:t>24:22</w:t>
-        </w:r>
-      </w:hyperlink>
+      <w:r>
+        <w:rPr>
+          <w:lang w:val="es_ES" w:bidi="es_ES"/>
+        </w:rPr>
+        <w:t>24:22</w:t>
+      </w:r>
       <w:r>
         <w:rPr>
           <w:lang w:val="es_ES" w:bidi="es_ES"/>
         </w:rPr>
         <w:t xml:space="preserve">, </w:t>
       </w:r>
-      <w:hyperlink r:id="rId254">
-        <w:r>
-          <w:rPr>
-            <w:lang w:val="es_ES" w:bidi="es_ES"/>
-          </w:rPr>
-          <w:rPr>
-            <w:color w:val="0000EE"/>
-            <w:u w:val="single"/>
-          </w:rPr>
-          <w:t>27</w:t>
-        </w:r>
-      </w:hyperlink>
+      <w:r>
+        <w:rPr>
+          <w:lang w:val="es_ES" w:bidi="es_ES"/>
+        </w:rPr>
+        <w:t>27</w:t>
+      </w:r>
       <w:r>
         <w:rPr>
           <w:lang w:val="es_ES" w:bidi="es_ES"/>
@@ -21829,18 +20221,12 @@
         </w:rPr>
         <w:t xml:space="preserve">"Taré": Ver </w:t>
       </w:r>
-      <w:hyperlink r:id="rId255">
-        <w:r>
-          <w:rPr>
-            <w:lang w:val="es_ES" w:bidi="es_ES"/>
-          </w:rPr>
-          <w:rPr>
-            <w:color w:val="0000EE"/>
-            <w:u w:val="single"/>
-          </w:rPr>
-          <w:t>Gn 11:27–32</w:t>
-        </w:r>
-      </w:hyperlink>
+      <w:r>
+        <w:rPr>
+          <w:lang w:val="es_ES" w:bidi="es_ES"/>
+        </w:rPr>
+        <w:t>Gn 11:27–32</w:t>
+      </w:r>
       <w:r>
         <w:rPr>
           <w:lang w:val="es_ES" w:bidi="es_ES"/>
@@ -21895,36 +20281,24 @@
         </w:rPr>
         <w:t>Abraham vivió en Harán, en Mesopotamia, más allá del Éufrates, con su padre Taré (</w:t>
       </w:r>
-      <w:hyperlink r:id="rId256">
-        <w:r>
-          <w:rPr>
-            <w:lang w:val="es_ES" w:bidi="es_ES"/>
-          </w:rPr>
-          <w:rPr>
-            <w:color w:val="0000EE"/>
-            <w:u w:val="single"/>
-          </w:rPr>
-          <w:t>Gn 11:31–32</w:t>
-        </w:r>
-      </w:hyperlink>
+      <w:r>
+        <w:rPr>
+          <w:lang w:val="es_ES" w:bidi="es_ES"/>
+        </w:rPr>
+        <w:t>Gn 11:31–32</w:t>
+      </w:r>
       <w:r>
         <w:rPr>
           <w:lang w:val="es_ES" w:bidi="es_ES"/>
         </w:rPr>
         <w:t xml:space="preserve">). • "trájelo por toda la tierra de Canaán": Ver </w:t>
       </w:r>
-      <w:hyperlink r:id="rId257">
-        <w:r>
-          <w:rPr>
-            <w:lang w:val="es_ES" w:bidi="es_ES"/>
-          </w:rPr>
-          <w:rPr>
-            <w:color w:val="0000EE"/>
-            <w:u w:val="single"/>
-          </w:rPr>
-          <w:t>Gn 12:1–9</w:t>
-        </w:r>
-      </w:hyperlink>
+      <w:r>
+        <w:rPr>
+          <w:lang w:val="es_ES" w:bidi="es_ES"/>
+        </w:rPr>
+        <w:t>Gn 12:1–9</w:t>
+      </w:r>
       <w:r>
         <w:rPr>
           <w:lang w:val="es_ES" w:bidi="es_ES"/>
@@ -22027,36 +20401,24 @@
         </w:rPr>
         <w:t xml:space="preserve">"a Jacob y a Esaú": Ver </w:t>
       </w:r>
-      <w:hyperlink r:id="rId258">
-        <w:r>
-          <w:rPr>
-            <w:lang w:val="es_ES" w:bidi="es_ES"/>
-          </w:rPr>
-          <w:rPr>
-            <w:color w:val="0000EE"/>
-            <w:u w:val="single"/>
-          </w:rPr>
-          <w:t>Gn 25:19–26</w:t>
-        </w:r>
-      </w:hyperlink>
+      <w:r>
+        <w:rPr>
+          <w:lang w:val="es_ES" w:bidi="es_ES"/>
+        </w:rPr>
+        <w:t>Gn 25:19–26</w:t>
+      </w:r>
       <w:r>
         <w:rPr>
           <w:lang w:val="es_ES" w:bidi="es_ES"/>
         </w:rPr>
         <w:t>. • Las montañas de Seir estaban en el corazón de Edom, la tierra natal de los descendientes de Esaú (</w:t>
       </w:r>
-      <w:hyperlink r:id="rId259">
-        <w:r>
-          <w:rPr>
-            <w:lang w:val="es_ES" w:bidi="es_ES"/>
-          </w:rPr>
-          <w:rPr>
-            <w:color w:val="0000EE"/>
-            <w:u w:val="single"/>
-          </w:rPr>
-          <w:t>Gn 36:8–9</w:t>
-        </w:r>
-      </w:hyperlink>
+      <w:r>
+        <w:rPr>
+          <w:lang w:val="es_ES" w:bidi="es_ES"/>
+        </w:rPr>
+        <w:t>Gn 36:8–9</w:t>
+      </w:r>
       <w:r>
         <w:rPr>
           <w:lang w:val="es_ES" w:bidi="es_ES"/>
@@ -22267,18 +20629,12 @@
         </w:rPr>
         <w:t xml:space="preserve">"tierra de los Amorreos...": Ver </w:t>
       </w:r>
-      <w:hyperlink r:id="rId39">
-        <w:r>
-          <w:rPr>
-            <w:lang w:val="es_ES" w:bidi="es_ES"/>
-          </w:rPr>
-          <w:rPr>
-            <w:color w:val="0000EE"/>
-            <w:u w:val="single"/>
-          </w:rPr>
-          <w:t>Nm 21:21–35</w:t>
-        </w:r>
-      </w:hyperlink>
+      <w:r>
+        <w:rPr>
+          <w:lang w:val="es_ES" w:bidi="es_ES"/>
+        </w:rPr>
+        <w:t>Nm 21:21–35</w:t>
+      </w:r>
       <w:r>
         <w:rPr>
           <w:lang w:val="es_ES" w:bidi="es_ES"/>
@@ -22333,36 +20689,24 @@
         </w:rPr>
         <w:t xml:space="preserve">Ver </w:t>
       </w:r>
-      <w:hyperlink r:id="rId163">
-        <w:r>
-          <w:rPr>
-            <w:lang w:val="es_ES" w:bidi="es_ES"/>
-          </w:rPr>
-          <w:rPr>
-            <w:color w:val="0000EE"/>
-            <w:u w:val="single"/>
-          </w:rPr>
-          <w:t>Nm 22–25</w:t>
-        </w:r>
-      </w:hyperlink>
+      <w:r>
+        <w:rPr>
+          <w:lang w:val="es_ES" w:bidi="es_ES"/>
+        </w:rPr>
+        <w:t>Nm 22–25</w:t>
+      </w:r>
       <w:r>
         <w:rPr>
           <w:lang w:val="es_ES" w:bidi="es_ES"/>
         </w:rPr>
         <w:t xml:space="preserve">; </w:t>
       </w:r>
-      <w:hyperlink r:id="rId260">
-        <w:r>
-          <w:rPr>
-            <w:lang w:val="es_ES" w:bidi="es_ES"/>
-          </w:rPr>
-          <w:rPr>
-            <w:color w:val="0000EE"/>
-            <w:u w:val="single"/>
-          </w:rPr>
-          <w:t>31:1–54</w:t>
-        </w:r>
-      </w:hyperlink>
+      <w:r>
+        <w:rPr>
+          <w:lang w:val="es_ES" w:bidi="es_ES"/>
+        </w:rPr>
+        <w:t>31:1–54</w:t>
+      </w:r>
       <w:r>
         <w:rPr>
           <w:lang w:val="es_ES" w:bidi="es_ES"/>
@@ -23270,18 +21614,12 @@
         </w:rPr>
         <w:t xml:space="preserve">"Timnat-será": Ver </w:t>
       </w:r>
-      <w:hyperlink r:id="rId167">
-        <w:r>
-          <w:rPr>
-            <w:lang w:val="es_ES" w:bidi="es_ES"/>
-          </w:rPr>
-          <w:rPr>
-            <w:color w:val="0000EE"/>
-            <w:u w:val="single"/>
-          </w:rPr>
-          <w:t>19:49–51</w:t>
-        </w:r>
-      </w:hyperlink>
+      <w:r>
+        <w:rPr>
+          <w:lang w:val="es_ES" w:bidi="es_ES"/>
+        </w:rPr>
+        <w:t>19:49–51</w:t>
+      </w:r>
       <w:r>
         <w:rPr>
           <w:lang w:val="es_ES" w:bidi="es_ES"/>
@@ -23384,36 +21722,24 @@
         </w:rPr>
         <w:t>Israel había llevado los huesos de José fuera de Egipto a lo largo de los años de sus viajes hacia Canaán para honrar la última petición de este de ser enterrado en la tierra que Dios había prometido a Israel (</w:t>
       </w:r>
-      <w:hyperlink r:id="rId261">
-        <w:r>
-          <w:rPr>
-            <w:lang w:val="es_ES" w:bidi="es_ES"/>
-          </w:rPr>
-          <w:rPr>
-            <w:color w:val="0000EE"/>
-            <w:u w:val="single"/>
-          </w:rPr>
-          <w:t>Gn 50:25</w:t>
-        </w:r>
-      </w:hyperlink>
+      <w:r>
+        <w:rPr>
+          <w:lang w:val="es_ES" w:bidi="es_ES"/>
+        </w:rPr>
+        <w:t>Gn 50:25</w:t>
+      </w:r>
       <w:r>
         <w:rPr>
           <w:lang w:val="es_ES" w:bidi="es_ES"/>
         </w:rPr>
         <w:t xml:space="preserve">; </w:t>
       </w:r>
-      <w:hyperlink r:id="rId262">
-        <w:r>
-          <w:rPr>
-            <w:lang w:val="es_ES" w:bidi="es_ES"/>
-          </w:rPr>
-          <w:rPr>
-            <w:color w:val="0000EE"/>
-            <w:u w:val="single"/>
-          </w:rPr>
-          <w:t>Ex 13:19</w:t>
-        </w:r>
-      </w:hyperlink>
+      <w:r>
+        <w:rPr>
+          <w:lang w:val="es_ES" w:bidi="es_ES"/>
+        </w:rPr>
+        <w:t>Ex 13:19</w:t>
+      </w:r>
       <w:r>
         <w:rPr>
           <w:lang w:val="es_ES" w:bidi="es_ES"/>
